--- a/static/wp-content/uploads/documents/safekit-technical-overview-fr.docx
+++ b/static/wp-content/uploads/documents/safekit-technical-overview-fr.docx
@@ -64,6 +64,7 @@
                                 <w:lang w:val="fr-FR"/>
                               </w:rPr>
                             </w:pPr>
+                            <w:proofErr w:type="spellStart"/>
                             <w:r>
                               <w:rPr>
                                 <w:sz w:val="40"/>
@@ -71,13 +72,23 @@
                               </w:rPr>
                               <w:t>Eviden</w:t>
                             </w:r>
+                            <w:proofErr w:type="spellEnd"/>
                             <w:r>
                               <w:rPr>
                                 <w:sz w:val="40"/>
                                 <w:szCs w:val="40"/>
                               </w:rPr>
-                              <w:t xml:space="preserve"> SafeKit</w:t>
+                              <w:t xml:space="preserve"> </w:t>
                             </w:r>
+                            <w:proofErr w:type="spellStart"/>
+                            <w:r>
+                              <w:rPr>
+                                <w:sz w:val="40"/>
+                                <w:szCs w:val="40"/>
+                              </w:rPr>
+                              <w:t>SafeKit</w:t>
+                            </w:r>
+                            <w:proofErr w:type="spellEnd"/>
                           </w:p>
                         </w:txbxContent>
                       </wps:txbx>
@@ -235,7 +246,16 @@
         <w:t>EVD/BR/</w:t>
       </w:r>
       <w:r>
-        <w:t>190226</w:t>
+        <w:rPr>
+          <w:lang w:val="fr-FR"/>
+        </w:rPr>
+        <w:t>0210</w:t>
+      </w:r>
+      <w:r>
+        <w:rPr>
+          <w:lang w:val="fr-FR"/>
+        </w:rPr>
+        <w:t>26</w:t>
       </w:r>
       <w:r>
         <w:rPr>
@@ -3526,7 +3546,21 @@
         <w:rPr>
           <w:lang w:val="fr-FR"/>
         </w:rPr>
-        <w:t>Clusters SafeKit dans le cloud</w:t>
+        <w:t xml:space="preserve">Clusters </w:t>
+      </w:r>
+      <w:proofErr w:type="spellStart"/>
+      <w:r>
+        <w:rPr>
+          <w:lang w:val="fr-FR"/>
+        </w:rPr>
+        <w:t>SafeKit</w:t>
+      </w:r>
+      <w:proofErr w:type="spellEnd"/>
+      <w:r>
+        <w:rPr>
+          <w:lang w:val="fr-FR"/>
+        </w:rPr>
+        <w:t xml:space="preserve"> dans le cloud</w:t>
       </w:r>
       <w:r>
         <w:rPr>
@@ -3597,28 +3631,43 @@
         <w:t>Introduction à</w:t>
       </w:r>
       <w:r>
-        <w:t xml:space="preserve"> SafeKit</w:t>
+        <w:t xml:space="preserve"> </w:t>
+      </w:r>
+      <w:proofErr w:type="spellStart"/>
+      <w:r>
+        <w:t>SafeKit</w:t>
       </w:r>
       <w:bookmarkEnd w:id="20"/>
-    </w:p>
-    <w:p>
-      <w:pPr>
-        <w:rPr>
-          <w:lang w:val="fr-FR"/>
-        </w:rPr>
-      </w:pPr>
-      <w:r>
-        <w:rPr>
-          <w:lang w:val="fr-FR"/>
-        </w:rPr>
-        <w:t xml:space="preserve">SafeKit, développé par </w:t>
-      </w:r>
+      <w:proofErr w:type="spellEnd"/>
+    </w:p>
+    <w:p>
+      <w:pPr>
+        <w:rPr>
+          <w:lang w:val="fr-FR"/>
+        </w:rPr>
+      </w:pPr>
+      <w:proofErr w:type="spellStart"/>
+      <w:r>
+        <w:rPr>
+          <w:lang w:val="fr-FR"/>
+        </w:rPr>
+        <w:t>SafeKit</w:t>
+      </w:r>
+      <w:proofErr w:type="spellEnd"/>
+      <w:r>
+        <w:rPr>
+          <w:lang w:val="fr-FR"/>
+        </w:rPr>
+        <w:t xml:space="preserve">, développé par </w:t>
+      </w:r>
+      <w:proofErr w:type="spellStart"/>
       <w:r>
         <w:rPr>
           <w:lang w:val="fr-FR"/>
         </w:rPr>
         <w:t>Eviden</w:t>
       </w:r>
+      <w:proofErr w:type="spellEnd"/>
       <w:r>
         <w:rPr>
           <w:lang w:val="fr-FR"/>
@@ -4069,6 +4118,7 @@
         </w:rPr>
         <w:t xml:space="preserve">onteneur ou </w:t>
       </w:r>
+      <w:proofErr w:type="spellStart"/>
       <w:r>
         <w:rPr>
           <w:lang w:val="fr-FR"/>
@@ -4079,20 +4129,49 @@
         <w:rPr>
           <w:lang w:val="fr-FR"/>
         </w:rPr>
-        <w:t>od : Haute disponibilité sans scripts de redémarrage par application.</w:t>
-      </w:r>
-    </w:p>
-    <w:p>
-      <w:pPr>
-        <w:rPr>
-          <w:lang w:val="fr-FR"/>
-        </w:rPr>
-      </w:pPr>
-      <w:r>
-        <w:rPr>
-          <w:lang w:val="fr-FR"/>
-        </w:rPr>
-        <w:t>SafeKit est idéal pour les éditeurs de logiciels, les revendeurs et les distributeurs souhaitant améliorer leurs produits avec des fonctionnalités de haute disponibilité. Il offre également une opportunité OEM pour les partenaires d’intégrer SafeKit dans leurs propres applications.</w:t>
+        <w:t>od</w:t>
+      </w:r>
+      <w:proofErr w:type="spellEnd"/>
+      <w:r>
+        <w:rPr>
+          <w:lang w:val="fr-FR"/>
+        </w:rPr>
+        <w:t xml:space="preserve"> : Haute disponibilité sans scripts de redémarrage par application.</w:t>
+      </w:r>
+    </w:p>
+    <w:p>
+      <w:pPr>
+        <w:rPr>
+          <w:lang w:val="fr-FR"/>
+        </w:rPr>
+      </w:pPr>
+      <w:proofErr w:type="spellStart"/>
+      <w:r>
+        <w:rPr>
+          <w:lang w:val="fr-FR"/>
+        </w:rPr>
+        <w:t>SafeKit</w:t>
+      </w:r>
+      <w:proofErr w:type="spellEnd"/>
+      <w:r>
+        <w:rPr>
+          <w:lang w:val="fr-FR"/>
+        </w:rPr>
+        <w:t xml:space="preserve"> est idéal pour les éditeurs de logiciels, les revendeurs et les distributeurs souhaitant améliorer leurs produits avec des fonctionnalités de haute disponibilité. Il offre également une opportunité OEM pour les partenaires d’intégrer </w:t>
+      </w:r>
+      <w:proofErr w:type="spellStart"/>
+      <w:r>
+        <w:rPr>
+          <w:lang w:val="fr-FR"/>
+        </w:rPr>
+        <w:t>SafeKit</w:t>
+      </w:r>
+      <w:proofErr w:type="spellEnd"/>
+      <w:r>
+        <w:rPr>
+          <w:lang w:val="fr-FR"/>
+        </w:rPr>
+        <w:t xml:space="preserve"> dans leurs propres applications.</w:t>
       </w:r>
     </w:p>
     <w:p>
@@ -4104,9 +4183,14 @@
         <w:t>S</w:t>
       </w:r>
       <w:r>
-        <w:t>olutions SafeKit</w:t>
+        <w:t xml:space="preserve">olutions </w:t>
+      </w:r>
+      <w:proofErr w:type="spellStart"/>
+      <w:r>
+        <w:t>SafeKit</w:t>
       </w:r>
       <w:bookmarkEnd w:id="21"/>
+      <w:proofErr w:type="spellEnd"/>
     </w:p>
     <w:p>
       <w:pPr>
@@ -4128,8 +4212,17 @@
             <w:rStyle w:val="Lienhypertexte"/>
             <w:lang w:val="fr-FR"/>
           </w:rPr>
-          <w:t>Cliquez ici pour une liste des solutions SafeKit</w:t>
-        </w:r>
+          <w:t xml:space="preserve">Cliquez ici pour une liste des solutions </w:t>
+        </w:r>
+        <w:proofErr w:type="spellStart"/>
+        <w:r>
+          <w:rPr>
+            <w:rStyle w:val="Lienhypertexte"/>
+            <w:lang w:val="fr-FR"/>
+          </w:rPr>
+          <w:t>SafeKit</w:t>
+        </w:r>
+        <w:proofErr w:type="spellEnd"/>
       </w:hyperlink>
       <w:r>
         <w:rPr>
@@ -4542,14 +4635,56 @@
         <w:rPr>
           <w:lang w:val="fr-FR"/>
         </w:rPr>
-        <w:t xml:space="preserve"> : Les applications exécutées dans des conteneurs ou des pods n’ont pas besoin non plus de scripts de redémarrage dédiés. SafeKit fournit des redémarrages génériques </w:t>
+        <w:t xml:space="preserve"> : Les applications exécutées dans des conteneurs ou des </w:t>
+      </w:r>
+      <w:proofErr w:type="spellStart"/>
+      <w:r>
+        <w:rPr>
+          <w:lang w:val="fr-FR"/>
+        </w:rPr>
+        <w:t>pods</w:t>
+      </w:r>
+      <w:proofErr w:type="spellEnd"/>
+      <w:r>
+        <w:rPr>
+          <w:lang w:val="fr-FR"/>
+        </w:rPr>
+        <w:t xml:space="preserve"> n’ont pas besoin non plus de scripts de redémarrage dédiés. </w:t>
+      </w:r>
+      <w:proofErr w:type="spellStart"/>
+      <w:r>
+        <w:rPr>
+          <w:lang w:val="fr-FR"/>
+        </w:rPr>
+        <w:t>SafeKit</w:t>
+      </w:r>
+      <w:proofErr w:type="spellEnd"/>
+      <w:r>
+        <w:rPr>
+          <w:lang w:val="fr-FR"/>
+        </w:rPr>
+        <w:t xml:space="preserve"> fournit des redémarrages génériques </w:t>
       </w:r>
       <w:r>
         <w:rPr>
           <w:lang w:val="fr-FR"/>
         </w:rPr>
         <w:lastRenderedPageBreak/>
-        <w:t>et une réplication en temps réel des données persistentes pour ces environnements</w:t>
+        <w:t xml:space="preserve">et une réplication en temps réel des données </w:t>
+      </w:r>
+      <w:proofErr w:type="spellStart"/>
+      <w:r>
+        <w:rPr>
+          <w:lang w:val="fr-FR"/>
+        </w:rPr>
+        <w:t>persistentes</w:t>
+      </w:r>
+      <w:proofErr w:type="spellEnd"/>
+      <w:r>
+        <w:rPr>
+          <w:lang w:val="fr-FR"/>
+        </w:rPr>
+        <w:t xml:space="preserve"> pour ces environnements</w:t>
       </w:r>
       <w:r>
         <w:rPr>
@@ -4570,73 +4705,66 @@
             <w:rStyle w:val="Lienhypertexte"/>
             <w:lang w:val="fr-FR"/>
           </w:rPr>
-          <w:t xml:space="preserve"> liste des solutions SafeKit</w:t>
-        </w:r>
-      </w:hyperlink>
-      <w:r>
-        <w:rPr>
-          <w:rStyle w:val="Lienhypertexte"/>
-          <w:lang w:val="fr-FR"/>
-        </w:rPr>
-        <w:t>)</w:t>
-      </w:r>
-      <w:r>
-        <w:rPr>
-          <w:lang w:val="fr-FR"/>
-        </w:rPr>
-        <w:t>.</w:t>
-      </w:r>
-    </w:p>
-    <w:p>
-      <w:pPr>
-        <w:pStyle w:val="Titre3"/>
-      </w:pPr>
-      <w:bookmarkStart w:id="23" w:name="_Toc192090416"/>
-      <w:r>
-        <w:t>Architectures SafeKit</w:t>
-      </w:r>
-      <w:bookmarkEnd w:id="23"/>
-    </w:p>
-    <w:p>
-      <w:pPr>
-        <w:rPr>
-          <w:lang w:val="fr-FR"/>
-        </w:rPr>
-      </w:pPr>
-      <w:r>
-        <w:rPr>
-          <w:lang w:val="fr-FR"/>
-        </w:rPr>
-        <w:t xml:space="preserve">SafeKit propose deux clusters de haute disponibilité de base pour Windows et Linux : </w:t>
-      </w:r>
-    </w:p>
-    <w:p>
-      <w:pPr>
-        <w:pStyle w:val="PuceCircle"/>
-        <w:rPr>
-          <w:lang w:val="fr-FR"/>
-        </w:rPr>
-      </w:pPr>
-      <w:r>
-        <w:rPr>
-          <w:lang w:val="fr-FR"/>
-        </w:rPr>
-        <w:t xml:space="preserve">le </w:t>
-      </w:r>
-      <w:hyperlink w:anchor="_The_SafeKit_Mirror" w:history="1">
+          <w:t xml:space="preserve"> liste des solutions </w:t>
+        </w:r>
+        <w:proofErr w:type="spellStart"/>
         <w:r>
           <w:rPr>
             <w:rStyle w:val="Lienhypertexte"/>
             <w:lang w:val="fr-FR"/>
           </w:rPr>
-          <w:t>cluster miroir</w:t>
-        </w:r>
+          <w:t>SafeKit</w:t>
+        </w:r>
+        <w:proofErr w:type="spellEnd"/>
       </w:hyperlink>
       <w:r>
         <w:rPr>
-          <w:lang w:val="fr-FR"/>
-        </w:rPr>
-        <w:t>, avec réplication de fichiers en temps réel et basculement, construit en déployant un module miroir sur 2 serveurs,</w:t>
+          <w:rStyle w:val="Lienhypertexte"/>
+          <w:lang w:val="fr-FR"/>
+        </w:rPr>
+        <w:t>)</w:t>
+      </w:r>
+      <w:r>
+        <w:rPr>
+          <w:lang w:val="fr-FR"/>
+        </w:rPr>
+        <w:t>.</w:t>
+      </w:r>
+    </w:p>
+    <w:p>
+      <w:pPr>
+        <w:pStyle w:val="Titre3"/>
+      </w:pPr>
+      <w:bookmarkStart w:id="23" w:name="_Toc192090416"/>
+      <w:r>
+        <w:t xml:space="preserve">Architectures </w:t>
+      </w:r>
+      <w:proofErr w:type="spellStart"/>
+      <w:r>
+        <w:t>SafeKit</w:t>
+      </w:r>
+      <w:bookmarkEnd w:id="23"/>
+      <w:proofErr w:type="spellEnd"/>
+    </w:p>
+    <w:p>
+      <w:pPr>
+        <w:rPr>
+          <w:lang w:val="fr-FR"/>
+        </w:rPr>
+      </w:pPr>
+      <w:proofErr w:type="spellStart"/>
+      <w:r>
+        <w:rPr>
+          <w:lang w:val="fr-FR"/>
+        </w:rPr>
+        <w:t>SafeKit</w:t>
+      </w:r>
+      <w:proofErr w:type="spellEnd"/>
+      <w:r>
+        <w:rPr>
+          <w:lang w:val="fr-FR"/>
+        </w:rPr>
+        <w:t xml:space="preserve"> propose deux clusters de haute disponibilité de base pour Windows et Linux : </w:t>
       </w:r>
     </w:p>
     <w:p>
@@ -4650,83 +4778,83 @@
         <w:rPr>
           <w:lang w:val="fr-FR"/>
         </w:rPr>
-        <w:t xml:space="preserve">Le </w:t>
-      </w:r>
-      <w:hyperlink w:anchor="_The_SafeKit_Farm" w:history="1">
+        <w:t xml:space="preserve">le </w:t>
+      </w:r>
+      <w:hyperlink w:anchor="_The_SafeKit_Mirror" w:history="1">
         <w:r>
           <w:rPr>
             <w:rStyle w:val="Lienhypertexte"/>
             <w:lang w:val="fr-FR"/>
           </w:rPr>
-          <w:t xml:space="preserve">cluster </w:t>
-        </w:r>
+          <w:t>cluster miroir</w:t>
+        </w:r>
+      </w:hyperlink>
+      <w:r>
+        <w:rPr>
+          <w:lang w:val="fr-FR"/>
+        </w:rPr>
+        <w:t>, avec réplication de fichiers en temps réel et basculement, construit en déployant un module miroir sur 2 serveurs,</w:t>
+      </w:r>
+    </w:p>
+    <w:p>
+      <w:pPr>
+        <w:pStyle w:val="PuceCircle"/>
+        <w:rPr>
+          <w:lang w:val="fr-FR"/>
+        </w:rPr>
+      </w:pPr>
+      <w:r>
+        <w:rPr>
+          <w:lang w:val="fr-FR"/>
+        </w:rPr>
+        <w:t xml:space="preserve">Le </w:t>
+      </w:r>
+      <w:hyperlink w:anchor="_The_SafeKit_Farm" w:history="1">
         <w:r>
           <w:rPr>
             <w:rStyle w:val="Lienhypertexte"/>
             <w:lang w:val="fr-FR"/>
           </w:rPr>
-          <w:t>ferme</w:t>
-        </w:r>
-      </w:hyperlink>
-      <w:r>
-        <w:rPr>
-          <w:lang w:val="fr-FR"/>
-        </w:rPr>
-        <w:t xml:space="preserve">, avec équilibrage de charge réseau et basculement, construit en déployant un module </w:t>
-      </w:r>
-      <w:r>
-        <w:rPr>
-          <w:lang w:val="fr-FR"/>
-        </w:rPr>
-        <w:t>ferme</w:t>
-      </w:r>
-      <w:r>
-        <w:rPr>
-          <w:lang w:val="fr-FR"/>
-        </w:rPr>
-        <w:t xml:space="preserve"> sur 2 serveurs ou plus.</w:t>
-      </w:r>
-    </w:p>
-    <w:p>
-      <w:pPr>
-        <w:rPr>
-          <w:lang w:val="fr-FR"/>
-        </w:rPr>
-      </w:pPr>
-      <w:r>
-        <w:rPr>
-          <w:lang w:val="fr-FR"/>
-        </w:rPr>
-        <w:t xml:space="preserve">Plusieurs modules peuvent être déployés sur un même cluster. Ainsi, des architectures de clustering avancées peuvent être mises en œuvre : </w:t>
-      </w:r>
-    </w:p>
-    <w:p>
-      <w:pPr>
-        <w:pStyle w:val="PuceCircle"/>
-        <w:rPr>
-          <w:lang w:val="fr-FR"/>
-        </w:rPr>
-      </w:pPr>
-      <w:r>
-        <w:rPr>
-          <w:lang w:val="fr-FR"/>
-        </w:rPr>
-        <w:t xml:space="preserve">le </w:t>
-      </w:r>
-      <w:hyperlink w:anchor="_Le_cluster_ferme+miroir_1" w:history="1">
+          <w:t xml:space="preserve">cluster </w:t>
+        </w:r>
         <w:r>
           <w:rPr>
             <w:rStyle w:val="Lienhypertexte"/>
             <w:lang w:val="fr-FR"/>
           </w:rPr>
-          <w:t>cluster ferme+miroir</w:t>
+          <w:t>ferme</w:t>
         </w:r>
       </w:hyperlink>
       <w:r>
         <w:rPr>
           <w:lang w:val="fr-FR"/>
         </w:rPr>
-        <w:t xml:space="preserve"> construit en déployant un module ferme et un module miroir sur le même cluster,</w:t>
+        <w:t xml:space="preserve">, avec équilibrage de charge réseau et basculement, construit en déployant un module </w:t>
+      </w:r>
+      <w:r>
+        <w:rPr>
+          <w:lang w:val="fr-FR"/>
+        </w:rPr>
+        <w:t>ferme</w:t>
+      </w:r>
+      <w:r>
+        <w:rPr>
+          <w:lang w:val="fr-FR"/>
+        </w:rPr>
+        <w:t xml:space="preserve"> sur 2 serveurs ou plus.</w:t>
+      </w:r>
+    </w:p>
+    <w:p>
+      <w:pPr>
+        <w:rPr>
+          <w:lang w:val="fr-FR"/>
+        </w:rPr>
+      </w:pPr>
+      <w:r>
+        <w:rPr>
+          <w:lang w:val="fr-FR"/>
+        </w:rPr>
+        <w:t xml:space="preserve">Plusieurs modules peuvent être déployés sur un même cluster. Ainsi, des architectures de clustering avancées peuvent être mises en œuvre : </w:t>
       </w:r>
     </w:p>
     <w:p>
@@ -4742,41 +4870,79 @@
         </w:rPr>
         <w:t xml:space="preserve">le </w:t>
       </w:r>
-      <w:hyperlink w:anchor="_The_SafeKit_Active/Active" w:history="1">
+      <w:hyperlink w:anchor="_Le_cluster_ferme+miroir_1" w:history="1">
         <w:r>
           <w:rPr>
             <w:rStyle w:val="Lienhypertexte"/>
             <w:lang w:val="fr-FR"/>
           </w:rPr>
-          <w:t>cluster actif/actif</w:t>
-        </w:r>
-      </w:hyperlink>
-      <w:r>
-        <w:rPr>
-          <w:lang w:val="fr-FR"/>
-        </w:rPr>
-        <w:t xml:space="preserve"> construit en déployant plusieurs modules miroirs sur 2 serveurs,</w:t>
-      </w:r>
-    </w:p>
-    <w:p>
-      <w:pPr>
-        <w:pStyle w:val="PuceCircle"/>
-        <w:rPr>
-          <w:lang w:val="fr-FR"/>
-        </w:rPr>
-      </w:pPr>
-      <w:r>
-        <w:rPr>
-          <w:lang w:val="fr-FR"/>
-        </w:rPr>
-        <w:t xml:space="preserve">le </w:t>
-      </w:r>
-      <w:hyperlink w:anchor="_The_SafeKit_N-1" w:history="1">
+          <w:t xml:space="preserve">cluster </w:t>
+        </w:r>
+        <w:proofErr w:type="spellStart"/>
         <w:r>
           <w:rPr>
             <w:rStyle w:val="Lienhypertexte"/>
             <w:lang w:val="fr-FR"/>
           </w:rPr>
+          <w:t>ferme+miroir</w:t>
+        </w:r>
+        <w:proofErr w:type="spellEnd"/>
+      </w:hyperlink>
+      <w:r>
+        <w:rPr>
+          <w:lang w:val="fr-FR"/>
+        </w:rPr>
+        <w:t xml:space="preserve"> construit en déployant un module ferme et un module miroir sur le même cluster,</w:t>
+      </w:r>
+    </w:p>
+    <w:p>
+      <w:pPr>
+        <w:pStyle w:val="PuceCircle"/>
+        <w:rPr>
+          <w:lang w:val="fr-FR"/>
+        </w:rPr>
+      </w:pPr>
+      <w:r>
+        <w:rPr>
+          <w:lang w:val="fr-FR"/>
+        </w:rPr>
+        <w:t xml:space="preserve">le </w:t>
+      </w:r>
+      <w:hyperlink w:anchor="_The_SafeKit_Active/Active" w:history="1">
+        <w:r>
+          <w:rPr>
+            <w:rStyle w:val="Lienhypertexte"/>
+            <w:lang w:val="fr-FR"/>
+          </w:rPr>
+          <w:t>cluster actif/actif</w:t>
+        </w:r>
+      </w:hyperlink>
+      <w:r>
+        <w:rPr>
+          <w:lang w:val="fr-FR"/>
+        </w:rPr>
+        <w:t xml:space="preserve"> construit en déployant plusieurs modules miroirs sur 2 serveurs,</w:t>
+      </w:r>
+    </w:p>
+    <w:p>
+      <w:pPr>
+        <w:pStyle w:val="PuceCircle"/>
+        <w:rPr>
+          <w:lang w:val="fr-FR"/>
+        </w:rPr>
+      </w:pPr>
+      <w:r>
+        <w:rPr>
+          <w:lang w:val="fr-FR"/>
+        </w:rPr>
+        <w:t xml:space="preserve">le </w:t>
+      </w:r>
+      <w:hyperlink w:anchor="_The_SafeKit_N-1" w:history="1">
+        <w:r>
+          <w:rPr>
+            <w:rStyle w:val="Lienhypertexte"/>
+            <w:lang w:val="fr-FR"/>
+          </w:rPr>
           <w:t>cluster N-1</w:t>
         </w:r>
       </w:hyperlink>
@@ -4833,8 +4999,16 @@
         <w:rPr>
           <w:lang w:val="fr-FR" w:eastAsia="en-US"/>
         </w:rPr>
-        <w:t>Des clusters spécifiques sont également intéressants à prendre en compte avec SafeKit</w:t>
-      </w:r>
+        <w:t xml:space="preserve">Des clusters spécifiques sont également intéressants à prendre en compte avec </w:t>
+      </w:r>
+      <w:proofErr w:type="spellStart"/>
+      <w:r>
+        <w:rPr>
+          <w:lang w:val="fr-FR" w:eastAsia="en-US"/>
+        </w:rPr>
+        <w:t>SafeKit</w:t>
+      </w:r>
+      <w:proofErr w:type="spellEnd"/>
       <w:r>
         <w:rPr>
           <w:lang w:val="fr-FR"/>
@@ -4933,8 +5107,17 @@
       <w:bookmarkStart w:id="29" w:name="_Toc291390468"/>
       <w:bookmarkStart w:id="30" w:name="_Toc179974178"/>
       <w:bookmarkStart w:id="31" w:name="_Toc192090417"/>
-      <w:r>
-        <w:t>Définition du cluster SafeKit</w:t>
+      <w:proofErr w:type="spellStart"/>
+      <w:r>
+        <w:t>Définition</w:t>
+      </w:r>
+      <w:proofErr w:type="spellEnd"/>
+      <w:r>
+        <w:t xml:space="preserve"> du cluster </w:t>
+      </w:r>
+      <w:proofErr w:type="spellStart"/>
+      <w:r>
+        <w:t>SafeKit</w:t>
       </w:r>
       <w:bookmarkEnd w:id="24"/>
       <w:bookmarkEnd w:id="25"/>
@@ -4944,59 +5127,139 @@
       <w:bookmarkEnd w:id="29"/>
       <w:bookmarkEnd w:id="30"/>
       <w:bookmarkEnd w:id="31"/>
-    </w:p>
-    <w:p>
-      <w:pPr>
-        <w:rPr>
-          <w:lang w:val="fr-FR"/>
-        </w:rPr>
-      </w:pPr>
-      <w:r>
-        <w:rPr>
-          <w:lang w:val="fr-FR"/>
-        </w:rPr>
-        <w:t xml:space="preserve">Un cluster SafeKit est un ensemble de serveurs sur lesquels SafeKit est installé et en cours d'exécution. </w:t>
-      </w:r>
-    </w:p>
-    <w:p>
-      <w:pPr>
-        <w:rPr>
-          <w:lang w:val="fr-FR"/>
-        </w:rPr>
-      </w:pPr>
-      <w:r>
-        <w:rPr>
-          <w:lang w:val="fr-FR"/>
-        </w:rPr>
-        <w:t xml:space="preserve">Tous les serveurs d'un cluster SafeKit donné partagent la même configuration de cluster, qui inclut la liste des serveurs et des réseaux utilisés. Ces serveurs communiquent entre eux pour maintenir une vue globale des configurations des </w:t>
-      </w:r>
-      <w:hyperlink w:anchor="_SafeKit_module_definition" w:history="1">
+      <w:proofErr w:type="spellEnd"/>
+    </w:p>
+    <w:p>
+      <w:pPr>
+        <w:rPr>
+          <w:lang w:val="fr-FR"/>
+        </w:rPr>
+      </w:pPr>
+      <w:r>
+        <w:rPr>
+          <w:lang w:val="fr-FR"/>
+        </w:rPr>
+        <w:t xml:space="preserve">Un cluster </w:t>
+      </w:r>
+      <w:proofErr w:type="spellStart"/>
+      <w:r>
+        <w:rPr>
+          <w:lang w:val="fr-FR"/>
+        </w:rPr>
+        <w:t>SafeKit</w:t>
+      </w:r>
+      <w:proofErr w:type="spellEnd"/>
+      <w:r>
+        <w:rPr>
+          <w:lang w:val="fr-FR"/>
+        </w:rPr>
+        <w:t xml:space="preserve"> est un ensemble de serveurs sur lesquels </w:t>
+      </w:r>
+      <w:proofErr w:type="spellStart"/>
+      <w:r>
+        <w:rPr>
+          <w:lang w:val="fr-FR"/>
+        </w:rPr>
+        <w:t>SafeKit</w:t>
+      </w:r>
+      <w:proofErr w:type="spellEnd"/>
+      <w:r>
+        <w:rPr>
+          <w:lang w:val="fr-FR"/>
+        </w:rPr>
+        <w:t xml:space="preserve"> est installé et en cours d'exécution. </w:t>
+      </w:r>
+    </w:p>
+    <w:p>
+      <w:pPr>
+        <w:rPr>
+          <w:lang w:val="fr-FR"/>
+        </w:rPr>
+      </w:pPr>
+      <w:r>
+        <w:rPr>
+          <w:lang w:val="fr-FR"/>
+        </w:rPr>
+        <w:t xml:space="preserve">Tous les serveurs d'un cluster </w:t>
+      </w:r>
+      <w:proofErr w:type="spellStart"/>
+      <w:r>
+        <w:rPr>
+          <w:lang w:val="fr-FR"/>
+        </w:rPr>
+        <w:t>SafeKit</w:t>
+      </w:r>
+      <w:proofErr w:type="spellEnd"/>
+      <w:r>
+        <w:rPr>
+          <w:lang w:val="fr-FR"/>
+        </w:rPr>
+        <w:t xml:space="preserve"> donné partagent la même configuration de cluster, qui inclut la liste des serveurs et des réseaux utilisés. Ces serveurs communiquent entre eux pour maintenir une vue globale des configurations des </w:t>
+      </w:r>
+      <w:hyperlink r:id="rId20" w:history="1">
         <w:r>
           <w:rPr>
             <w:rStyle w:val="Lienhypertexte"/>
             <w:lang w:val="fr-FR"/>
           </w:rPr>
-          <w:t>modules SafeKit</w:t>
-        </w:r>
+          <w:t xml:space="preserve">modules </w:t>
+        </w:r>
+        <w:proofErr w:type="spellStart"/>
+        <w:r>
+          <w:rPr>
+            <w:rStyle w:val="Lienhypertexte"/>
+            <w:lang w:val="fr-FR"/>
+          </w:rPr>
+          <w:t>SafeKit</w:t>
+        </w:r>
+        <w:proofErr w:type="spellEnd"/>
       </w:hyperlink>
       <w:r>
         <w:rPr>
           <w:lang w:val="fr-FR"/>
         </w:rPr>
-        <w:t xml:space="preserve">. Un serveur ne peut pas appartenir à plusieurs clusters SafeKit simultanément. </w:t>
-      </w:r>
-    </w:p>
-    <w:p>
-      <w:pPr>
-        <w:rPr>
-          <w:lang w:val="fr-FR"/>
-        </w:rPr>
-      </w:pPr>
-      <w:r>
-        <w:rPr>
-          <w:lang w:val="fr-FR"/>
-        </w:rPr>
-        <w:t xml:space="preserve">La configuration du cluster est une condition préalable à l'installation et à la configuration des modules SafeKit. Cela peut être fait à l'aide de la console Web </w:t>
+        <w:t xml:space="preserve">. Un serveur ne peut pas appartenir à plusieurs clusters </w:t>
+      </w:r>
+      <w:proofErr w:type="spellStart"/>
+      <w:r>
+        <w:rPr>
+          <w:lang w:val="fr-FR"/>
+        </w:rPr>
+        <w:t>SafeKit</w:t>
+      </w:r>
+      <w:proofErr w:type="spellEnd"/>
+      <w:r>
+        <w:rPr>
+          <w:lang w:val="fr-FR"/>
+        </w:rPr>
+        <w:t xml:space="preserve"> simultanément. </w:t>
+      </w:r>
+    </w:p>
+    <w:p>
+      <w:pPr>
+        <w:rPr>
+          <w:lang w:val="fr-FR"/>
+        </w:rPr>
+      </w:pPr>
+      <w:r>
+        <w:rPr>
+          <w:lang w:val="fr-FR"/>
+        </w:rPr>
+        <w:t xml:space="preserve">La configuration du cluster est une condition préalable à l'installation et à la configuration des modules </w:t>
+      </w:r>
+      <w:proofErr w:type="spellStart"/>
+      <w:r>
+        <w:rPr>
+          <w:lang w:val="fr-FR"/>
+        </w:rPr>
+        <w:t>SafeKit</w:t>
+      </w:r>
+      <w:proofErr w:type="spellEnd"/>
+      <w:r>
+        <w:rPr>
+          <w:lang w:val="fr-FR"/>
+        </w:rPr>
+        <w:t xml:space="preserve">. Cela peut être fait à l'aide de la console Web </w:t>
       </w:r>
       <w:r>
         <w:rPr>
@@ -5004,11 +5267,19 @@
         </w:rPr>
         <w:t xml:space="preserve">de </w:t>
       </w:r>
-      <w:r>
-        <w:rPr>
-          <w:lang w:val="fr-FR"/>
-        </w:rPr>
-        <w:t>SafeKit ou de commandes en ligne.</w:t>
+      <w:proofErr w:type="spellStart"/>
+      <w:r>
+        <w:rPr>
+          <w:lang w:val="fr-FR"/>
+        </w:rPr>
+        <w:t>SafeKit</w:t>
+      </w:r>
+      <w:proofErr w:type="spellEnd"/>
+      <w:r>
+        <w:rPr>
+          <w:lang w:val="fr-FR"/>
+        </w:rPr>
+        <w:t xml:space="preserve"> ou de commandes en ligne.</w:t>
       </w:r>
     </w:p>
     <w:p>
@@ -5019,24 +5290,48 @@
       <w:bookmarkStart w:id="33" w:name="_Toc192090418"/>
       <w:bookmarkEnd w:id="22"/>
       <w:bookmarkEnd w:id="32"/>
-      <w:r>
-        <w:t>Définition du module SafeKit</w:t>
+      <w:proofErr w:type="spellStart"/>
+      <w:r>
+        <w:t>Définition</w:t>
+      </w:r>
+      <w:proofErr w:type="spellEnd"/>
+      <w:r>
+        <w:t xml:space="preserve"> du module </w:t>
+      </w:r>
+      <w:proofErr w:type="spellStart"/>
+      <w:r>
+        <w:t>SafeKit</w:t>
       </w:r>
       <w:bookmarkEnd w:id="33"/>
-    </w:p>
-    <w:p>
-      <w:pPr>
-        <w:rPr>
-          <w:lang w:val="fr-FR"/>
-        </w:rPr>
-      </w:pPr>
-      <w:r>
-        <w:rPr>
-          <w:lang w:val="fr-FR"/>
-        </w:rPr>
-        <w:t xml:space="preserve">Un module est une personnalisation de SafeKit pour une application ou un hyperviseur spécifique. </w:t>
-      </w:r>
-      <w:hyperlink r:id="rId20" w:history="1">
+      <w:proofErr w:type="spellEnd"/>
+    </w:p>
+    <w:p>
+      <w:pPr>
+        <w:rPr>
+          <w:lang w:val="fr-FR"/>
+        </w:rPr>
+      </w:pPr>
+      <w:r>
+        <w:rPr>
+          <w:lang w:val="fr-FR"/>
+        </w:rPr>
+        <w:t xml:space="preserve">Un module est une personnalisation de </w:t>
+      </w:r>
+      <w:proofErr w:type="spellStart"/>
+      <w:r>
+        <w:rPr>
+          <w:lang w:val="fr-FR"/>
+        </w:rPr>
+        <w:t>SafeKit</w:t>
+      </w:r>
+      <w:proofErr w:type="spellEnd"/>
+      <w:r>
+        <w:rPr>
+          <w:lang w:val="fr-FR"/>
+        </w:rPr>
+        <w:t xml:space="preserve"> pour une application ou un hyperviseur spécifique. </w:t>
+      </w:r>
+      <w:hyperlink r:id="rId21" w:history="1">
         <w:r>
           <w:rPr>
             <w:rStyle w:val="Lienhypertexte"/>
@@ -5137,7 +5432,35 @@
         <w:rPr>
           <w:lang w:val="fr-FR"/>
         </w:rPr>
-        <w:t xml:space="preserve">Modules hyperviseurs (hyperv.safe, kvm.safe) pour la réplication en temps réel et le redémarrage de machines virtuelles </w:t>
+        <w:t>Modules hyperviseurs (</w:t>
+      </w:r>
+      <w:proofErr w:type="spellStart"/>
+      <w:r>
+        <w:rPr>
+          <w:lang w:val="fr-FR"/>
+        </w:rPr>
+        <w:t>hyperv.safe</w:t>
+      </w:r>
+      <w:proofErr w:type="spellEnd"/>
+      <w:r>
+        <w:rPr>
+          <w:lang w:val="fr-FR"/>
+        </w:rPr>
+        <w:t xml:space="preserve">, </w:t>
+      </w:r>
+      <w:proofErr w:type="spellStart"/>
+      <w:r>
+        <w:rPr>
+          <w:lang w:val="fr-FR"/>
+        </w:rPr>
+        <w:t>kvm.safe</w:t>
+      </w:r>
+      <w:proofErr w:type="spellEnd"/>
+      <w:r>
+        <w:rPr>
+          <w:lang w:val="fr-FR"/>
+        </w:rPr>
+        <w:t xml:space="preserve">) pour la réplication en temps réel et le redémarrage de machines virtuelles </w:t>
       </w:r>
       <w:r>
         <w:rPr>
@@ -5157,12 +5480,14 @@
         <w:rPr>
           <w:b/>
           <w:bCs/>
+          <w:lang w:val="fr-FR"/>
         </w:rPr>
       </w:pPr>
       <w:r>
         <w:rPr>
           <w:b/>
           <w:bCs/>
+          <w:lang w:val="fr-FR"/>
         </w:rPr>
         <w:t>Contenu du module</w:t>
       </w:r>
@@ -5177,7 +5502,21 @@
         <w:rPr>
           <w:lang w:val="fr-FR"/>
         </w:rPr>
-        <w:t xml:space="preserve">En pratique, un module est un fichier « .safe » (type zip) qui comprend : </w:t>
+        <w:t>En pratique, un module est un fichier « .</w:t>
+      </w:r>
+      <w:proofErr w:type="spellStart"/>
+      <w:r>
+        <w:rPr>
+          <w:lang w:val="fr-FR"/>
+        </w:rPr>
+        <w:t>safe</w:t>
+      </w:r>
+      <w:proofErr w:type="spellEnd"/>
+      <w:r>
+        <w:rPr>
+          <w:lang w:val="fr-FR"/>
+        </w:rPr>
+        <w:t xml:space="preserve"> » (type zip) qui comprend : </w:t>
       </w:r>
     </w:p>
     <w:p>
@@ -5335,7 +5674,21 @@
         <w:rPr>
           <w:lang w:val="fr-FR"/>
         </w:rPr>
-        <w:t>Installez le logiciel SafeKit sur les deux serveurs,</w:t>
+        <w:t xml:space="preserve">Installez le logiciel </w:t>
+      </w:r>
+      <w:proofErr w:type="spellStart"/>
+      <w:r>
+        <w:rPr>
+          <w:lang w:val="fr-FR"/>
+        </w:rPr>
+        <w:t>SafeKit</w:t>
+      </w:r>
+      <w:proofErr w:type="spellEnd"/>
+      <w:r>
+        <w:rPr>
+          <w:lang w:val="fr-FR"/>
+        </w:rPr>
+        <w:t xml:space="preserve"> sur les deux serveurs,</w:t>
       </w:r>
     </w:p>
     <w:p>
@@ -5372,11 +5725,19 @@
         </w:rPr>
         <w:t xml:space="preserve">de </w:t>
       </w:r>
-      <w:r>
-        <w:rPr>
-          <w:lang w:val="fr-FR"/>
-        </w:rPr>
-        <w:t xml:space="preserve">SafeKit ou de commandes en ligne. </w:t>
+      <w:proofErr w:type="spellStart"/>
+      <w:r>
+        <w:rPr>
+          <w:lang w:val="fr-FR"/>
+        </w:rPr>
+        <w:t>SafeKit</w:t>
+      </w:r>
+      <w:proofErr w:type="spellEnd"/>
+      <w:r>
+        <w:rPr>
+          <w:lang w:val="fr-FR"/>
+        </w:rPr>
+        <w:t xml:space="preserve"> ou de commandes en ligne. </w:t>
       </w:r>
     </w:p>
     <w:p>
@@ -5404,11 +5765,21 @@
         <w:pStyle w:val="Titre3"/>
       </w:pPr>
       <w:bookmarkStart w:id="34" w:name="_Toc192090419"/>
+      <w:proofErr w:type="spellStart"/>
       <w:r>
         <w:lastRenderedPageBreak/>
-        <w:t>Limites de SafeKit</w:t>
+        <w:t>Limites</w:t>
+      </w:r>
+      <w:proofErr w:type="spellEnd"/>
+      <w:r>
+        <w:t xml:space="preserve"> de </w:t>
+      </w:r>
+      <w:proofErr w:type="spellStart"/>
+      <w:r>
+        <w:t>SafeKit</w:t>
       </w:r>
       <w:bookmarkEnd w:id="34"/>
+      <w:proofErr w:type="spellEnd"/>
     </w:p>
     <w:tbl>
       <w:tblPr>
@@ -5443,8 +5814,17 @@
                 <w:b/>
                 <w:bCs/>
               </w:rPr>
-              <w:t>Utilisation typique avec SafeKit</w:t>
+              <w:t xml:space="preserve">Utilisation typique avec </w:t>
             </w:r>
+            <w:proofErr w:type="spellStart"/>
+            <w:r>
+              <w:rPr>
+                <w:b/>
+                <w:bCs/>
+              </w:rPr>
+              <w:t>SafeKit</w:t>
+            </w:r>
+            <w:proofErr w:type="spellEnd"/>
           </w:p>
         </w:tc>
       </w:tr>
@@ -5629,7 +6009,7 @@
             <w:tcW w:w="2235" w:type="dxa"/>
           </w:tcPr>
           <w:p>
-            <w:hyperlink r:id="rId21" w:history="1">
+            <w:hyperlink r:id="rId22" w:history="1">
               <w:r>
                 <w:rPr>
                   <w:rStyle w:val="Lienhypertexte"/>
@@ -5724,7 +6104,15 @@
           </w:tcPr>
           <w:p>
             <w:r>
-              <w:t>Mettez les fichiers dans un disque dur virtuel répliqué par SafeKit.</w:t>
+              <w:t xml:space="preserve">Mettez les fichiers dans un disque dur virtuel répliqué par </w:t>
+            </w:r>
+            <w:proofErr w:type="spellStart"/>
+            <w:r>
+              <w:t>SafeKit</w:t>
+            </w:r>
+            <w:proofErr w:type="spellEnd"/>
+            <w:r>
+              <w:t>.</w:t>
             </w:r>
           </w:p>
         </w:tc>
@@ -5870,22 +6258,92 @@
         <w:rPr>
           <w:lang w:val="fr-FR"/>
         </w:rPr>
-        <w:t xml:space="preserve">, cette architecture est particulièrement adaptée pour fournir une haute disponibilité aux applications back-end avec des données critiques à protéger contre les pannes. </w:t>
-      </w:r>
-    </w:p>
-    <w:p>
-      <w:pPr>
-        <w:rPr>
-          <w:lang w:val="fr-FR"/>
-        </w:rPr>
-      </w:pPr>
-      <w:r>
-        <w:rPr>
-          <w:lang w:val="fr-FR"/>
-        </w:rPr>
-        <w:t xml:space="preserve">Les solutions Microsoft SQL Server, PostgreSQL, MariaDB, Oracle, Milestone, Nedap, Docker, Podman, Hyper-V et KVM sont des exemples de modules miroirs. Vous pouvez créer votre propre module miroir pour votre application sur la base du module générique mirror.safe. </w:t>
-      </w:r>
-      <w:hyperlink r:id="rId22" w:history="1">
+        <w:t xml:space="preserve">, cette architecture est particulièrement adaptée pour fournir une haute disponibilité aux applications </w:t>
+      </w:r>
+      <w:proofErr w:type="spellStart"/>
+      <w:r>
+        <w:rPr>
+          <w:lang w:val="fr-FR"/>
+        </w:rPr>
+        <w:t>back-end</w:t>
+      </w:r>
+      <w:proofErr w:type="spellEnd"/>
+      <w:r>
+        <w:rPr>
+          <w:lang w:val="fr-FR"/>
+        </w:rPr>
+        <w:t xml:space="preserve"> avec des données critiques à protéger contre les pannes. </w:t>
+      </w:r>
+    </w:p>
+    <w:p>
+      <w:pPr>
+        <w:rPr>
+          <w:lang w:val="fr-FR"/>
+        </w:rPr>
+      </w:pPr>
+      <w:r>
+        <w:rPr>
+          <w:lang w:val="fr-FR"/>
+        </w:rPr>
+        <w:t xml:space="preserve">Les solutions Microsoft SQL Server, PostgreSQL, </w:t>
+      </w:r>
+      <w:proofErr w:type="spellStart"/>
+      <w:r>
+        <w:rPr>
+          <w:lang w:val="fr-FR"/>
+        </w:rPr>
+        <w:t>MariaDB</w:t>
+      </w:r>
+      <w:proofErr w:type="spellEnd"/>
+      <w:r>
+        <w:rPr>
+          <w:lang w:val="fr-FR"/>
+        </w:rPr>
+        <w:t xml:space="preserve">, Oracle, Milestone, </w:t>
+      </w:r>
+      <w:proofErr w:type="spellStart"/>
+      <w:r>
+        <w:rPr>
+          <w:lang w:val="fr-FR"/>
+        </w:rPr>
+        <w:t>Nedap</w:t>
+      </w:r>
+      <w:proofErr w:type="spellEnd"/>
+      <w:r>
+        <w:rPr>
+          <w:lang w:val="fr-FR"/>
+        </w:rPr>
+        <w:t xml:space="preserve">, Docker, </w:t>
+      </w:r>
+      <w:proofErr w:type="spellStart"/>
+      <w:r>
+        <w:rPr>
+          <w:lang w:val="fr-FR"/>
+        </w:rPr>
+        <w:t>Podman</w:t>
+      </w:r>
+      <w:proofErr w:type="spellEnd"/>
+      <w:r>
+        <w:rPr>
+          <w:lang w:val="fr-FR"/>
+        </w:rPr>
+        <w:t xml:space="preserve">, Hyper-V et KVM sont des exemples de modules miroirs. Vous pouvez créer votre propre module miroir pour votre application sur la base du module générique </w:t>
+      </w:r>
+      <w:proofErr w:type="spellStart"/>
+      <w:r>
+        <w:rPr>
+          <w:lang w:val="fr-FR"/>
+        </w:rPr>
+        <w:t>mirror.safe</w:t>
+      </w:r>
+      <w:proofErr w:type="spellEnd"/>
+      <w:r>
+        <w:rPr>
+          <w:lang w:val="fr-FR"/>
+        </w:rPr>
+        <w:t xml:space="preserve">. </w:t>
+      </w:r>
+      <w:hyperlink r:id="rId23" w:history="1">
         <w:r>
           <w:rPr>
             <w:rStyle w:val="Lienhypertexte"/>
@@ -5980,7 +6438,7 @@
                     </pic:cNvPicPr>
                   </pic:nvPicPr>
                   <pic:blipFill>
-                    <a:blip r:embed="rId23">
+                    <a:blip r:embed="rId24">
                       <a:extLst>
                         <a:ext uri="{28A0092B-C50C-407E-A947-70E740481C1C}">
                           <a14:useLocalDpi xmlns:a14="http://schemas.microsoft.com/office/drawing/2010/main" val="0"/>
@@ -6031,11 +6489,19 @@
           <w:lang w:val="fr-FR"/>
         </w:rPr>
       </w:pPr>
-      <w:r>
-        <w:rPr>
-          <w:lang w:val="fr-FR"/>
-        </w:rPr>
-        <w:t xml:space="preserve">SafeKit réplique les fichiers ouverts par l'application. Seules les modifications apportées par l'application dans les fichiers sont répliquées en temps réel sur </w:t>
+      <w:proofErr w:type="spellStart"/>
+      <w:r>
+        <w:rPr>
+          <w:lang w:val="fr-FR"/>
+        </w:rPr>
+        <w:t>SafeKit</w:t>
+      </w:r>
+      <w:proofErr w:type="spellEnd"/>
+      <w:r>
+        <w:rPr>
+          <w:lang w:val="fr-FR"/>
+        </w:rPr>
+        <w:t xml:space="preserve"> réplique les fichiers ouverts par l'application. Seules les modifications apportées par l'application dans les fichiers sont répliquées en temps réel sur </w:t>
       </w:r>
       <w:r>
         <w:rPr>
@@ -6060,7 +6526,21 @@
         <w:rPr>
           <w:lang w:val="fr-FR"/>
         </w:rPr>
-        <w:t>Pour la réplication, seuls les noms des répertoires de fichiers à répliquer sont configurés dans SafeKit. Il n'y a pas de conditions préalables à l'organisation des disques pour les deux serveurs. Les répertoires à répliquer peuvent se trouver sur le disque système.</w:t>
+        <w:t xml:space="preserve">Pour la réplication, seuls les noms des répertoires de fichiers à répliquer sont configurés dans </w:t>
+      </w:r>
+      <w:proofErr w:type="spellStart"/>
+      <w:r>
+        <w:rPr>
+          <w:lang w:val="fr-FR"/>
+        </w:rPr>
+        <w:t>SafeKit</w:t>
+      </w:r>
+      <w:proofErr w:type="spellEnd"/>
+      <w:r>
+        <w:rPr>
+          <w:lang w:val="fr-FR"/>
+        </w:rPr>
+        <w:t>. Il n'y a pas de conditions préalables à l'organisation des disques pour les deux serveurs. Les répertoires à répliquer peuvent se trouver sur le disque système.</w:t>
       </w:r>
     </w:p>
     <w:p>
@@ -6106,7 +6586,7 @@
                     </pic:cNvPicPr>
                   </pic:nvPicPr>
                   <pic:blipFill>
-                    <a:blip r:embed="rId24">
+                    <a:blip r:embed="rId25">
                       <a:extLst>
                         <a:ext uri="{28A0092B-C50C-407E-A947-70E740481C1C}">
                           <a14:useLocalDpi xmlns:a14="http://schemas.microsoft.com/office/drawing/2010/main" val="0"/>
@@ -6160,7 +6640,35 @@
         <w:rPr>
           <w:lang w:val="fr-FR"/>
         </w:rPr>
-        <w:t>, le serveur 2 prend le relais. SafeKit bascule l'adresse IP virtuelle et redémarre automatiquement l'application sur le serveur 2. L'application retrouve les fichiers répliqués par SafeKit à jour sur le serveur 2, grâce à la réplication synchrone entre le serveur 1 et le serveur 2. L'application continue de s'exécuter sur le serveur 2 en modifiant localement ses fichiers qui ne sont plus répliqués sur le serveur 1.</w:t>
+        <w:t xml:space="preserve">, le serveur 2 prend le relais. </w:t>
+      </w:r>
+      <w:proofErr w:type="spellStart"/>
+      <w:r>
+        <w:rPr>
+          <w:lang w:val="fr-FR"/>
+        </w:rPr>
+        <w:t>SafeKit</w:t>
+      </w:r>
+      <w:proofErr w:type="spellEnd"/>
+      <w:r>
+        <w:rPr>
+          <w:lang w:val="fr-FR"/>
+        </w:rPr>
+        <w:t xml:space="preserve"> bascule l'adresse IP virtuelle et redémarre automatiquement l'application sur le serveur 2. L'application retrouve les fichiers répliqués par </w:t>
+      </w:r>
+      <w:proofErr w:type="spellStart"/>
+      <w:r>
+        <w:rPr>
+          <w:lang w:val="fr-FR"/>
+        </w:rPr>
+        <w:t>SafeKit</w:t>
+      </w:r>
+      <w:proofErr w:type="spellEnd"/>
+      <w:r>
+        <w:rPr>
+          <w:lang w:val="fr-FR"/>
+        </w:rPr>
+        <w:t xml:space="preserve"> à jour sur le serveur 2, grâce à la réplication synchrone entre le serveur 1 et le serveur 2. L'application continue de s'exécuter sur le serveur 2 en modifiant localement ses fichiers qui ne sont plus répliqués sur le serveur 1.</w:t>
       </w:r>
     </w:p>
     <w:p>
@@ -6262,7 +6770,7 @@
                     </pic:cNvPicPr>
                   </pic:nvPicPr>
                   <pic:blipFill>
-                    <a:blip r:embed="rId25">
+                    <a:blip r:embed="rId26">
                       <a:extLst>
                         <a:ext uri="{28A0092B-C50C-407E-A947-70E740481C1C}">
                           <a14:useLocalDpi xmlns:a14="http://schemas.microsoft.com/office/drawing/2010/main" val="0"/>
@@ -6329,7 +6837,21 @@
         <w:rPr>
           <w:lang w:val="fr-FR"/>
         </w:rPr>
-        <w:t>. SafeKit resynchronise automatiquement les fichiers, en ne mettant à jour que les fichiers modifiés sur le serveur 2 lorsque le serveur 1 a été arrêté.</w:t>
+        <w:t xml:space="preserve">. </w:t>
+      </w:r>
+      <w:proofErr w:type="spellStart"/>
+      <w:r>
+        <w:rPr>
+          <w:lang w:val="fr-FR"/>
+        </w:rPr>
+        <w:t>SafeKit</w:t>
+      </w:r>
+      <w:proofErr w:type="spellEnd"/>
+      <w:r>
+        <w:rPr>
+          <w:lang w:val="fr-FR"/>
+        </w:rPr>
+        <w:t xml:space="preserve"> resynchronise automatiquement les fichiers, en ne mettant à jour que les fichiers modifiés sur le serveur 2 lorsque le serveur 1 a été arrêté.</w:t>
       </w:r>
     </w:p>
     <w:p>
@@ -6343,7 +6865,21 @@
         <w:rPr>
           <w:lang w:val="fr-FR"/>
         </w:rPr>
-        <w:t>Cette réintégration automatique s'effectue sans arrêter l'application, qui peut continuer à s'exécuter sur le serveur 2. Il s'agit d'une caractéristique majeure qui différencie SafeKit des autres solutions, qui nécessitent des opérations manuelles pour réintégrer le serveur 1 dans le cluster.</w:t>
+        <w:t xml:space="preserve">Cette réintégration automatique s'effectue sans arrêter l'application, qui peut continuer à s'exécuter sur le serveur 2. Il s'agit d'une caractéristique majeure qui différencie </w:t>
+      </w:r>
+      <w:proofErr w:type="spellStart"/>
+      <w:r>
+        <w:rPr>
+          <w:lang w:val="fr-FR"/>
+        </w:rPr>
+        <w:t>SafeKit</w:t>
+      </w:r>
+      <w:proofErr w:type="spellEnd"/>
+      <w:r>
+        <w:rPr>
+          <w:lang w:val="fr-FR"/>
+        </w:rPr>
+        <w:t xml:space="preserve"> des autres solutions, qui nécessitent des opérations manuelles pour réintégrer le serveur 1 dans le cluster.</w:t>
       </w:r>
     </w:p>
     <w:p>
@@ -6388,7 +6924,7 @@
                     </pic:cNvPicPr>
                   </pic:nvPicPr>
                   <pic:blipFill>
-                    <a:blip r:embed="rId26">
+                    <a:blip r:embed="rId27">
                       <a:extLst>
                         <a:ext uri="{28A0092B-C50C-407E-A947-70E740481C1C}">
                           <a14:useLocalDpi xmlns:a14="http://schemas.microsoft.com/office/drawing/2010/main" val="0"/>
@@ -6427,7 +6963,21 @@
         <w:rPr>
           <w:lang w:val="fr-FR"/>
         </w:rPr>
-        <w:t>Après la réintégration, les fichiers sont à nouveau en mode miroir, comme à l'étape 1. Le système est de nouveau en mode haute disponibilité, l'application s'exécutant sur le serveur 2 et SafeKit répliquant les mises à jour des fichiers sur le serveur 1.</w:t>
+        <w:t xml:space="preserve">Après la réintégration, les fichiers sont à nouveau en mode miroir, comme à l'étape 1. Le système est de nouveau en mode haute disponibilité, l'application s'exécutant sur le serveur 2 et </w:t>
+      </w:r>
+      <w:proofErr w:type="spellStart"/>
+      <w:r>
+        <w:rPr>
+          <w:lang w:val="fr-FR"/>
+        </w:rPr>
+        <w:t>SafeKit</w:t>
+      </w:r>
+      <w:proofErr w:type="spellEnd"/>
+      <w:r>
+        <w:rPr>
+          <w:lang w:val="fr-FR"/>
+        </w:rPr>
+        <w:t xml:space="preserve"> répliquant les mises à jour des fichiers sur le serveur 1.</w:t>
       </w:r>
     </w:p>
     <w:p>
@@ -6503,24 +7053,46 @@
         </w:rPr>
         <w:t xml:space="preserve">de </w:t>
       </w:r>
-      <w:r>
-        <w:rPr>
-          <w:lang w:val="fr-FR"/>
-        </w:rPr>
-        <w:t>SafeKit, et la réplication asynchrone traditionnellement proposée par d'autres solutions de réplication de fichiers.</w:t>
-      </w:r>
-    </w:p>
-    <w:p>
-      <w:pPr>
-        <w:rPr>
-          <w:lang w:val="fr-FR"/>
-        </w:rPr>
-      </w:pPr>
-      <w:r>
-        <w:rPr>
-          <w:lang w:val="fr-FR"/>
-        </w:rPr>
-        <w:t>Avec la réplication synchrone, lorsqu'une E/S disque est effectuée par l'application sur le serveur primaire à l'intérieur d'un fichier répliqué, SafeKit attend l'accusé de réception d'E/S du disque local et du serveur secondaire, avant d'envoyer l'accusé de réception d'E/S à l'application. Ce mécanisme est essentiel pour la récupération des applications transactionnelles.</w:t>
+      <w:proofErr w:type="spellStart"/>
+      <w:r>
+        <w:rPr>
+          <w:lang w:val="fr-FR"/>
+        </w:rPr>
+        <w:t>SafeKit</w:t>
+      </w:r>
+      <w:proofErr w:type="spellEnd"/>
+      <w:r>
+        <w:rPr>
+          <w:lang w:val="fr-FR"/>
+        </w:rPr>
+        <w:t>, et la réplication asynchrone traditionnellement proposée par d'autres solutions de réplication de fichiers.</w:t>
+      </w:r>
+    </w:p>
+    <w:p>
+      <w:pPr>
+        <w:rPr>
+          <w:lang w:val="fr-FR"/>
+        </w:rPr>
+      </w:pPr>
+      <w:r>
+        <w:rPr>
+          <w:lang w:val="fr-FR"/>
+        </w:rPr>
+        <w:t xml:space="preserve">Avec la réplication synchrone, lorsqu'une E/S disque est effectuée par l'application sur le serveur primaire à l'intérieur d'un fichier répliqué, </w:t>
+      </w:r>
+      <w:proofErr w:type="spellStart"/>
+      <w:r>
+        <w:rPr>
+          <w:lang w:val="fr-FR"/>
+        </w:rPr>
+        <w:t>SafeKit</w:t>
+      </w:r>
+      <w:proofErr w:type="spellEnd"/>
+      <w:r>
+        <w:rPr>
+          <w:lang w:val="fr-FR"/>
+        </w:rPr>
+        <w:t xml:space="preserve"> attend l'accusé de réception d'E/S du disque local et du serveur secondaire, avant d'envoyer l'accusé de réception d'E/S à l'application. Ce mécanisme est essentiel pour la récupération des applications transactionnelles.</w:t>
       </w:r>
     </w:p>
     <w:p>
@@ -6622,12 +7194,20 @@
           <w:lang w:val="fr-FR"/>
         </w:rPr>
       </w:pPr>
+      <w:proofErr w:type="spellStart"/>
       <w:r>
         <w:rPr>
           <w:lang w:val="fr-FR"/>
         </w:rPr>
         <w:lastRenderedPageBreak/>
-        <w:t>SafeKit fournit une solution semi-synchrone, mettant en œuvre l'asynchroni</w:t>
+        <w:t>SafeKit</w:t>
+      </w:r>
+      <w:proofErr w:type="spellEnd"/>
+      <w:r>
+        <w:rPr>
+          <w:lang w:val="fr-FR"/>
+        </w:rPr>
+        <w:t xml:space="preserve"> fournit une solution semi-synchrone, mettant en œuvre l'asynchroni</w:t>
       </w:r>
       <w:r>
         <w:rPr>
@@ -6663,7 +7243,21 @@
         <w:rPr>
           <w:lang w:val="fr-FR"/>
         </w:rPr>
-        <w:t xml:space="preserve"> secondaire. Dans cette solution, SafeKit attend toujours l'accusé de réception des deux </w:t>
+        <w:t xml:space="preserve"> secondaire. Dans cette solution, </w:t>
+      </w:r>
+      <w:proofErr w:type="spellStart"/>
+      <w:r>
+        <w:rPr>
+          <w:lang w:val="fr-FR"/>
+        </w:rPr>
+        <w:t>SafeKit</w:t>
+      </w:r>
+      <w:proofErr w:type="spellEnd"/>
+      <w:r>
+        <w:rPr>
+          <w:lang w:val="fr-FR"/>
+        </w:rPr>
+        <w:t xml:space="preserve"> attend toujours l'accusé de réception des deux </w:t>
       </w:r>
       <w:r>
         <w:rPr>
@@ -6808,6 +7402,7 @@
         </w:rPr>
         <w:t xml:space="preserve">Un </w:t>
       </w:r>
+      <w:proofErr w:type="spellStart"/>
       <w:r>
         <w:rPr>
           <w:b/>
@@ -6816,6 +7411,7 @@
         </w:rPr>
         <w:t>heartbeat</w:t>
       </w:r>
+      <w:proofErr w:type="spellEnd"/>
       <w:r>
         <w:rPr>
           <w:lang w:val="fr-FR"/>
@@ -6834,12 +7430,14 @@
         </w:rPr>
         <w:t xml:space="preserve"> données sur un réseau partagé. Si un serveur perd tous les </w:t>
       </w:r>
+      <w:proofErr w:type="spellStart"/>
       <w:r>
         <w:rPr>
           <w:lang w:val="fr-FR"/>
         </w:rPr>
         <w:t>heartbeats</w:t>
       </w:r>
+      <w:proofErr w:type="spellEnd"/>
       <w:r>
         <w:rPr>
           <w:lang w:val="fr-FR"/>
@@ -6877,11 +7475,19 @@
           <w:lang w:val="fr-FR"/>
         </w:rPr>
       </w:pPr>
-      <w:r>
-        <w:rPr>
-          <w:lang w:val="fr-FR"/>
-        </w:rPr>
-        <w:t xml:space="preserve">SafeKit </w:t>
+      <w:proofErr w:type="spellStart"/>
+      <w:r>
+        <w:rPr>
+          <w:lang w:val="fr-FR"/>
+        </w:rPr>
+        <w:t>SafeKit</w:t>
+      </w:r>
+      <w:proofErr w:type="spellEnd"/>
+      <w:r>
+        <w:rPr>
+          <w:lang w:val="fr-FR"/>
+        </w:rPr>
+        <w:t xml:space="preserve"> </w:t>
       </w:r>
       <w:r>
         <w:rPr>
@@ -6895,12 +7501,14 @@
         </w:rPr>
         <w:t xml:space="preserve"> plusieurs </w:t>
       </w:r>
+      <w:proofErr w:type="spellStart"/>
       <w:r>
         <w:rPr>
           <w:lang w:val="fr-FR"/>
         </w:rPr>
         <w:t>heartbeats</w:t>
       </w:r>
+      <w:proofErr w:type="spellEnd"/>
       <w:r>
         <w:rPr>
           <w:lang w:val="fr-FR"/>
@@ -6931,11 +7539,19 @@
         </w:rPr>
         <w:t xml:space="preserve">deuxième </w:t>
       </w:r>
-      <w:r>
-        <w:rPr>
-          <w:lang w:val="fr-FR"/>
-        </w:rPr>
-        <w:t xml:space="preserve">heartbeat </w:t>
+      <w:proofErr w:type="spellStart"/>
+      <w:r>
+        <w:rPr>
+          <w:lang w:val="fr-FR"/>
+        </w:rPr>
+        <w:t>heartbeat</w:t>
+      </w:r>
+      <w:proofErr w:type="spellEnd"/>
+      <w:r>
+        <w:rPr>
+          <w:lang w:val="fr-FR"/>
+        </w:rPr>
+        <w:t xml:space="preserve"> </w:t>
       </w:r>
       <w:r>
         <w:rPr>
@@ -7018,8 +7634,16 @@
         <w:rPr>
           <w:lang w:val="fr-FR"/>
         </w:rPr>
-        <w:t>ur perte de tous les heartbeats</w:t>
-      </w:r>
+        <w:t xml:space="preserve">ur perte de tous les </w:t>
+      </w:r>
+      <w:proofErr w:type="spellStart"/>
+      <w:r>
+        <w:rPr>
+          <w:lang w:val="fr-FR"/>
+        </w:rPr>
+        <w:t>heartbeats</w:t>
+      </w:r>
+      <w:proofErr w:type="spellEnd"/>
       <w:r>
         <w:rPr>
           <w:lang w:val="fr-FR"/>
@@ -7142,6 +7766,7 @@
         </w:rPr>
         <w:t xml:space="preserve"> </w:t>
       </w:r>
+      <w:proofErr w:type="spellStart"/>
       <w:r>
         <w:rPr>
           <w:b/>
@@ -7156,6 +7781,7 @@
         </w:rPr>
         <w:t>plitbrain</w:t>
       </w:r>
+      <w:proofErr w:type="spellEnd"/>
       <w:r>
         <w:t xml:space="preserve"> :</w:t>
       </w:r>
@@ -7302,6 +7928,7 @@
           <w:lang w:val="fr-FR"/>
         </w:rPr>
       </w:pPr>
+      <w:proofErr w:type="spellStart"/>
       <w:r>
         <w:rPr>
           <w:lang w:val="fr-FR"/>
@@ -7312,26 +7939,61 @@
         <w:rPr>
           <w:lang w:val="fr-FR"/>
         </w:rPr>
-        <w:t>afeKit ne supporte la réplication qu'entre deux nœuds.</w:t>
-      </w:r>
-      <w:r>
-        <w:rPr>
-          <w:lang w:val="fr-FR"/>
-        </w:rPr>
-        <w:t xml:space="preserve"> Cependant, il est possible de mettre en œuvre une réplication à 3 nœuds en combinant SafeKit avec une solution de sauvegarde.</w:t>
-      </w:r>
-    </w:p>
-    <w:p>
-      <w:pPr>
-        <w:rPr>
-          <w:lang w:val="fr-FR"/>
-        </w:rPr>
-      </w:pPr>
-      <w:r>
-        <w:rPr>
-          <w:lang w:val="fr-FR"/>
-        </w:rPr>
-        <w:t xml:space="preserve">Une application est rendue hautement disponible entre 2 nœuds grâce à SafeKit </w:t>
+        <w:t>afeKit</w:t>
+      </w:r>
+      <w:proofErr w:type="spellEnd"/>
+      <w:r>
+        <w:rPr>
+          <w:lang w:val="fr-FR"/>
+        </w:rPr>
+        <w:t xml:space="preserve"> ne supporte la réplication qu'entre deux nœuds.</w:t>
+      </w:r>
+      <w:r>
+        <w:rPr>
+          <w:lang w:val="fr-FR"/>
+        </w:rPr>
+        <w:t xml:space="preserve"> Cependant, il est possible de mettre en œuvre une réplication à 3 nœuds en combinant </w:t>
+      </w:r>
+      <w:proofErr w:type="spellStart"/>
+      <w:r>
+        <w:rPr>
+          <w:lang w:val="fr-FR"/>
+        </w:rPr>
+        <w:t>SafeKit</w:t>
+      </w:r>
+      <w:proofErr w:type="spellEnd"/>
+      <w:r>
+        <w:rPr>
+          <w:lang w:val="fr-FR"/>
+        </w:rPr>
+        <w:t xml:space="preserve"> avec une solution de sauvegarde.</w:t>
+      </w:r>
+    </w:p>
+    <w:p>
+      <w:pPr>
+        <w:rPr>
+          <w:lang w:val="fr-FR"/>
+        </w:rPr>
+      </w:pPr>
+      <w:r>
+        <w:rPr>
+          <w:lang w:val="fr-FR"/>
+        </w:rPr>
+        <w:t xml:space="preserve">Une application est rendue hautement disponible entre 2 nœuds grâce à </w:t>
+      </w:r>
+      <w:proofErr w:type="spellStart"/>
+      <w:r>
+        <w:rPr>
+          <w:lang w:val="fr-FR"/>
+        </w:rPr>
+        <w:t>SafeKit</w:t>
+      </w:r>
+      <w:proofErr w:type="spellEnd"/>
+      <w:r>
+        <w:rPr>
+          <w:lang w:val="fr-FR"/>
+        </w:rPr>
+        <w:t xml:space="preserve"> </w:t>
       </w:r>
       <w:r>
         <w:rPr>
@@ -7387,7 +8049,21 @@
         <w:rPr>
           <w:lang w:val="fr-FR"/>
         </w:rPr>
-        <w:t xml:space="preserve"> SafeKit n'élimine pas la nécessité d'une solution de sauvegarde. Par exemple, une attaque par ransomware chiffrant les données répliquées sur le serveur </w:t>
+        <w:t xml:space="preserve"> </w:t>
+      </w:r>
+      <w:proofErr w:type="spellStart"/>
+      <w:r>
+        <w:rPr>
+          <w:lang w:val="fr-FR"/>
+        </w:rPr>
+        <w:t>SafeKit</w:t>
+      </w:r>
+      <w:proofErr w:type="spellEnd"/>
+      <w:r>
+        <w:rPr>
+          <w:lang w:val="fr-FR"/>
+        </w:rPr>
+        <w:t xml:space="preserve"> n'élimine pas la nécessité d'une solution de sauvegarde. Par exemple, une attaque par ransomware chiffrant les données répliquées sur le serveur </w:t>
       </w:r>
       <w:r>
         <w:rPr>
@@ -7399,7 +8075,21 @@
         <w:rPr>
           <w:lang w:val="fr-FR"/>
         </w:rPr>
-        <w:t xml:space="preserve"> chiffrera également les données sur le serveur secondaire en temps réel avec SafeKit. Seule une solution de sauvegarde avec une politique de rétention peut résoudre une attaque par ransomware. L'administrateur doit restaurer la sauvegarde d'avant l'attaque par ransomware.</w:t>
+        <w:t xml:space="preserve"> chiffrera également les données sur le serveur secondaire en temps réel avec </w:t>
+      </w:r>
+      <w:proofErr w:type="spellStart"/>
+      <w:r>
+        <w:rPr>
+          <w:lang w:val="fr-FR"/>
+        </w:rPr>
+        <w:t>SafeKit</w:t>
+      </w:r>
+      <w:proofErr w:type="spellEnd"/>
+      <w:r>
+        <w:rPr>
+          <w:lang w:val="fr-FR"/>
+        </w:rPr>
+        <w:t>. Seule une solution de sauvegarde avec une politique de rétention peut résoudre une attaque par ransomware. L'administrateur doit restaurer la sauvegarde d'avant l'attaque par ransomware.</w:t>
       </w:r>
     </w:p>
     <w:p>
@@ -7410,11 +8100,19 @@
         </w:rPr>
       </w:pPr>
       <w:bookmarkStart w:id="69" w:name="_Toc192090429"/>
-      <w:r>
-        <w:rPr>
-          <w:lang w:val="fr-FR"/>
-        </w:rPr>
-        <w:t>SafeKit sur un seul nœud</w:t>
+      <w:proofErr w:type="spellStart"/>
+      <w:r>
+        <w:rPr>
+          <w:lang w:val="fr-FR"/>
+        </w:rPr>
+        <w:t>SafeKit</w:t>
+      </w:r>
+      <w:proofErr w:type="spellEnd"/>
+      <w:r>
+        <w:rPr>
+          <w:lang w:val="fr-FR"/>
+        </w:rPr>
+        <w:t xml:space="preserve"> sur un seul nœud</w:t>
       </w:r>
       <w:r>
         <w:rPr>
@@ -7475,7 +8173,21 @@
         <w:rPr>
           <w:lang w:val="fr-FR"/>
         </w:rPr>
-        <w:t xml:space="preserve">" inclut le démarrage et l'arrêt d'une application, ainsi que les vérificateurs SafeKit qui détectent les erreurs logicielles et effectuent des redémarrages automatiques sur un seul nœud. </w:t>
+        <w:t xml:space="preserve">" inclut le démarrage et l'arrêt d'une application, ainsi que les vérificateurs </w:t>
+      </w:r>
+      <w:proofErr w:type="spellStart"/>
+      <w:r>
+        <w:rPr>
+          <w:lang w:val="fr-FR"/>
+        </w:rPr>
+        <w:t>SafeKit</w:t>
+      </w:r>
+      <w:proofErr w:type="spellEnd"/>
+      <w:r>
+        <w:rPr>
+          <w:lang w:val="fr-FR"/>
+        </w:rPr>
+        <w:t xml:space="preserve"> qui détectent les erreurs logicielles et effectuent des redémarrages automatiques sur un seul nœud. </w:t>
       </w:r>
     </w:p>
     <w:p>
@@ -7505,7 +8217,21 @@
         <w:rPr>
           <w:lang w:val="fr-FR"/>
         </w:rPr>
-        <w:t xml:space="preserve">" s'interface avec la console SafeKit, permettant à un administrateur de visualiser l'état du module applicatif et de déclencher manuellement des redémarrages de l'application via une interface </w:t>
+        <w:t xml:space="preserve">" s'interface avec la console </w:t>
+      </w:r>
+      <w:proofErr w:type="spellStart"/>
+      <w:r>
+        <w:rPr>
+          <w:lang w:val="fr-FR"/>
+        </w:rPr>
+        <w:t>SafeKit</w:t>
+      </w:r>
+      <w:proofErr w:type="spellEnd"/>
+      <w:r>
+        <w:rPr>
+          <w:lang w:val="fr-FR"/>
+        </w:rPr>
+        <w:t xml:space="preserve">, permettant à un administrateur de visualiser l'état du module applicatif et de déclencher manuellement des redémarrages de l'application via une interface </w:t>
       </w:r>
       <w:r>
         <w:rPr>
@@ -7691,7 +8417,7 @@
                     </pic:cNvPicPr>
                   </pic:nvPicPr>
                   <pic:blipFill>
-                    <a:blip r:embed="rId27">
+                    <a:blip r:embed="rId28">
                       <a:extLst>
                         <a:ext uri="{28A0092B-C50C-407E-A947-70E740481C1C}">
                           <a14:useLocalDpi xmlns:a14="http://schemas.microsoft.com/office/drawing/2010/main" val="0"/>
@@ -7833,9 +8559,23 @@
           <w:lang w:val="fr-FR"/>
         </w:rPr>
         <w:lastRenderedPageBreak/>
-        <w:t xml:space="preserve">Les solutions Apache, Microsoft IIS, NGINX sont des exemples de modules ferme. Vous pouvez écrire votre propre module ferme pour votre application, basé sur le module générique farm.safe. </w:t>
-      </w:r>
-      <w:hyperlink r:id="rId28" w:history="1">
+        <w:t xml:space="preserve">Les solutions Apache, Microsoft IIS, NGINX sont des exemples de modules ferme. Vous pouvez écrire votre propre module ferme pour votre application, basé sur le module générique </w:t>
+      </w:r>
+      <w:proofErr w:type="spellStart"/>
+      <w:r>
+        <w:rPr>
+          <w:lang w:val="fr-FR"/>
+        </w:rPr>
+        <w:t>farm.safe</w:t>
+      </w:r>
+      <w:proofErr w:type="spellEnd"/>
+      <w:r>
+        <w:rPr>
+          <w:lang w:val="fr-FR"/>
+        </w:rPr>
+        <w:t xml:space="preserve">. </w:t>
+      </w:r>
+      <w:hyperlink r:id="rId29" w:history="1">
         <w:r>
           <w:rPr>
             <w:rStyle w:val="Lienhypertexte"/>
@@ -7937,14 +8677,36 @@
         <w:rPr>
           <w:lang w:val="fr-FR"/>
         </w:rPr>
-        <w:t>e heartbeat de</w:t>
-      </w:r>
-      <w:r>
-        <w:rPr>
-          <w:lang w:val="fr-FR"/>
-        </w:rPr>
-        <w:t xml:space="preserve"> SafeKit</w:t>
-      </w:r>
+        <w:t xml:space="preserve">e </w:t>
+      </w:r>
+      <w:proofErr w:type="spellStart"/>
+      <w:r>
+        <w:rPr>
+          <w:lang w:val="fr-FR"/>
+        </w:rPr>
+        <w:t>heartbeat</w:t>
+      </w:r>
+      <w:proofErr w:type="spellEnd"/>
+      <w:r>
+        <w:rPr>
+          <w:lang w:val="fr-FR"/>
+        </w:rPr>
+        <w:t xml:space="preserve"> de</w:t>
+      </w:r>
+      <w:r>
+        <w:rPr>
+          <w:lang w:val="fr-FR"/>
+        </w:rPr>
+        <w:t xml:space="preserve"> </w:t>
+      </w:r>
+      <w:proofErr w:type="spellStart"/>
+      <w:r>
+        <w:rPr>
+          <w:lang w:val="fr-FR"/>
+        </w:rPr>
+        <w:t>SafeKit</w:t>
+      </w:r>
+      <w:proofErr w:type="spellEnd"/>
       <w:r>
         <w:rPr>
           <w:lang w:val="fr-FR"/>
@@ -8008,11 +8770,19 @@
         </w:rPr>
         <w:t xml:space="preserve">dans </w:t>
       </w:r>
-      <w:r>
-        <w:rPr>
-          <w:lang w:val="fr-FR"/>
-        </w:rPr>
-        <w:t xml:space="preserve">SafeKit est configurée </w:t>
+      <w:proofErr w:type="spellStart"/>
+      <w:r>
+        <w:rPr>
+          <w:lang w:val="fr-FR"/>
+        </w:rPr>
+        <w:t>SafeKit</w:t>
+      </w:r>
+      <w:proofErr w:type="spellEnd"/>
+      <w:r>
+        <w:rPr>
+          <w:lang w:val="fr-FR"/>
+        </w:rPr>
+        <w:t xml:space="preserve"> est configurée </w:t>
       </w:r>
       <w:r>
         <w:rPr>
@@ -8117,11 +8887,19 @@
         </w:rPr>
         <w:t xml:space="preserve">dans </w:t>
       </w:r>
-      <w:r>
-        <w:rPr>
-          <w:lang w:val="fr-FR"/>
-        </w:rPr>
-        <w:t xml:space="preserve">SafeKit est configurée </w:t>
+      <w:proofErr w:type="spellStart"/>
+      <w:r>
+        <w:rPr>
+          <w:lang w:val="fr-FR"/>
+        </w:rPr>
+        <w:t>SafeKit</w:t>
+      </w:r>
+      <w:proofErr w:type="spellEnd"/>
+      <w:r>
+        <w:rPr>
+          <w:lang w:val="fr-FR"/>
+        </w:rPr>
+        <w:t xml:space="preserve"> est configurée </w:t>
       </w:r>
       <w:r>
         <w:rPr>
@@ -8285,8 +9063,17 @@
             <w:rStyle w:val="Lienhypertexte"/>
             <w:lang w:val="fr-FR"/>
           </w:rPr>
-          <w:t>architecture combinée ferme+miroir</w:t>
-        </w:r>
+          <w:t xml:space="preserve">architecture combinée </w:t>
+        </w:r>
+        <w:proofErr w:type="spellStart"/>
+        <w:r>
+          <w:rPr>
+            <w:rStyle w:val="Lienhypertexte"/>
+            <w:lang w:val="fr-FR"/>
+          </w:rPr>
+          <w:t>ferme+miroir</w:t>
+        </w:r>
+        <w:proofErr w:type="spellEnd"/>
       </w:hyperlink>
       <w:r>
         <w:rPr>
@@ -8305,7 +9092,21 @@
         <w:rPr>
           <w:lang w:val="fr-FR"/>
         </w:rPr>
-        <w:t>Pour mettre en œuvre une solution de haute disponibilité en chaîne, SafeKit offre une variable “</w:t>
+        <w:t xml:space="preserve">Pour mettre en œuvre une solution de haute disponibilité en chaîne, </w:t>
+      </w:r>
+      <w:proofErr w:type="spellStart"/>
+      <w:r>
+        <w:rPr>
+          <w:lang w:val="fr-FR"/>
+        </w:rPr>
+        <w:t>SafeKit</w:t>
+      </w:r>
+      <w:proofErr w:type="spellEnd"/>
+      <w:r>
+        <w:rPr>
+          <w:lang w:val="fr-FR"/>
+        </w:rPr>
+        <w:t xml:space="preserve"> offre une variable “</w:t>
       </w:r>
       <w:r>
         <w:rPr>
@@ -8571,7 +9372,21 @@
         <w:rPr>
           <w:lang w:val="fr-FR"/>
         </w:rPr>
-        <w:t xml:space="preserve">Cette option vous permet d'implémenter une architecture d'application multiniveau, telle que apache_farm.safe (architecture </w:t>
+        <w:t xml:space="preserve">Cette option vous permet d'implémenter une architecture d'application multiniveau, telle que </w:t>
+      </w:r>
+      <w:proofErr w:type="spellStart"/>
+      <w:r>
+        <w:rPr>
+          <w:lang w:val="fr-FR"/>
+        </w:rPr>
+        <w:t>apache_farm.safe</w:t>
+      </w:r>
+      <w:proofErr w:type="spellEnd"/>
+      <w:r>
+        <w:rPr>
+          <w:lang w:val="fr-FR"/>
+        </w:rPr>
+        <w:t xml:space="preserve"> (architecture </w:t>
       </w:r>
       <w:r>
         <w:rPr>
@@ -8585,6 +9400,7 @@
         </w:rPr>
         <w:t xml:space="preserve"> avec équilibrage de charge et basculement) et </w:t>
       </w:r>
+      <w:proofErr w:type="spellStart"/>
       <w:r>
         <w:rPr>
           <w:lang w:val="fr-FR"/>
@@ -8595,7 +9411,14 @@
         <w:rPr>
           <w:lang w:val="fr-FR"/>
         </w:rPr>
-        <w:t xml:space="preserve">.safe (architecture miroir avec réplication de fichiers et basculement) sur les mêmes serveurs. </w:t>
+        <w:t>.safe</w:t>
+      </w:r>
+      <w:proofErr w:type="spellEnd"/>
+      <w:r>
+        <w:rPr>
+          <w:lang w:val="fr-FR"/>
+        </w:rPr>
+        <w:t xml:space="preserve"> (architecture miroir avec réplication de fichiers et basculement) sur les mêmes serveurs. </w:t>
       </w:r>
     </w:p>
     <w:p>
@@ -8621,7 +9444,7 @@
                     </pic:cNvPicPr>
                   </pic:nvPicPr>
                   <pic:blipFill>
-                    <a:blip r:embed="rId29">
+                    <a:blip r:embed="rId30">
                       <a:extLst>
                         <a:ext uri="{28A0092B-C50C-407E-A947-70E740481C1C}">
                           <a14:useLocalDpi xmlns:a14="http://schemas.microsoft.com/office/drawing/2010/main" val="0"/>
@@ -8833,7 +9656,7 @@
                     </pic:cNvPicPr>
                   </pic:nvPicPr>
                   <pic:blipFill>
-                    <a:blip r:embed="rId30">
+                    <a:blip r:embed="rId31">
                       <a:extLst>
                         <a:ext uri="{28A0092B-C50C-407E-A947-70E740481C1C}">
                           <a14:useLocalDpi xmlns:a14="http://schemas.microsoft.com/office/drawing/2010/main" val="0"/>
@@ -8904,8 +9727,21 @@
       </w:r>
     </w:p>
     <w:p>
-      <w:r>
-        <w:t>Notez que :</w:t>
+      <w:proofErr w:type="spellStart"/>
+      <w:r>
+        <w:t>Notez</w:t>
+      </w:r>
+      <w:proofErr w:type="spellEnd"/>
+      <w:r>
+        <w:t xml:space="preserve"> </w:t>
+      </w:r>
+      <w:proofErr w:type="spellStart"/>
+      <w:r>
+        <w:t>que</w:t>
+      </w:r>
+      <w:proofErr w:type="spellEnd"/>
+      <w:r>
+        <w:t xml:space="preserve"> :</w:t>
       </w:r>
     </w:p>
     <w:p>
@@ -9170,7 +10006,7 @@
                     </pic:cNvPicPr>
                   </pic:nvPicPr>
                   <pic:blipFill>
-                    <a:blip r:embed="rId31">
+                    <a:blip r:embed="rId32">
                       <a:extLst>
                         <a:ext uri="{28A0092B-C50C-407E-A947-70E740481C1C}">
                           <a14:useLocalDpi xmlns:a14="http://schemas.microsoft.com/office/drawing/2010/main" val="0"/>
@@ -9252,8 +10088,21 @@
       </w:r>
     </w:p>
     <w:p>
-      <w:r>
-        <w:t>Notez que :</w:t>
+      <w:proofErr w:type="spellStart"/>
+      <w:r>
+        <w:t>Notez</w:t>
+      </w:r>
+      <w:proofErr w:type="spellEnd"/>
+      <w:r>
+        <w:t xml:space="preserve"> </w:t>
+      </w:r>
+      <w:proofErr w:type="spellStart"/>
+      <w:r>
+        <w:t>que</w:t>
+      </w:r>
+      <w:proofErr w:type="spellEnd"/>
+      <w:r>
+        <w:t xml:space="preserve"> :</w:t>
       </w:r>
     </w:p>
     <w:p>
@@ -9374,7 +10223,35 @@
         <w:rPr>
           <w:lang w:val="fr-FR"/>
         </w:rPr>
-        <w:t>Le cluster Hyper-V ou KVM est un exemple de cluster actif-actif. Plusieurs applications peuvent être hébergées dans diverses machines virtuelles, qui sont répliquées et redémarrées par SafeKit. Chaque machine virtuelle est gérée par SafeKit au sein de son propre module miroir.</w:t>
+        <w:t xml:space="preserve">Le cluster Hyper-V ou KVM est un exemple de cluster actif-actif. Plusieurs applications peuvent être hébergées dans diverses machines virtuelles, qui sont répliquées et redémarrées par </w:t>
+      </w:r>
+      <w:proofErr w:type="spellStart"/>
+      <w:r>
+        <w:rPr>
+          <w:lang w:val="fr-FR"/>
+        </w:rPr>
+        <w:t>SafeKit</w:t>
+      </w:r>
+      <w:proofErr w:type="spellEnd"/>
+      <w:r>
+        <w:rPr>
+          <w:lang w:val="fr-FR"/>
+        </w:rPr>
+        <w:t xml:space="preserve">. Chaque machine virtuelle est gérée par </w:t>
+      </w:r>
+      <w:proofErr w:type="spellStart"/>
+      <w:r>
+        <w:rPr>
+          <w:lang w:val="fr-FR"/>
+        </w:rPr>
+        <w:t>SafeKit</w:t>
+      </w:r>
+      <w:proofErr w:type="spellEnd"/>
+      <w:r>
+        <w:rPr>
+          <w:lang w:val="fr-FR"/>
+        </w:rPr>
+        <w:t xml:space="preserve"> au sein de son propre module miroir.</w:t>
       </w:r>
     </w:p>
     <w:p>
@@ -9403,7 +10280,7 @@
                     </pic:cNvPicPr>
                   </pic:nvPicPr>
                   <pic:blipFill>
-                    <a:blip r:embed="rId32">
+                    <a:blip r:embed="rId33">
                       <a:extLst>
                         <a:ext uri="{28A0092B-C50C-407E-A947-70E740481C1C}">
                           <a14:useLocalDpi xmlns:a14="http://schemas.microsoft.com/office/drawing/2010/main" val="0"/>
@@ -9471,7 +10348,21 @@
         <w:rPr>
           <w:lang w:val="fr-FR"/>
         </w:rPr>
-        <w:t>Une console SafeKit centralisée et conviviale pour la gestion de toutes les machines virtuelles, y compris la possibilité de migrer des machines virtuelles entre les serveurs afin d'optimiser la répartition de la charge.</w:t>
+        <w:t xml:space="preserve">Une console </w:t>
+      </w:r>
+      <w:proofErr w:type="spellStart"/>
+      <w:r>
+        <w:rPr>
+          <w:lang w:val="fr-FR"/>
+        </w:rPr>
+        <w:t>SafeKit</w:t>
+      </w:r>
+      <w:proofErr w:type="spellEnd"/>
+      <w:r>
+        <w:rPr>
+          <w:lang w:val="fr-FR"/>
+        </w:rPr>
+        <w:t xml:space="preserve"> centralisée et conviviale pour la gestion de toutes les machines virtuelles, y compris la possibilité de migrer des machines virtuelles entre les serveurs afin d'optimiser la répartition de la charge.</w:t>
       </w:r>
     </w:p>
     <w:p>
@@ -9554,7 +10445,7 @@
         <w:rPr>
           <w:lang w:val="fr-FR"/>
         </w:rPr>
-        <w:instrText>HYPERLINK "https://www.evidian.com/products/high-availability-software-for-application-clustering/hyper-v-replication-automatic-failover-load-balancing/safekit-quick-installation-guide-with-hyper-v/"</w:instrText>
+        <w:instrText>HYPERLINK "https://safekit.eviden.com/quick-install/safekit-quick-installation-guide-with-hyper-v/"</w:instrText>
       </w:r>
       <w:r>
         <w:fldChar w:fldCharType="separate"/>
@@ -9564,7 +10455,23 @@
           <w:rStyle w:val="Lienhypertexte"/>
           <w:lang w:val="fr-FR"/>
         </w:rPr>
-        <w:t>Une version d'essai gratuite du cluster Hyper-V avec SafeKit est disponible ici.</w:t>
+        <w:t xml:space="preserve">Une version d'essai gratuite du cluster Hyper-V avec </w:t>
+      </w:r>
+      <w:proofErr w:type="spellStart"/>
+      <w:r>
+        <w:rPr>
+          <w:rStyle w:val="Lienhypertexte"/>
+          <w:lang w:val="fr-FR"/>
+        </w:rPr>
+        <w:t>SafeKit</w:t>
+      </w:r>
+      <w:proofErr w:type="spellEnd"/>
+      <w:r>
+        <w:rPr>
+          <w:rStyle w:val="Lienhypertexte"/>
+          <w:lang w:val="fr-FR"/>
+        </w:rPr>
+        <w:t xml:space="preserve"> est disponible ici.</w:t>
       </w:r>
     </w:p>
     <w:p>
@@ -9576,13 +10483,29 @@
       <w:r>
         <w:fldChar w:fldCharType="end"/>
       </w:r>
-      <w:hyperlink r:id="rId33" w:history="1">
+      <w:hyperlink r:id="rId34" w:history="1">
         <w:r>
           <w:rPr>
             <w:rStyle w:val="Lienhypertexte"/>
             <w:lang w:val="fr-FR"/>
           </w:rPr>
-          <w:t>Une version d'essai gratuite du cluster KVM avec SafeKit est disponible ici.</w:t>
+          <w:t xml:space="preserve">Une version d'essai gratuite du cluster KVM avec </w:t>
+        </w:r>
+        <w:proofErr w:type="spellStart"/>
+        <w:r>
+          <w:rPr>
+            <w:rStyle w:val="Lienhypertexte"/>
+            <w:lang w:val="fr-FR"/>
+          </w:rPr>
+          <w:t>SafeKit</w:t>
+        </w:r>
+        <w:proofErr w:type="spellEnd"/>
+        <w:r>
+          <w:rPr>
+            <w:rStyle w:val="Lienhypertexte"/>
+            <w:lang w:val="fr-FR"/>
+          </w:rPr>
+          <w:t xml:space="preserve"> est disponible ici.</w:t>
         </w:r>
       </w:hyperlink>
     </w:p>
@@ -9600,7 +10523,15 @@
       <w:bookmarkEnd w:id="135"/>
       <w:bookmarkEnd w:id="136"/>
       <w:r>
-        <w:t>Clusters SafeKit dans le cloud</w:t>
+        <w:t xml:space="preserve">Clusters </w:t>
+      </w:r>
+      <w:proofErr w:type="spellStart"/>
+      <w:r>
+        <w:t>SafeKit</w:t>
+      </w:r>
+      <w:proofErr w:type="spellEnd"/>
+      <w:r>
+        <w:t xml:space="preserve"> dans le cloud</w:t>
       </w:r>
       <w:bookmarkEnd w:id="137"/>
       <w:bookmarkEnd w:id="138"/>
@@ -9632,11 +10563,19 @@
           <w:lang w:val="fr-FR"/>
         </w:rPr>
       </w:pPr>
-      <w:r>
-        <w:rPr>
-          <w:lang w:val="fr-FR"/>
-        </w:rPr>
-        <w:t xml:space="preserve">SafeKit fournit des clusters </w:t>
+      <w:proofErr w:type="spellStart"/>
+      <w:r>
+        <w:rPr>
+          <w:lang w:val="fr-FR"/>
+        </w:rPr>
+        <w:t>SafeKit</w:t>
+      </w:r>
+      <w:proofErr w:type="spellEnd"/>
+      <w:r>
+        <w:rPr>
+          <w:lang w:val="fr-FR"/>
+        </w:rPr>
+        <w:t xml:space="preserve"> fournit des clusters </w:t>
       </w:r>
       <w:r>
         <w:rPr>
@@ -9687,7 +10626,7 @@
                     </pic:cNvPicPr>
                   </pic:nvPicPr>
                   <pic:blipFill>
-                    <a:blip r:embed="rId34">
+                    <a:blip r:embed="rId35">
                       <a:extLst>
                         <a:ext uri="{28A0092B-C50C-407E-A947-70E740481C1C}">
                           <a14:useLocalDpi xmlns:a14="http://schemas.microsoft.com/office/drawing/2010/main" val="0"/>
@@ -9838,17 +10777,39 @@
           <w:lang w:val="fr-FR"/>
         </w:rPr>
       </w:pPr>
-      <w:r>
-        <w:rPr>
-          <w:lang w:val="fr-FR"/>
-        </w:rPr>
-        <w:t>SafeKit fournit un</w:t>
-      </w:r>
-      <w:r>
-        <w:rPr>
-          <w:lang w:val="fr-FR"/>
-        </w:rPr>
-        <w:t xml:space="preserve"> « health check » </w:t>
+      <w:proofErr w:type="spellStart"/>
+      <w:r>
+        <w:rPr>
+          <w:lang w:val="fr-FR"/>
+        </w:rPr>
+        <w:t>SafeKit</w:t>
+      </w:r>
+      <w:proofErr w:type="spellEnd"/>
+      <w:r>
+        <w:rPr>
+          <w:lang w:val="fr-FR"/>
+        </w:rPr>
+        <w:t xml:space="preserve"> fournit un</w:t>
+      </w:r>
+      <w:r>
+        <w:rPr>
+          <w:lang w:val="fr-FR"/>
+        </w:rPr>
+        <w:t xml:space="preserve"> « </w:t>
+      </w:r>
+      <w:proofErr w:type="spellStart"/>
+      <w:r>
+        <w:rPr>
+          <w:lang w:val="fr-FR"/>
+        </w:rPr>
+        <w:t>health</w:t>
+      </w:r>
+      <w:proofErr w:type="spellEnd"/>
+      <w:r>
+        <w:rPr>
+          <w:lang w:val="fr-FR"/>
+        </w:rPr>
+        <w:t xml:space="preserve"> check » </w:t>
       </w:r>
       <w:r>
         <w:rPr>
@@ -9890,7 +10851,21 @@
         <w:rPr>
           <w:lang w:val="fr-FR"/>
         </w:rPr>
-        <w:t xml:space="preserve">« health check » </w:t>
+        <w:t>« </w:t>
+      </w:r>
+      <w:proofErr w:type="spellStart"/>
+      <w:r>
+        <w:rPr>
+          <w:lang w:val="fr-FR"/>
+        </w:rPr>
+        <w:t>health</w:t>
+      </w:r>
+      <w:proofErr w:type="spellEnd"/>
+      <w:r>
+        <w:rPr>
+          <w:lang w:val="fr-FR"/>
+        </w:rPr>
+        <w:t xml:space="preserve"> check » </w:t>
       </w:r>
       <w:r>
         <w:rPr>
@@ -9952,7 +10927,21 @@
         <w:rPr>
           <w:lang w:val="fr-FR"/>
         </w:rPr>
-        <w:t>au « health check »</w:t>
+        <w:t>au « </w:t>
+      </w:r>
+      <w:proofErr w:type="spellStart"/>
+      <w:r>
+        <w:rPr>
+          <w:lang w:val="fr-FR"/>
+        </w:rPr>
+        <w:t>health</w:t>
+      </w:r>
+      <w:proofErr w:type="spellEnd"/>
+      <w:r>
+        <w:rPr>
+          <w:lang w:val="fr-FR"/>
+        </w:rPr>
+        <w:t xml:space="preserve"> check »</w:t>
       </w:r>
       <w:r>
         <w:rPr>
@@ -9980,11 +10969,19 @@
           <w:lang w:val="fr-FR"/>
         </w:rPr>
       </w:pPr>
-      <w:r>
-        <w:rPr>
-          <w:lang w:val="fr-FR"/>
-        </w:rPr>
-        <w:t xml:space="preserve">SafeKit surveille l'application critique sur le serveur primaire à l'aide des </w:t>
+      <w:proofErr w:type="spellStart"/>
+      <w:r>
+        <w:rPr>
+          <w:lang w:val="fr-FR"/>
+        </w:rPr>
+        <w:t>SafeKit</w:t>
+      </w:r>
+      <w:proofErr w:type="spellEnd"/>
+      <w:r>
+        <w:rPr>
+          <w:lang w:val="fr-FR"/>
+        </w:rPr>
+        <w:t xml:space="preserve"> surveille l'application critique sur le serveur primaire à l'aide des </w:t>
       </w:r>
       <w:r>
         <w:rPr>
@@ -9996,7 +10993,21 @@
         <w:rPr>
           <w:lang w:val="fr-FR"/>
         </w:rPr>
-        <w:t xml:space="preserve"> SafeKit.</w:t>
+        <w:t xml:space="preserve"> </w:t>
+      </w:r>
+      <w:proofErr w:type="spellStart"/>
+      <w:r>
+        <w:rPr>
+          <w:lang w:val="fr-FR"/>
+        </w:rPr>
+        <w:t>SafeKit</w:t>
+      </w:r>
+      <w:proofErr w:type="spellEnd"/>
+      <w:r>
+        <w:rPr>
+          <w:lang w:val="fr-FR"/>
+        </w:rPr>
+        <w:t>.</w:t>
       </w:r>
     </w:p>
     <w:p>
@@ -10006,11 +11017,19 @@
           <w:lang w:val="fr-FR"/>
         </w:rPr>
       </w:pPr>
-      <w:r>
-        <w:rPr>
-          <w:lang w:val="fr-FR"/>
-        </w:rPr>
-        <w:t>SafeKit redémarre automatiquement l'application critique en cas de défaillance logicielle ou matérielle, grâce à des scripts de redémarrage.</w:t>
+      <w:proofErr w:type="spellStart"/>
+      <w:r>
+        <w:rPr>
+          <w:lang w:val="fr-FR"/>
+        </w:rPr>
+        <w:t>SafeKit</w:t>
+      </w:r>
+      <w:proofErr w:type="spellEnd"/>
+      <w:r>
+        <w:rPr>
+          <w:lang w:val="fr-FR"/>
+        </w:rPr>
+        <w:t xml:space="preserve"> redémarre automatiquement l'application critique en cas de défaillance logicielle ou matérielle, grâce à des scripts de redémarrage.</w:t>
       </w:r>
     </w:p>
     <w:p>
@@ -10020,12 +11039,20 @@
           <w:lang w:val="fr-FR"/>
         </w:rPr>
       </w:pPr>
+      <w:proofErr w:type="spellStart"/>
       <w:r>
         <w:rPr>
           <w:lang w:val="fr-FR"/>
         </w:rPr>
         <w:lastRenderedPageBreak/>
-        <w:t xml:space="preserve">SafeKit effectue une réplication synchrone en temps réel des fichiers contenant </w:t>
+        <w:t>SafeKit</w:t>
+      </w:r>
+      <w:proofErr w:type="spellEnd"/>
+      <w:r>
+        <w:rPr>
+          <w:lang w:val="fr-FR"/>
+        </w:rPr>
+        <w:t xml:space="preserve"> effectue une réplication synchrone en temps réel des fichiers contenant </w:t>
       </w:r>
       <w:r>
         <w:rPr>
@@ -10052,7 +11079,7 @@
         </w:rPr>
         <w:t xml:space="preserve">Pour plus d'informations, consultez </w:t>
       </w:r>
-      <w:hyperlink r:id="rId35" w:tgtFrame="_blank" w:history="1">
+      <w:hyperlink r:id="rId36" w:tgtFrame="_blank" w:history="1">
         <w:r>
           <w:rPr>
             <w:rStyle w:val="Lienhypertexte"/>
@@ -10074,7 +11101,7 @@
         </w:rPr>
         <w:t xml:space="preserve">, </w:t>
       </w:r>
-      <w:hyperlink r:id="rId36" w:tgtFrame="_blank" w:history="1">
+      <w:hyperlink r:id="rId37" w:tgtFrame="_blank" w:history="1">
         <w:r>
           <w:rPr>
             <w:rStyle w:val="Lienhypertexte"/>
@@ -10096,7 +11123,7 @@
         </w:rPr>
         <w:t xml:space="preserve"> ou </w:t>
       </w:r>
-      <w:hyperlink r:id="rId37" w:tgtFrame="_blank" w:history="1">
+      <w:hyperlink r:id="rId38" w:tgtFrame="_blank" w:history="1">
         <w:r>
           <w:rPr>
             <w:rStyle w:val="Lienhypertexte"/>
@@ -10143,11 +11170,19 @@
           <w:lang w:val="fr-FR"/>
         </w:rPr>
       </w:pPr>
-      <w:r>
-        <w:rPr>
-          <w:lang w:val="fr-FR"/>
-        </w:rPr>
-        <w:t>SafeKit fournit des clusters à haute disponibilité avec équilibrage de charge réseau et basculement dans Azure, AWS et GCP grâce au déploiement d'un module ferme.</w:t>
+      <w:proofErr w:type="spellStart"/>
+      <w:r>
+        <w:rPr>
+          <w:lang w:val="fr-FR"/>
+        </w:rPr>
+        <w:t>SafeKit</w:t>
+      </w:r>
+      <w:proofErr w:type="spellEnd"/>
+      <w:r>
+        <w:rPr>
+          <w:lang w:val="fr-FR"/>
+        </w:rPr>
+        <w:t xml:space="preserve"> fournit des clusters à haute disponibilité avec équilibrage de charge réseau et basculement dans Azure, AWS et GCP grâce au déploiement d'un module ferme.</w:t>
       </w:r>
     </w:p>
     <w:p>
@@ -10173,7 +11208,7 @@
                     </pic:cNvPicPr>
                   </pic:nvPicPr>
                   <pic:blipFill>
-                    <a:blip r:embed="rId38">
+                    <a:blip r:embed="rId39">
                       <a:extLst>
                         <a:ext uri="{28A0092B-C50C-407E-A947-70E740481C1C}">
                           <a14:useLocalDpi xmlns:a14="http://schemas.microsoft.com/office/drawing/2010/main" val="0"/>
@@ -10312,17 +11347,39 @@
           <w:lang w:val="fr-FR"/>
         </w:rPr>
       </w:pPr>
-      <w:r>
-        <w:rPr>
-          <w:lang w:val="fr-FR"/>
-        </w:rPr>
-        <w:t>SafeKit fournit un</w:t>
-      </w:r>
-      <w:r>
-        <w:rPr>
-          <w:lang w:val="fr-FR"/>
-        </w:rPr>
-        <w:t xml:space="preserve"> « health check » </w:t>
+      <w:proofErr w:type="spellStart"/>
+      <w:r>
+        <w:rPr>
+          <w:lang w:val="fr-FR"/>
+        </w:rPr>
+        <w:t>SafeKit</w:t>
+      </w:r>
+      <w:proofErr w:type="spellEnd"/>
+      <w:r>
+        <w:rPr>
+          <w:lang w:val="fr-FR"/>
+        </w:rPr>
+        <w:t xml:space="preserve"> fournit un</w:t>
+      </w:r>
+      <w:r>
+        <w:rPr>
+          <w:lang w:val="fr-FR"/>
+        </w:rPr>
+        <w:t xml:space="preserve"> « </w:t>
+      </w:r>
+      <w:proofErr w:type="spellStart"/>
+      <w:r>
+        <w:rPr>
+          <w:lang w:val="fr-FR"/>
+        </w:rPr>
+        <w:t>health</w:t>
+      </w:r>
+      <w:proofErr w:type="spellEnd"/>
+      <w:r>
+        <w:rPr>
+          <w:lang w:val="fr-FR"/>
+        </w:rPr>
+        <w:t xml:space="preserve"> check » </w:t>
       </w:r>
       <w:r>
         <w:rPr>
@@ -10340,7 +11397,21 @@
         <w:rPr>
           <w:lang w:val="fr-FR"/>
         </w:rPr>
-        <w:t xml:space="preserve">e « health check » </w:t>
+        <w:t>e « </w:t>
+      </w:r>
+      <w:proofErr w:type="spellStart"/>
+      <w:r>
+        <w:rPr>
+          <w:lang w:val="fr-FR"/>
+        </w:rPr>
+        <w:t>health</w:t>
+      </w:r>
+      <w:proofErr w:type="spellEnd"/>
+      <w:r>
+        <w:rPr>
+          <w:lang w:val="fr-FR"/>
+        </w:rPr>
+        <w:t xml:space="preserve"> check » </w:t>
       </w:r>
       <w:r>
         <w:rPr>
@@ -10367,7 +11438,21 @@
         <w:rPr>
           <w:lang w:val="fr-FR"/>
         </w:rPr>
-        <w:t>« health check »</w:t>
+        <w:t>« </w:t>
+      </w:r>
+      <w:proofErr w:type="spellStart"/>
+      <w:r>
+        <w:rPr>
+          <w:lang w:val="fr-FR"/>
+        </w:rPr>
+        <w:t>health</w:t>
+      </w:r>
+      <w:proofErr w:type="spellEnd"/>
+      <w:r>
+        <w:rPr>
+          <w:lang w:val="fr-FR"/>
+        </w:rPr>
+        <w:t xml:space="preserve"> check »</w:t>
       </w:r>
       <w:r>
         <w:rPr>
@@ -10384,12 +11469,20 @@
           <w:lang w:val="fr-FR"/>
         </w:rPr>
       </w:pPr>
+      <w:proofErr w:type="spellStart"/>
       <w:r>
         <w:rPr>
           <w:lang w:val="fr-FR"/>
         </w:rPr>
         <w:lastRenderedPageBreak/>
-        <w:t xml:space="preserve">SafeKit surveille l'application critique sur tous les serveurs à l'aide des </w:t>
+        <w:t>SafeKit</w:t>
+      </w:r>
+      <w:proofErr w:type="spellEnd"/>
+      <w:r>
+        <w:rPr>
+          <w:lang w:val="fr-FR"/>
+        </w:rPr>
+        <w:t xml:space="preserve"> surveille l'application critique sur tous les serveurs à l'aide des </w:t>
       </w:r>
       <w:r>
         <w:rPr>
@@ -10401,7 +11494,21 @@
         <w:rPr>
           <w:lang w:val="fr-FR"/>
         </w:rPr>
-        <w:t xml:space="preserve"> SafeKit.</w:t>
+        <w:t xml:space="preserve"> </w:t>
+      </w:r>
+      <w:proofErr w:type="spellStart"/>
+      <w:r>
+        <w:rPr>
+          <w:lang w:val="fr-FR"/>
+        </w:rPr>
+        <w:t>SafeKit</w:t>
+      </w:r>
+      <w:proofErr w:type="spellEnd"/>
+      <w:r>
+        <w:rPr>
+          <w:lang w:val="fr-FR"/>
+        </w:rPr>
+        <w:t>.</w:t>
       </w:r>
     </w:p>
     <w:p>
@@ -10411,11 +11518,19 @@
           <w:lang w:val="fr-FR"/>
         </w:rPr>
       </w:pPr>
-      <w:r>
-        <w:rPr>
-          <w:lang w:val="fr-FR"/>
-        </w:rPr>
-        <w:t>SafeKit redémarre automatiquement l'application critique sur un serveur en cas de défaillance logicielle, grâce à des scripts de redémarrage.</w:t>
+      <w:proofErr w:type="spellStart"/>
+      <w:r>
+        <w:rPr>
+          <w:lang w:val="fr-FR"/>
+        </w:rPr>
+        <w:t>SafeKit</w:t>
+      </w:r>
+      <w:proofErr w:type="spellEnd"/>
+      <w:r>
+        <w:rPr>
+          <w:lang w:val="fr-FR"/>
+        </w:rPr>
+        <w:t xml:space="preserve"> redémarre automatiquement l'application critique sur un serveur en cas de défaillance logicielle, grâce à des scripts de redémarrage.</w:t>
       </w:r>
     </w:p>
     <w:p>
@@ -10430,7 +11545,7 @@
         </w:rPr>
         <w:t xml:space="preserve">Pour plus d'informations, consultez </w:t>
       </w:r>
-      <w:hyperlink r:id="rId39" w:tgtFrame="_blank" w:history="1">
+      <w:hyperlink r:id="rId40" w:tgtFrame="_blank" w:history="1">
         <w:r>
           <w:rPr>
             <w:rStyle w:val="Lienhypertexte"/>
@@ -10452,7 +11567,7 @@
         </w:rPr>
         <w:t xml:space="preserve">, </w:t>
       </w:r>
-      <w:hyperlink r:id="rId40" w:tgtFrame="_blank" w:history="1">
+      <w:hyperlink r:id="rId41" w:tgtFrame="_blank" w:history="1">
         <w:r>
           <w:rPr>
             <w:rStyle w:val="Lienhypertexte"/>
@@ -10474,7 +11589,7 @@
         </w:rPr>
         <w:t xml:space="preserve"> ou </w:t>
       </w:r>
-      <w:hyperlink r:id="rId41" w:tgtFrame="_blank" w:history="1">
+      <w:hyperlink r:id="rId42" w:tgtFrame="_blank" w:history="1">
         <w:r>
           <w:rPr>
             <w:rStyle w:val="Lienhypertexte"/>
@@ -10498,11 +11613,11 @@
       </w:r>
     </w:p>
     <w:sectPr>
-      <w:headerReference w:type="even" r:id="rId42"/>
-      <w:headerReference w:type="default" r:id="rId43"/>
-      <w:footerReference w:type="even" r:id="rId44"/>
-      <w:headerReference w:type="first" r:id="rId45"/>
-      <w:footerReference w:type="first" r:id="rId46"/>
+      <w:headerReference w:type="even" r:id="rId43"/>
+      <w:headerReference w:type="default" r:id="rId44"/>
+      <w:footerReference w:type="even" r:id="rId45"/>
+      <w:headerReference w:type="first" r:id="rId46"/>
+      <w:footerReference w:type="first" r:id="rId47"/>
       <w:pgSz w:w="11906" w:h="16838" w:code="9"/>
       <w:pgMar w:top="2410" w:right="1134" w:bottom="1418" w:left="1814" w:header="851" w:footer="709" w:gutter="0"/>
       <w:cols w:space="708"/>
@@ -10546,8 +11661,9 @@
         <w:szCs w:val="14"/>
         <w:lang w:val="fr-FR"/>
       </w:rPr>
-      <w:t xml:space="preserve">© Eviden. Tous les produits, noms de marque, marques de service, marques de commerce et autres noms mentionnés dans ce document sont la propriété de leurs propriétaires respectifs et sont protégés par les lois applicables en matière de marques de commerce et de droits d'auteur. </w:t>
+      <w:t xml:space="preserve">© </w:t>
     </w:r>
+    <w:proofErr w:type="spellStart"/>
     <w:r>
       <w:rPr>
         <w:noProof w:val="0"/>
@@ -10556,6 +11672,25 @@
       </w:rPr>
       <w:t>Eviden</w:t>
     </w:r>
+    <w:proofErr w:type="spellEnd"/>
+    <w:r>
+      <w:rPr>
+        <w:noProof w:val="0"/>
+        <w:szCs w:val="14"/>
+        <w:lang w:val="fr-FR"/>
+      </w:rPr>
+      <w:t xml:space="preserve">. Tous les produits, noms de marque, marques de service, marques de commerce et autres noms mentionnés dans ce document sont la propriété de leurs propriétaires respectifs et sont protégés par les lois applicables en matière de marques de commerce et de droits d'auteur. </w:t>
+    </w:r>
+    <w:proofErr w:type="spellStart"/>
+    <w:r>
+      <w:rPr>
+        <w:noProof w:val="0"/>
+        <w:szCs w:val="14"/>
+        <w:lang w:val="fr-FR"/>
+      </w:rPr>
+      <w:t>Eviden</w:t>
+    </w:r>
+    <w:proofErr w:type="spellEnd"/>
     <w:r>
       <w:rPr>
         <w:noProof w:val="0"/>
@@ -10595,7 +11730,10 @@
       <w:t>Référence : EVD/BR/</w:t>
     </w:r>
     <w:r>
-      <w:t>190226</w:t>
+      <w:t>0210</w:t>
+    </w:r>
+    <w:r>
+      <w:t>26</w:t>
     </w:r>
     <w:r>
       <w:br/>
@@ -10684,7 +11822,10 @@
       <w:t>Référence : EVD/BR/</w:t>
     </w:r>
     <w:r>
-      <w:t>190226</w:t>
+      <w:t>0210</w:t>
+    </w:r>
+    <w:r>
+      <w:t>26</w:t>
     </w:r>
     <w:r>
       <w:br/>
@@ -11159,6 +12300,7 @@
                               <w:lang w:val="fr-FR"/>
                             </w:rPr>
                           </w:pPr>
+                          <w:proofErr w:type="spellStart"/>
                           <w:r>
                             <w:rPr>
                               <w:sz w:val="40"/>
@@ -11166,13 +12308,23 @@
                             </w:rPr>
                             <w:t>Eviden</w:t>
                           </w:r>
+                          <w:proofErr w:type="spellEnd"/>
                           <w:r>
                             <w:rPr>
                               <w:sz w:val="40"/>
                               <w:szCs w:val="40"/>
                             </w:rPr>
-                            <w:t xml:space="preserve"> SafeKit</w:t>
+                            <w:t xml:space="preserve"> </w:t>
                           </w:r>
+                          <w:proofErr w:type="spellStart"/>
+                          <w:r>
+                            <w:rPr>
+                              <w:sz w:val="40"/>
+                              <w:szCs w:val="40"/>
+                            </w:rPr>
+                            <w:t>SafeKit</w:t>
+                          </w:r>
+                          <w:proofErr w:type="spellEnd"/>
                         </w:p>
                       </w:txbxContent>
                     </wps:txbx>
@@ -11501,6 +12653,7 @@
                               <w:lang w:val="fr-FR"/>
                             </w:rPr>
                           </w:pPr>
+                          <w:proofErr w:type="spellStart"/>
                           <w:r>
                             <w:rPr>
                               <w:sz w:val="40"/>
@@ -11508,13 +12661,23 @@
                             </w:rPr>
                             <w:t>Eviden</w:t>
                           </w:r>
+                          <w:proofErr w:type="spellEnd"/>
                           <w:r>
                             <w:rPr>
                               <w:sz w:val="40"/>
                               <w:szCs w:val="40"/>
                             </w:rPr>
-                            <w:t xml:space="preserve"> SafeKit</w:t>
+                            <w:t xml:space="preserve"> </w:t>
                           </w:r>
+                          <w:proofErr w:type="spellStart"/>
+                          <w:r>
+                            <w:rPr>
+                              <w:sz w:val="40"/>
+                              <w:szCs w:val="40"/>
+                            </w:rPr>
+                            <w:t>SafeKit</w:t>
+                          </w:r>
+                          <w:proofErr w:type="spellEnd"/>
                         </w:p>
                       </w:txbxContent>
                     </wps:txbx>

--- a/static/wp-content/uploads/documents/safekit-technical-overview-fr.docx
+++ b/static/wp-content/uploads/documents/safekit-technical-overview-fr.docx
@@ -64,7 +64,6 @@
                                 <w:lang w:val="fr-FR"/>
                               </w:rPr>
                             </w:pPr>
-                            <w:proofErr w:type="spellStart"/>
                             <w:r>
                               <w:rPr>
                                 <w:sz w:val="40"/>
@@ -72,23 +71,13 @@
                               </w:rPr>
                               <w:t>Eviden</w:t>
                             </w:r>
-                            <w:proofErr w:type="spellEnd"/>
                             <w:r>
                               <w:rPr>
                                 <w:sz w:val="40"/>
                                 <w:szCs w:val="40"/>
                               </w:rPr>
-                              <w:t xml:space="preserve"> </w:t>
+                              <w:t xml:space="preserve"> SafeKit</w:t>
                             </w:r>
-                            <w:proofErr w:type="spellStart"/>
-                            <w:r>
-                              <w:rPr>
-                                <w:sz w:val="40"/>
-                                <w:szCs w:val="40"/>
-                              </w:rPr>
-                              <w:t>SafeKit</w:t>
-                            </w:r>
-                            <w:proofErr w:type="spellEnd"/>
                           </w:p>
                         </w:txbxContent>
                       </wps:txbx>
@@ -3546,21 +3535,7 @@
         <w:rPr>
           <w:lang w:val="fr-FR"/>
         </w:rPr>
-        <w:t xml:space="preserve">Clusters </w:t>
-      </w:r>
-      <w:proofErr w:type="spellStart"/>
-      <w:r>
-        <w:rPr>
-          <w:lang w:val="fr-FR"/>
-        </w:rPr>
-        <w:t>SafeKit</w:t>
-      </w:r>
-      <w:proofErr w:type="spellEnd"/>
-      <w:r>
-        <w:rPr>
-          <w:lang w:val="fr-FR"/>
-        </w:rPr>
-        <w:t xml:space="preserve"> dans le cloud</w:t>
+        <w:t>Clusters SafeKit dans le cloud</w:t>
       </w:r>
       <w:r>
         <w:rPr>
@@ -3631,43 +3606,28 @@
         <w:t>Introduction à</w:t>
       </w:r>
       <w:r>
-        <w:t xml:space="preserve"> </w:t>
-      </w:r>
-      <w:proofErr w:type="spellStart"/>
-      <w:r>
-        <w:t>SafeKit</w:t>
+        <w:t xml:space="preserve"> SafeKit</w:t>
       </w:r>
       <w:bookmarkEnd w:id="20"/>
-      <w:proofErr w:type="spellEnd"/>
-    </w:p>
-    <w:p>
-      <w:pPr>
-        <w:rPr>
-          <w:lang w:val="fr-FR"/>
-        </w:rPr>
-      </w:pPr>
-      <w:proofErr w:type="spellStart"/>
-      <w:r>
-        <w:rPr>
-          <w:lang w:val="fr-FR"/>
-        </w:rPr>
-        <w:t>SafeKit</w:t>
-      </w:r>
-      <w:proofErr w:type="spellEnd"/>
-      <w:r>
-        <w:rPr>
-          <w:lang w:val="fr-FR"/>
-        </w:rPr>
-        <w:t xml:space="preserve">, développé par </w:t>
-      </w:r>
-      <w:proofErr w:type="spellStart"/>
+    </w:p>
+    <w:p>
+      <w:pPr>
+        <w:rPr>
+          <w:lang w:val="fr-FR"/>
+        </w:rPr>
+      </w:pPr>
+      <w:r>
+        <w:rPr>
+          <w:lang w:val="fr-FR"/>
+        </w:rPr>
+        <w:t xml:space="preserve">SafeKit, développé par </w:t>
+      </w:r>
       <w:r>
         <w:rPr>
           <w:lang w:val="fr-FR"/>
         </w:rPr>
         <w:t>Eviden</w:t>
       </w:r>
-      <w:proofErr w:type="spellEnd"/>
       <w:r>
         <w:rPr>
           <w:lang w:val="fr-FR"/>
@@ -4118,7 +4078,6 @@
         </w:rPr>
         <w:t xml:space="preserve">onteneur ou </w:t>
       </w:r>
-      <w:proofErr w:type="spellStart"/>
       <w:r>
         <w:rPr>
           <w:lang w:val="fr-FR"/>
@@ -4129,49 +4088,20 @@
         <w:rPr>
           <w:lang w:val="fr-FR"/>
         </w:rPr>
-        <w:t>od</w:t>
-      </w:r>
-      <w:proofErr w:type="spellEnd"/>
-      <w:r>
-        <w:rPr>
-          <w:lang w:val="fr-FR"/>
-        </w:rPr>
-        <w:t xml:space="preserve"> : Haute disponibilité sans scripts de redémarrage par application.</w:t>
-      </w:r>
-    </w:p>
-    <w:p>
-      <w:pPr>
-        <w:rPr>
-          <w:lang w:val="fr-FR"/>
-        </w:rPr>
-      </w:pPr>
-      <w:proofErr w:type="spellStart"/>
-      <w:r>
-        <w:rPr>
-          <w:lang w:val="fr-FR"/>
-        </w:rPr>
-        <w:t>SafeKit</w:t>
-      </w:r>
-      <w:proofErr w:type="spellEnd"/>
-      <w:r>
-        <w:rPr>
-          <w:lang w:val="fr-FR"/>
-        </w:rPr>
-        <w:t xml:space="preserve"> est idéal pour les éditeurs de logiciels, les revendeurs et les distributeurs souhaitant améliorer leurs produits avec des fonctionnalités de haute disponibilité. Il offre également une opportunité OEM pour les partenaires d’intégrer </w:t>
-      </w:r>
-      <w:proofErr w:type="spellStart"/>
-      <w:r>
-        <w:rPr>
-          <w:lang w:val="fr-FR"/>
-        </w:rPr>
-        <w:t>SafeKit</w:t>
-      </w:r>
-      <w:proofErr w:type="spellEnd"/>
-      <w:r>
-        <w:rPr>
-          <w:lang w:val="fr-FR"/>
-        </w:rPr>
-        <w:t xml:space="preserve"> dans leurs propres applications.</w:t>
+        <w:t>od : Haute disponibilité sans scripts de redémarrage par application.</w:t>
+      </w:r>
+    </w:p>
+    <w:p>
+      <w:pPr>
+        <w:rPr>
+          <w:lang w:val="fr-FR"/>
+        </w:rPr>
+      </w:pPr>
+      <w:r>
+        <w:rPr>
+          <w:lang w:val="fr-FR"/>
+        </w:rPr>
+        <w:t>SafeKit est idéal pour les éditeurs de logiciels, les revendeurs et les distributeurs souhaitant améliorer leurs produits avec des fonctionnalités de haute disponibilité. Il offre également une opportunité OEM pour les partenaires d’intégrer SafeKit dans leurs propres applications.</w:t>
       </w:r>
     </w:p>
     <w:p>
@@ -4183,14 +4113,9 @@
         <w:t>S</w:t>
       </w:r>
       <w:r>
-        <w:t xml:space="preserve">olutions </w:t>
-      </w:r>
-      <w:proofErr w:type="spellStart"/>
-      <w:r>
-        <w:t>SafeKit</w:t>
+        <w:t>olutions SafeKit</w:t>
       </w:r>
       <w:bookmarkEnd w:id="21"/>
-      <w:proofErr w:type="spellEnd"/>
     </w:p>
     <w:p>
       <w:pPr>
@@ -4212,17 +4137,8 @@
             <w:rStyle w:val="Lienhypertexte"/>
             <w:lang w:val="fr-FR"/>
           </w:rPr>
-          <w:t xml:space="preserve">Cliquez ici pour une liste des solutions </w:t>
-        </w:r>
-        <w:proofErr w:type="spellStart"/>
-        <w:r>
-          <w:rPr>
-            <w:rStyle w:val="Lienhypertexte"/>
-            <w:lang w:val="fr-FR"/>
-          </w:rPr>
-          <w:t>SafeKit</w:t>
-        </w:r>
-        <w:proofErr w:type="spellEnd"/>
+          <w:t>Cliquez ici pour une liste des solutions SafeKit</w:t>
+        </w:r>
       </w:hyperlink>
       <w:r>
         <w:rPr>
@@ -4635,56 +4551,14 @@
         <w:rPr>
           <w:lang w:val="fr-FR"/>
         </w:rPr>
-        <w:t xml:space="preserve"> : Les applications exécutées dans des conteneurs ou des </w:t>
-      </w:r>
-      <w:proofErr w:type="spellStart"/>
-      <w:r>
-        <w:rPr>
-          <w:lang w:val="fr-FR"/>
-        </w:rPr>
-        <w:t>pods</w:t>
-      </w:r>
-      <w:proofErr w:type="spellEnd"/>
-      <w:r>
-        <w:rPr>
-          <w:lang w:val="fr-FR"/>
-        </w:rPr>
-        <w:t xml:space="preserve"> n’ont pas besoin non plus de scripts de redémarrage dédiés. </w:t>
-      </w:r>
-      <w:proofErr w:type="spellStart"/>
-      <w:r>
-        <w:rPr>
-          <w:lang w:val="fr-FR"/>
-        </w:rPr>
-        <w:t>SafeKit</w:t>
-      </w:r>
-      <w:proofErr w:type="spellEnd"/>
-      <w:r>
-        <w:rPr>
-          <w:lang w:val="fr-FR"/>
-        </w:rPr>
-        <w:t xml:space="preserve"> fournit des redémarrages génériques </w:t>
+        <w:t xml:space="preserve"> : Les applications exécutées dans des conteneurs ou des pods n’ont pas besoin non plus de scripts de redémarrage dédiés. SafeKit fournit des redémarrages génériques </w:t>
       </w:r>
       <w:r>
         <w:rPr>
           <w:lang w:val="fr-FR"/>
         </w:rPr>
         <w:lastRenderedPageBreak/>
-        <w:t xml:space="preserve">et une réplication en temps réel des données </w:t>
-      </w:r>
-      <w:proofErr w:type="spellStart"/>
-      <w:r>
-        <w:rPr>
-          <w:lang w:val="fr-FR"/>
-        </w:rPr>
-        <w:t>persistentes</w:t>
-      </w:r>
-      <w:proofErr w:type="spellEnd"/>
-      <w:r>
-        <w:rPr>
-          <w:lang w:val="fr-FR"/>
-        </w:rPr>
-        <w:t xml:space="preserve"> pour ces environnements</w:t>
+        <w:t>et une réplication en temps réel des données persistentes pour ces environnements</w:t>
       </w:r>
       <w:r>
         <w:rPr>
@@ -4705,66 +4579,73 @@
             <w:rStyle w:val="Lienhypertexte"/>
             <w:lang w:val="fr-FR"/>
           </w:rPr>
-          <w:t xml:space="preserve"> liste des solutions </w:t>
-        </w:r>
-        <w:proofErr w:type="spellStart"/>
+          <w:t xml:space="preserve"> liste des solutions SafeKit</w:t>
+        </w:r>
+      </w:hyperlink>
+      <w:r>
+        <w:rPr>
+          <w:rStyle w:val="Lienhypertexte"/>
+          <w:lang w:val="fr-FR"/>
+        </w:rPr>
+        <w:t>)</w:t>
+      </w:r>
+      <w:r>
+        <w:rPr>
+          <w:lang w:val="fr-FR"/>
+        </w:rPr>
+        <w:t>.</w:t>
+      </w:r>
+    </w:p>
+    <w:p>
+      <w:pPr>
+        <w:pStyle w:val="Titre3"/>
+      </w:pPr>
+      <w:bookmarkStart w:id="23" w:name="_Toc192090416"/>
+      <w:r>
+        <w:t>Architectures SafeKit</w:t>
+      </w:r>
+      <w:bookmarkEnd w:id="23"/>
+    </w:p>
+    <w:p>
+      <w:pPr>
+        <w:rPr>
+          <w:lang w:val="fr-FR"/>
+        </w:rPr>
+      </w:pPr>
+      <w:r>
+        <w:rPr>
+          <w:lang w:val="fr-FR"/>
+        </w:rPr>
+        <w:t xml:space="preserve">SafeKit propose deux clusters de haute disponibilité de base pour Windows et Linux : </w:t>
+      </w:r>
+    </w:p>
+    <w:p>
+      <w:pPr>
+        <w:pStyle w:val="PuceCircle"/>
+        <w:rPr>
+          <w:lang w:val="fr-FR"/>
+        </w:rPr>
+      </w:pPr>
+      <w:r>
+        <w:rPr>
+          <w:lang w:val="fr-FR"/>
+        </w:rPr>
+        <w:t xml:space="preserve">le </w:t>
+      </w:r>
+      <w:hyperlink w:anchor="_The_SafeKit_Mirror" w:history="1">
         <w:r>
           <w:rPr>
             <w:rStyle w:val="Lienhypertexte"/>
             <w:lang w:val="fr-FR"/>
           </w:rPr>
-          <w:t>SafeKit</w:t>
-        </w:r>
-        <w:proofErr w:type="spellEnd"/>
+          <w:t>cluster miroir</w:t>
+        </w:r>
       </w:hyperlink>
       <w:r>
         <w:rPr>
-          <w:rStyle w:val="Lienhypertexte"/>
-          <w:lang w:val="fr-FR"/>
-        </w:rPr>
-        <w:t>)</w:t>
-      </w:r>
-      <w:r>
-        <w:rPr>
-          <w:lang w:val="fr-FR"/>
-        </w:rPr>
-        <w:t>.</w:t>
-      </w:r>
-    </w:p>
-    <w:p>
-      <w:pPr>
-        <w:pStyle w:val="Titre3"/>
-      </w:pPr>
-      <w:bookmarkStart w:id="23" w:name="_Toc192090416"/>
-      <w:r>
-        <w:t xml:space="preserve">Architectures </w:t>
-      </w:r>
-      <w:proofErr w:type="spellStart"/>
-      <w:r>
-        <w:t>SafeKit</w:t>
-      </w:r>
-      <w:bookmarkEnd w:id="23"/>
-      <w:proofErr w:type="spellEnd"/>
-    </w:p>
-    <w:p>
-      <w:pPr>
-        <w:rPr>
-          <w:lang w:val="fr-FR"/>
-        </w:rPr>
-      </w:pPr>
-      <w:proofErr w:type="spellStart"/>
-      <w:r>
-        <w:rPr>
-          <w:lang w:val="fr-FR"/>
-        </w:rPr>
-        <w:t>SafeKit</w:t>
-      </w:r>
-      <w:proofErr w:type="spellEnd"/>
-      <w:r>
-        <w:rPr>
-          <w:lang w:val="fr-FR"/>
-        </w:rPr>
-        <w:t xml:space="preserve"> propose deux clusters de haute disponibilité de base pour Windows et Linux : </w:t>
+          <w:lang w:val="fr-FR"/>
+        </w:rPr>
+        <w:t>, avec réplication de fichiers en temps réel et basculement, construit en déployant un module miroir sur 2 serveurs,</w:t>
       </w:r>
     </w:p>
     <w:p>
@@ -4778,83 +4659,83 @@
         <w:rPr>
           <w:lang w:val="fr-FR"/>
         </w:rPr>
-        <w:t xml:space="preserve">le </w:t>
-      </w:r>
-      <w:hyperlink w:anchor="_The_SafeKit_Mirror" w:history="1">
+        <w:t xml:space="preserve">Le </w:t>
+      </w:r>
+      <w:hyperlink w:anchor="_The_SafeKit_Farm" w:history="1">
         <w:r>
           <w:rPr>
             <w:rStyle w:val="Lienhypertexte"/>
             <w:lang w:val="fr-FR"/>
           </w:rPr>
-          <w:t>cluster miroir</w:t>
-        </w:r>
-      </w:hyperlink>
-      <w:r>
-        <w:rPr>
-          <w:lang w:val="fr-FR"/>
-        </w:rPr>
-        <w:t>, avec réplication de fichiers en temps réel et basculement, construit en déployant un module miroir sur 2 serveurs,</w:t>
-      </w:r>
-    </w:p>
-    <w:p>
-      <w:pPr>
-        <w:pStyle w:val="PuceCircle"/>
-        <w:rPr>
-          <w:lang w:val="fr-FR"/>
-        </w:rPr>
-      </w:pPr>
-      <w:r>
-        <w:rPr>
-          <w:lang w:val="fr-FR"/>
-        </w:rPr>
-        <w:t xml:space="preserve">Le </w:t>
-      </w:r>
-      <w:hyperlink w:anchor="_The_SafeKit_Farm" w:history="1">
+          <w:t xml:space="preserve">cluster </w:t>
+        </w:r>
         <w:r>
           <w:rPr>
             <w:rStyle w:val="Lienhypertexte"/>
             <w:lang w:val="fr-FR"/>
           </w:rPr>
-          <w:t xml:space="preserve">cluster </w:t>
-        </w:r>
+          <w:t>ferme</w:t>
+        </w:r>
+      </w:hyperlink>
+      <w:r>
+        <w:rPr>
+          <w:lang w:val="fr-FR"/>
+        </w:rPr>
+        <w:t xml:space="preserve">, avec équilibrage de charge réseau et basculement, construit en déployant un module </w:t>
+      </w:r>
+      <w:r>
+        <w:rPr>
+          <w:lang w:val="fr-FR"/>
+        </w:rPr>
+        <w:t>ferme</w:t>
+      </w:r>
+      <w:r>
+        <w:rPr>
+          <w:lang w:val="fr-FR"/>
+        </w:rPr>
+        <w:t xml:space="preserve"> sur 2 serveurs ou plus.</w:t>
+      </w:r>
+    </w:p>
+    <w:p>
+      <w:pPr>
+        <w:rPr>
+          <w:lang w:val="fr-FR"/>
+        </w:rPr>
+      </w:pPr>
+      <w:r>
+        <w:rPr>
+          <w:lang w:val="fr-FR"/>
+        </w:rPr>
+        <w:t xml:space="preserve">Plusieurs modules peuvent être déployés sur un même cluster. Ainsi, des architectures de clustering avancées peuvent être mises en œuvre : </w:t>
+      </w:r>
+    </w:p>
+    <w:p>
+      <w:pPr>
+        <w:pStyle w:val="PuceCircle"/>
+        <w:rPr>
+          <w:lang w:val="fr-FR"/>
+        </w:rPr>
+      </w:pPr>
+      <w:r>
+        <w:rPr>
+          <w:lang w:val="fr-FR"/>
+        </w:rPr>
+        <w:t xml:space="preserve">le </w:t>
+      </w:r>
+      <w:hyperlink w:anchor="_Le_cluster_ferme+miroir_1" w:history="1">
         <w:r>
           <w:rPr>
             <w:rStyle w:val="Lienhypertexte"/>
             <w:lang w:val="fr-FR"/>
           </w:rPr>
-          <w:t>ferme</w:t>
+          <w:t>cluster ferme+miroir</w:t>
         </w:r>
       </w:hyperlink>
       <w:r>
         <w:rPr>
           <w:lang w:val="fr-FR"/>
         </w:rPr>
-        <w:t xml:space="preserve">, avec équilibrage de charge réseau et basculement, construit en déployant un module </w:t>
-      </w:r>
-      <w:r>
-        <w:rPr>
-          <w:lang w:val="fr-FR"/>
-        </w:rPr>
-        <w:t>ferme</w:t>
-      </w:r>
-      <w:r>
-        <w:rPr>
-          <w:lang w:val="fr-FR"/>
-        </w:rPr>
-        <w:t xml:space="preserve"> sur 2 serveurs ou plus.</w:t>
-      </w:r>
-    </w:p>
-    <w:p>
-      <w:pPr>
-        <w:rPr>
-          <w:lang w:val="fr-FR"/>
-        </w:rPr>
-      </w:pPr>
-      <w:r>
-        <w:rPr>
-          <w:lang w:val="fr-FR"/>
-        </w:rPr>
-        <w:t xml:space="preserve">Plusieurs modules peuvent être déployés sur un même cluster. Ainsi, des architectures de clustering avancées peuvent être mises en œuvre : </w:t>
+        <w:t xml:space="preserve"> construit en déployant un module ferme et un module miroir sur le même cluster,</w:t>
       </w:r>
     </w:p>
     <w:p>
@@ -4870,86 +4751,48 @@
         </w:rPr>
         <w:t xml:space="preserve">le </w:t>
       </w:r>
-      <w:hyperlink w:anchor="_Le_cluster_ferme+miroir_1" w:history="1">
+      <w:hyperlink w:anchor="_The_SafeKit_Active/Active" w:history="1">
         <w:r>
           <w:rPr>
             <w:rStyle w:val="Lienhypertexte"/>
             <w:lang w:val="fr-FR"/>
           </w:rPr>
-          <w:t xml:space="preserve">cluster </w:t>
-        </w:r>
-        <w:proofErr w:type="spellStart"/>
+          <w:t>cluster actif/actif</w:t>
+        </w:r>
+      </w:hyperlink>
+      <w:r>
+        <w:rPr>
+          <w:lang w:val="fr-FR"/>
+        </w:rPr>
+        <w:t xml:space="preserve"> construit en déployant plusieurs modules miroirs sur 2 serveurs,</w:t>
+      </w:r>
+    </w:p>
+    <w:p>
+      <w:pPr>
+        <w:pStyle w:val="PuceCircle"/>
+        <w:rPr>
+          <w:lang w:val="fr-FR"/>
+        </w:rPr>
+      </w:pPr>
+      <w:r>
+        <w:rPr>
+          <w:lang w:val="fr-FR"/>
+        </w:rPr>
+        <w:t xml:space="preserve">le </w:t>
+      </w:r>
+      <w:hyperlink w:anchor="_The_SafeKit_N-1" w:history="1">
         <w:r>
           <w:rPr>
             <w:rStyle w:val="Lienhypertexte"/>
             <w:lang w:val="fr-FR"/>
           </w:rPr>
-          <w:t>ferme+miroir</w:t>
-        </w:r>
-        <w:proofErr w:type="spellEnd"/>
+          <w:t>cluster N-1</w:t>
+        </w:r>
       </w:hyperlink>
       <w:r>
         <w:rPr>
           <w:lang w:val="fr-FR"/>
         </w:rPr>
-        <w:t xml:space="preserve"> construit en déployant un module ferme et un module miroir sur le même cluster,</w:t>
-      </w:r>
-    </w:p>
-    <w:p>
-      <w:pPr>
-        <w:pStyle w:val="PuceCircle"/>
-        <w:rPr>
-          <w:lang w:val="fr-FR"/>
-        </w:rPr>
-      </w:pPr>
-      <w:r>
-        <w:rPr>
-          <w:lang w:val="fr-FR"/>
-        </w:rPr>
-        <w:t xml:space="preserve">le </w:t>
-      </w:r>
-      <w:hyperlink w:anchor="_The_SafeKit_Active/Active" w:history="1">
-        <w:r>
-          <w:rPr>
-            <w:rStyle w:val="Lienhypertexte"/>
-            <w:lang w:val="fr-FR"/>
-          </w:rPr>
-          <w:t>cluster actif/actif</w:t>
-        </w:r>
-      </w:hyperlink>
-      <w:r>
-        <w:rPr>
-          <w:lang w:val="fr-FR"/>
-        </w:rPr>
-        <w:t xml:space="preserve"> construit en déployant plusieurs modules miroirs sur 2 serveurs,</w:t>
-      </w:r>
-    </w:p>
-    <w:p>
-      <w:pPr>
-        <w:pStyle w:val="PuceCircle"/>
-        <w:rPr>
-          <w:lang w:val="fr-FR"/>
-        </w:rPr>
-      </w:pPr>
-      <w:r>
-        <w:rPr>
-          <w:lang w:val="fr-FR"/>
-        </w:rPr>
-        <w:t xml:space="preserve">le </w:t>
-      </w:r>
-      <w:hyperlink w:anchor="_The_SafeKit_N-1" w:history="1">
-        <w:r>
-          <w:rPr>
-            <w:rStyle w:val="Lienhypertexte"/>
-            <w:lang w:val="fr-FR"/>
-          </w:rPr>
-          <w:t>cluster N-1</w:t>
-        </w:r>
-      </w:hyperlink>
-      <w:r>
-        <w:rPr>
-          <w:lang w:val="fr-FR"/>
-        </w:rPr>
         <w:t xml:space="preserve"> construit en déployant N module</w:t>
       </w:r>
       <w:r>
@@ -4999,16 +4842,8 @@
         <w:rPr>
           <w:lang w:val="fr-FR" w:eastAsia="en-US"/>
         </w:rPr>
-        <w:t xml:space="preserve">Des clusters spécifiques sont également intéressants à prendre en compte avec </w:t>
-      </w:r>
-      <w:proofErr w:type="spellStart"/>
-      <w:r>
-        <w:rPr>
-          <w:lang w:val="fr-FR" w:eastAsia="en-US"/>
-        </w:rPr>
-        <w:t>SafeKit</w:t>
-      </w:r>
-      <w:proofErr w:type="spellEnd"/>
+        <w:t>Des clusters spécifiques sont également intéressants à prendre en compte avec SafeKit</w:t>
+      </w:r>
       <w:r>
         <w:rPr>
           <w:lang w:val="fr-FR"/>
@@ -5107,17 +4942,8 @@
       <w:bookmarkStart w:id="29" w:name="_Toc291390468"/>
       <w:bookmarkStart w:id="30" w:name="_Toc179974178"/>
       <w:bookmarkStart w:id="31" w:name="_Toc192090417"/>
-      <w:proofErr w:type="spellStart"/>
-      <w:r>
-        <w:t>Définition</w:t>
-      </w:r>
-      <w:proofErr w:type="spellEnd"/>
-      <w:r>
-        <w:t xml:space="preserve"> du cluster </w:t>
-      </w:r>
-      <w:proofErr w:type="spellStart"/>
-      <w:r>
-        <w:t>SafeKit</w:t>
+      <w:r>
+        <w:t>Définition du cluster SafeKit</w:t>
       </w:r>
       <w:bookmarkEnd w:id="24"/>
       <w:bookmarkEnd w:id="25"/>
@@ -5127,74 +4953,31 @@
       <w:bookmarkEnd w:id="29"/>
       <w:bookmarkEnd w:id="30"/>
       <w:bookmarkEnd w:id="31"/>
-      <w:proofErr w:type="spellEnd"/>
-    </w:p>
-    <w:p>
-      <w:pPr>
-        <w:rPr>
-          <w:lang w:val="fr-FR"/>
-        </w:rPr>
-      </w:pPr>
-      <w:r>
-        <w:rPr>
-          <w:lang w:val="fr-FR"/>
-        </w:rPr>
-        <w:t xml:space="preserve">Un cluster </w:t>
-      </w:r>
-      <w:proofErr w:type="spellStart"/>
-      <w:r>
-        <w:rPr>
-          <w:lang w:val="fr-FR"/>
-        </w:rPr>
-        <w:t>SafeKit</w:t>
-      </w:r>
-      <w:proofErr w:type="spellEnd"/>
-      <w:r>
-        <w:rPr>
-          <w:lang w:val="fr-FR"/>
-        </w:rPr>
-        <w:t xml:space="preserve"> est un ensemble de serveurs sur lesquels </w:t>
-      </w:r>
-      <w:proofErr w:type="spellStart"/>
-      <w:r>
-        <w:rPr>
-          <w:lang w:val="fr-FR"/>
-        </w:rPr>
-        <w:t>SafeKit</w:t>
-      </w:r>
-      <w:proofErr w:type="spellEnd"/>
-      <w:r>
-        <w:rPr>
-          <w:lang w:val="fr-FR"/>
-        </w:rPr>
-        <w:t xml:space="preserve"> est installé et en cours d'exécution. </w:t>
-      </w:r>
-    </w:p>
-    <w:p>
-      <w:pPr>
-        <w:rPr>
-          <w:lang w:val="fr-FR"/>
-        </w:rPr>
-      </w:pPr>
-      <w:r>
-        <w:rPr>
-          <w:lang w:val="fr-FR"/>
-        </w:rPr>
-        <w:t xml:space="preserve">Tous les serveurs d'un cluster </w:t>
-      </w:r>
-      <w:proofErr w:type="spellStart"/>
-      <w:r>
-        <w:rPr>
-          <w:lang w:val="fr-FR"/>
-        </w:rPr>
-        <w:t>SafeKit</w:t>
-      </w:r>
-      <w:proofErr w:type="spellEnd"/>
-      <w:r>
-        <w:rPr>
-          <w:lang w:val="fr-FR"/>
-        </w:rPr>
-        <w:t xml:space="preserve"> donné partagent la même configuration de cluster, qui inclut la liste des serveurs et des réseaux utilisés. Ces serveurs communiquent entre eux pour maintenir une vue globale des configurations des </w:t>
+    </w:p>
+    <w:p>
+      <w:pPr>
+        <w:rPr>
+          <w:lang w:val="fr-FR"/>
+        </w:rPr>
+      </w:pPr>
+      <w:r>
+        <w:rPr>
+          <w:lang w:val="fr-FR"/>
+        </w:rPr>
+        <w:t xml:space="preserve">Un cluster SafeKit est un ensemble de serveurs sur lesquels SafeKit est installé et en cours d'exécution. </w:t>
+      </w:r>
+    </w:p>
+    <w:p>
+      <w:pPr>
+        <w:rPr>
+          <w:lang w:val="fr-FR"/>
+        </w:rPr>
+      </w:pPr>
+      <w:r>
+        <w:rPr>
+          <w:lang w:val="fr-FR"/>
+        </w:rPr>
+        <w:t xml:space="preserve">Tous les serveurs d'un cluster SafeKit donné partagent la même configuration de cluster, qui inclut la liste des serveurs et des réseaux utilisés. Ces serveurs communiquent entre eux pour maintenir une vue globale des configurations des </w:t>
       </w:r>
       <w:hyperlink r:id="rId20" w:history="1">
         <w:r>
@@ -5202,64 +4985,27 @@
             <w:rStyle w:val="Lienhypertexte"/>
             <w:lang w:val="fr-FR"/>
           </w:rPr>
-          <w:t xml:space="preserve">modules </w:t>
-        </w:r>
-        <w:proofErr w:type="spellStart"/>
-        <w:r>
-          <w:rPr>
-            <w:rStyle w:val="Lienhypertexte"/>
-            <w:lang w:val="fr-FR"/>
-          </w:rPr>
-          <w:t>SafeKit</w:t>
-        </w:r>
-        <w:proofErr w:type="spellEnd"/>
+          <w:t>modules SafeKit</w:t>
+        </w:r>
       </w:hyperlink>
       <w:r>
         <w:rPr>
           <w:lang w:val="fr-FR"/>
         </w:rPr>
-        <w:t xml:space="preserve">. Un serveur ne peut pas appartenir à plusieurs clusters </w:t>
-      </w:r>
-      <w:proofErr w:type="spellStart"/>
-      <w:r>
-        <w:rPr>
-          <w:lang w:val="fr-FR"/>
-        </w:rPr>
-        <w:t>SafeKit</w:t>
-      </w:r>
-      <w:proofErr w:type="spellEnd"/>
-      <w:r>
-        <w:rPr>
-          <w:lang w:val="fr-FR"/>
-        </w:rPr>
-        <w:t xml:space="preserve"> simultanément. </w:t>
-      </w:r>
-    </w:p>
-    <w:p>
-      <w:pPr>
-        <w:rPr>
-          <w:lang w:val="fr-FR"/>
-        </w:rPr>
-      </w:pPr>
-      <w:r>
-        <w:rPr>
-          <w:lang w:val="fr-FR"/>
-        </w:rPr>
-        <w:t xml:space="preserve">La configuration du cluster est une condition préalable à l'installation et à la configuration des modules </w:t>
-      </w:r>
-      <w:proofErr w:type="spellStart"/>
-      <w:r>
-        <w:rPr>
-          <w:lang w:val="fr-FR"/>
-        </w:rPr>
-        <w:t>SafeKit</w:t>
-      </w:r>
-      <w:proofErr w:type="spellEnd"/>
-      <w:r>
-        <w:rPr>
-          <w:lang w:val="fr-FR"/>
-        </w:rPr>
-        <w:t xml:space="preserve">. Cela peut être fait à l'aide de la console Web </w:t>
+        <w:t xml:space="preserve">. Un serveur ne peut pas appartenir à plusieurs clusters SafeKit simultanément. </w:t>
+      </w:r>
+    </w:p>
+    <w:p>
+      <w:pPr>
+        <w:rPr>
+          <w:lang w:val="fr-FR"/>
+        </w:rPr>
+      </w:pPr>
+      <w:r>
+        <w:rPr>
+          <w:lang w:val="fr-FR"/>
+        </w:rPr>
+        <w:t xml:space="preserve">La configuration du cluster est une condition préalable à l'installation et à la configuration des modules SafeKit. Cela peut être fait à l'aide de la console Web </w:t>
       </w:r>
       <w:r>
         <w:rPr>
@@ -5267,19 +5013,11 @@
         </w:rPr>
         <w:t xml:space="preserve">de </w:t>
       </w:r>
-      <w:proofErr w:type="spellStart"/>
-      <w:r>
-        <w:rPr>
-          <w:lang w:val="fr-FR"/>
-        </w:rPr>
-        <w:t>SafeKit</w:t>
-      </w:r>
-      <w:proofErr w:type="spellEnd"/>
-      <w:r>
-        <w:rPr>
-          <w:lang w:val="fr-FR"/>
-        </w:rPr>
-        <w:t xml:space="preserve"> ou de commandes en ligne.</w:t>
+      <w:r>
+        <w:rPr>
+          <w:lang w:val="fr-FR"/>
+        </w:rPr>
+        <w:t>SafeKit ou de commandes en ligne.</w:t>
       </w:r>
     </w:p>
     <w:p>
@@ -5290,46 +5028,22 @@
       <w:bookmarkStart w:id="33" w:name="_Toc192090418"/>
       <w:bookmarkEnd w:id="22"/>
       <w:bookmarkEnd w:id="32"/>
-      <w:proofErr w:type="spellStart"/>
-      <w:r>
-        <w:t>Définition</w:t>
-      </w:r>
-      <w:proofErr w:type="spellEnd"/>
-      <w:r>
-        <w:t xml:space="preserve"> du module </w:t>
-      </w:r>
-      <w:proofErr w:type="spellStart"/>
-      <w:r>
-        <w:t>SafeKit</w:t>
+      <w:r>
+        <w:t>Définition du module SafeKit</w:t>
       </w:r>
       <w:bookmarkEnd w:id="33"/>
-      <w:proofErr w:type="spellEnd"/>
-    </w:p>
-    <w:p>
-      <w:pPr>
-        <w:rPr>
-          <w:lang w:val="fr-FR"/>
-        </w:rPr>
-      </w:pPr>
-      <w:r>
-        <w:rPr>
-          <w:lang w:val="fr-FR"/>
-        </w:rPr>
-        <w:t xml:space="preserve">Un module est une personnalisation de </w:t>
-      </w:r>
-      <w:proofErr w:type="spellStart"/>
-      <w:r>
-        <w:rPr>
-          <w:lang w:val="fr-FR"/>
-        </w:rPr>
-        <w:t>SafeKit</w:t>
-      </w:r>
-      <w:proofErr w:type="spellEnd"/>
-      <w:r>
-        <w:rPr>
-          <w:lang w:val="fr-FR"/>
-        </w:rPr>
-        <w:t xml:space="preserve"> pour une application ou un hyperviseur spécifique. </w:t>
+    </w:p>
+    <w:p>
+      <w:pPr>
+        <w:rPr>
+          <w:lang w:val="fr-FR"/>
+        </w:rPr>
+      </w:pPr>
+      <w:r>
+        <w:rPr>
+          <w:lang w:val="fr-FR"/>
+        </w:rPr>
+        <w:t xml:space="preserve">Un module est une personnalisation de SafeKit pour une application ou un hyperviseur spécifique. </w:t>
       </w:r>
       <w:hyperlink r:id="rId21" w:history="1">
         <w:r>
@@ -5432,35 +5146,7 @@
         <w:rPr>
           <w:lang w:val="fr-FR"/>
         </w:rPr>
-        <w:t>Modules hyperviseurs (</w:t>
-      </w:r>
-      <w:proofErr w:type="spellStart"/>
-      <w:r>
-        <w:rPr>
-          <w:lang w:val="fr-FR"/>
-        </w:rPr>
-        <w:t>hyperv.safe</w:t>
-      </w:r>
-      <w:proofErr w:type="spellEnd"/>
-      <w:r>
-        <w:rPr>
-          <w:lang w:val="fr-FR"/>
-        </w:rPr>
-        <w:t xml:space="preserve">, </w:t>
-      </w:r>
-      <w:proofErr w:type="spellStart"/>
-      <w:r>
-        <w:rPr>
-          <w:lang w:val="fr-FR"/>
-        </w:rPr>
-        <w:t>kvm.safe</w:t>
-      </w:r>
-      <w:proofErr w:type="spellEnd"/>
-      <w:r>
-        <w:rPr>
-          <w:lang w:val="fr-FR"/>
-        </w:rPr>
-        <w:t xml:space="preserve">) pour la réplication en temps réel et le redémarrage de machines virtuelles </w:t>
+        <w:t xml:space="preserve">Modules hyperviseurs (hyperv.safe, kvm.safe) pour la réplication en temps réel et le redémarrage de machines virtuelles </w:t>
       </w:r>
       <w:r>
         <w:rPr>
@@ -5502,21 +5188,7 @@
         <w:rPr>
           <w:lang w:val="fr-FR"/>
         </w:rPr>
-        <w:t>En pratique, un module est un fichier « .</w:t>
-      </w:r>
-      <w:proofErr w:type="spellStart"/>
-      <w:r>
-        <w:rPr>
-          <w:lang w:val="fr-FR"/>
-        </w:rPr>
-        <w:t>safe</w:t>
-      </w:r>
-      <w:proofErr w:type="spellEnd"/>
-      <w:r>
-        <w:rPr>
-          <w:lang w:val="fr-FR"/>
-        </w:rPr>
-        <w:t xml:space="preserve"> » (type zip) qui comprend : </w:t>
+        <w:t xml:space="preserve">En pratique, un module est un fichier « .safe » (type zip) qui comprend : </w:t>
       </w:r>
     </w:p>
     <w:p>
@@ -5674,21 +5346,7 @@
         <w:rPr>
           <w:lang w:val="fr-FR"/>
         </w:rPr>
-        <w:t xml:space="preserve">Installez le logiciel </w:t>
-      </w:r>
-      <w:proofErr w:type="spellStart"/>
-      <w:r>
-        <w:rPr>
-          <w:lang w:val="fr-FR"/>
-        </w:rPr>
-        <w:t>SafeKit</w:t>
-      </w:r>
-      <w:proofErr w:type="spellEnd"/>
-      <w:r>
-        <w:rPr>
-          <w:lang w:val="fr-FR"/>
-        </w:rPr>
-        <w:t xml:space="preserve"> sur les deux serveurs,</w:t>
+        <w:t>Installez le logiciel SafeKit sur les deux serveurs,</w:t>
       </w:r>
     </w:p>
     <w:p>
@@ -5725,19 +5383,11 @@
         </w:rPr>
         <w:t xml:space="preserve">de </w:t>
       </w:r>
-      <w:proofErr w:type="spellStart"/>
-      <w:r>
-        <w:rPr>
-          <w:lang w:val="fr-FR"/>
-        </w:rPr>
-        <w:t>SafeKit</w:t>
-      </w:r>
-      <w:proofErr w:type="spellEnd"/>
-      <w:r>
-        <w:rPr>
-          <w:lang w:val="fr-FR"/>
-        </w:rPr>
-        <w:t xml:space="preserve"> ou de commandes en ligne. </w:t>
+      <w:r>
+        <w:rPr>
+          <w:lang w:val="fr-FR"/>
+        </w:rPr>
+        <w:t xml:space="preserve">SafeKit ou de commandes en ligne. </w:t>
       </w:r>
     </w:p>
     <w:p>
@@ -5765,21 +5415,11 @@
         <w:pStyle w:val="Titre3"/>
       </w:pPr>
       <w:bookmarkStart w:id="34" w:name="_Toc192090419"/>
-      <w:proofErr w:type="spellStart"/>
       <w:r>
         <w:lastRenderedPageBreak/>
-        <w:t>Limites</w:t>
-      </w:r>
-      <w:proofErr w:type="spellEnd"/>
-      <w:r>
-        <w:t xml:space="preserve"> de </w:t>
-      </w:r>
-      <w:proofErr w:type="spellStart"/>
-      <w:r>
-        <w:t>SafeKit</w:t>
+        <w:t>Limites de SafeKit</w:t>
       </w:r>
       <w:bookmarkEnd w:id="34"/>
-      <w:proofErr w:type="spellEnd"/>
     </w:p>
     <w:tbl>
       <w:tblPr>
@@ -5814,17 +5454,8 @@
                 <w:b/>
                 <w:bCs/>
               </w:rPr>
-              <w:t xml:space="preserve">Utilisation typique avec </w:t>
+              <w:t>Utilisation typique avec SafeKit</w:t>
             </w:r>
-            <w:proofErr w:type="spellStart"/>
-            <w:r>
-              <w:rPr>
-                <w:b/>
-                <w:bCs/>
-              </w:rPr>
-              <w:t>SafeKit</w:t>
-            </w:r>
-            <w:proofErr w:type="spellEnd"/>
           </w:p>
         </w:tc>
       </w:tr>
@@ -6040,7 +5671,13 @@
           </w:p>
           <w:p>
             <w:r>
-              <w:t>Un LAN offre une latence adéquate (généralement un aller-retour de moins de 2 ms) pour la réplication synchrone.</w:t>
+              <w:t xml:space="preserve">Un LAN offre une latence adéquate (généralement un aller-retour de moins de </w:t>
+            </w:r>
+            <w:r>
+              <w:t>5</w:t>
+            </w:r>
+            <w:r>
+              <w:t>ms) pour la réplication synchrone.</w:t>
             </w:r>
           </w:p>
         </w:tc>
@@ -6104,15 +5741,7 @@
           </w:tcPr>
           <w:p>
             <w:r>
-              <w:t xml:space="preserve">Mettez les fichiers dans un disque dur virtuel répliqué par </w:t>
-            </w:r>
-            <w:proofErr w:type="spellStart"/>
-            <w:r>
-              <w:t>SafeKit</w:t>
-            </w:r>
-            <w:proofErr w:type="spellEnd"/>
-            <w:r>
-              <w:t>.</w:t>
+              <w:t>Mettez les fichiers dans un disque dur virtuel répliqué par SafeKit.</w:t>
             </w:r>
           </w:p>
         </w:tc>
@@ -6258,90 +5887,20 @@
         <w:rPr>
           <w:lang w:val="fr-FR"/>
         </w:rPr>
-        <w:t xml:space="preserve">, cette architecture est particulièrement adaptée pour fournir une haute disponibilité aux applications </w:t>
-      </w:r>
-      <w:proofErr w:type="spellStart"/>
-      <w:r>
-        <w:rPr>
-          <w:lang w:val="fr-FR"/>
-        </w:rPr>
-        <w:t>back-end</w:t>
-      </w:r>
-      <w:proofErr w:type="spellEnd"/>
-      <w:r>
-        <w:rPr>
-          <w:lang w:val="fr-FR"/>
-        </w:rPr>
-        <w:t xml:space="preserve"> avec des données critiques à protéger contre les pannes. </w:t>
-      </w:r>
-    </w:p>
-    <w:p>
-      <w:pPr>
-        <w:rPr>
-          <w:lang w:val="fr-FR"/>
-        </w:rPr>
-      </w:pPr>
-      <w:r>
-        <w:rPr>
-          <w:lang w:val="fr-FR"/>
-        </w:rPr>
-        <w:t xml:space="preserve">Les solutions Microsoft SQL Server, PostgreSQL, </w:t>
-      </w:r>
-      <w:proofErr w:type="spellStart"/>
-      <w:r>
-        <w:rPr>
-          <w:lang w:val="fr-FR"/>
-        </w:rPr>
-        <w:t>MariaDB</w:t>
-      </w:r>
-      <w:proofErr w:type="spellEnd"/>
-      <w:r>
-        <w:rPr>
-          <w:lang w:val="fr-FR"/>
-        </w:rPr>
-        <w:t xml:space="preserve">, Oracle, Milestone, </w:t>
-      </w:r>
-      <w:proofErr w:type="spellStart"/>
-      <w:r>
-        <w:rPr>
-          <w:lang w:val="fr-FR"/>
-        </w:rPr>
-        <w:t>Nedap</w:t>
-      </w:r>
-      <w:proofErr w:type="spellEnd"/>
-      <w:r>
-        <w:rPr>
-          <w:lang w:val="fr-FR"/>
-        </w:rPr>
-        <w:t xml:space="preserve">, Docker, </w:t>
-      </w:r>
-      <w:proofErr w:type="spellStart"/>
-      <w:r>
-        <w:rPr>
-          <w:lang w:val="fr-FR"/>
-        </w:rPr>
-        <w:t>Podman</w:t>
-      </w:r>
-      <w:proofErr w:type="spellEnd"/>
-      <w:r>
-        <w:rPr>
-          <w:lang w:val="fr-FR"/>
-        </w:rPr>
-        <w:t xml:space="preserve">, Hyper-V et KVM sont des exemples de modules miroirs. Vous pouvez créer votre propre module miroir pour votre application sur la base du module générique </w:t>
-      </w:r>
-      <w:proofErr w:type="spellStart"/>
-      <w:r>
-        <w:rPr>
-          <w:lang w:val="fr-FR"/>
-        </w:rPr>
-        <w:t>mirror.safe</w:t>
-      </w:r>
-      <w:proofErr w:type="spellEnd"/>
-      <w:r>
-        <w:rPr>
-          <w:lang w:val="fr-FR"/>
-        </w:rPr>
-        <w:t xml:space="preserve">. </w:t>
+        <w:t xml:space="preserve">, cette architecture est particulièrement adaptée pour fournir une haute disponibilité aux applications back-end avec des données critiques à protéger contre les pannes. </w:t>
+      </w:r>
+    </w:p>
+    <w:p>
+      <w:pPr>
+        <w:rPr>
+          <w:lang w:val="fr-FR"/>
+        </w:rPr>
+      </w:pPr>
+      <w:r>
+        <w:rPr>
+          <w:lang w:val="fr-FR"/>
+        </w:rPr>
+        <w:t xml:space="preserve">Les solutions Microsoft SQL Server, PostgreSQL, MariaDB, Oracle, Milestone, Nedap, Docker, Podman, Hyper-V et KVM sont des exemples de modules miroirs. Vous pouvez créer votre propre module miroir pour votre application sur la base du module générique mirror.safe. </w:t>
       </w:r>
       <w:hyperlink r:id="rId23" w:history="1">
         <w:r>
@@ -6489,19 +6048,11 @@
           <w:lang w:val="fr-FR"/>
         </w:rPr>
       </w:pPr>
-      <w:proofErr w:type="spellStart"/>
-      <w:r>
-        <w:rPr>
-          <w:lang w:val="fr-FR"/>
-        </w:rPr>
-        <w:t>SafeKit</w:t>
-      </w:r>
-      <w:proofErr w:type="spellEnd"/>
-      <w:r>
-        <w:rPr>
-          <w:lang w:val="fr-FR"/>
-        </w:rPr>
-        <w:t xml:space="preserve"> réplique les fichiers ouverts par l'application. Seules les modifications apportées par l'application dans les fichiers sont répliquées en temps réel sur </w:t>
+      <w:r>
+        <w:rPr>
+          <w:lang w:val="fr-FR"/>
+        </w:rPr>
+        <w:t xml:space="preserve">SafeKit réplique les fichiers ouverts par l'application. Seules les modifications apportées par l'application dans les fichiers sont répliquées en temps réel sur </w:t>
       </w:r>
       <w:r>
         <w:rPr>
@@ -6526,21 +6077,7 @@
         <w:rPr>
           <w:lang w:val="fr-FR"/>
         </w:rPr>
-        <w:t xml:space="preserve">Pour la réplication, seuls les noms des répertoires de fichiers à répliquer sont configurés dans </w:t>
-      </w:r>
-      <w:proofErr w:type="spellStart"/>
-      <w:r>
-        <w:rPr>
-          <w:lang w:val="fr-FR"/>
-        </w:rPr>
-        <w:t>SafeKit</w:t>
-      </w:r>
-      <w:proofErr w:type="spellEnd"/>
-      <w:r>
-        <w:rPr>
-          <w:lang w:val="fr-FR"/>
-        </w:rPr>
-        <w:t>. Il n'y a pas de conditions préalables à l'organisation des disques pour les deux serveurs. Les répertoires à répliquer peuvent se trouver sur le disque système.</w:t>
+        <w:t>Pour la réplication, seuls les noms des répertoires de fichiers à répliquer sont configurés dans SafeKit. Il n'y a pas de conditions préalables à l'organisation des disques pour les deux serveurs. Les répertoires à répliquer peuvent se trouver sur le disque système.</w:t>
       </w:r>
     </w:p>
     <w:p>
@@ -6640,35 +6177,7 @@
         <w:rPr>
           <w:lang w:val="fr-FR"/>
         </w:rPr>
-        <w:t xml:space="preserve">, le serveur 2 prend le relais. </w:t>
-      </w:r>
-      <w:proofErr w:type="spellStart"/>
-      <w:r>
-        <w:rPr>
-          <w:lang w:val="fr-FR"/>
-        </w:rPr>
-        <w:t>SafeKit</w:t>
-      </w:r>
-      <w:proofErr w:type="spellEnd"/>
-      <w:r>
-        <w:rPr>
-          <w:lang w:val="fr-FR"/>
-        </w:rPr>
-        <w:t xml:space="preserve"> bascule l'adresse IP virtuelle et redémarre automatiquement l'application sur le serveur 2. L'application retrouve les fichiers répliqués par </w:t>
-      </w:r>
-      <w:proofErr w:type="spellStart"/>
-      <w:r>
-        <w:rPr>
-          <w:lang w:val="fr-FR"/>
-        </w:rPr>
-        <w:t>SafeKit</w:t>
-      </w:r>
-      <w:proofErr w:type="spellEnd"/>
-      <w:r>
-        <w:rPr>
-          <w:lang w:val="fr-FR"/>
-        </w:rPr>
-        <w:t xml:space="preserve"> à jour sur le serveur 2, grâce à la réplication synchrone entre le serveur 1 et le serveur 2. L'application continue de s'exécuter sur le serveur 2 en modifiant localement ses fichiers qui ne sont plus répliqués sur le serveur 1.</w:t>
+        <w:t>, le serveur 2 prend le relais. SafeKit bascule l'adresse IP virtuelle et redémarre automatiquement l'application sur le serveur 2. L'application retrouve les fichiers répliqués par SafeKit à jour sur le serveur 2, grâce à la réplication synchrone entre le serveur 1 et le serveur 2. L'application continue de s'exécuter sur le serveur 2 en modifiant localement ses fichiers qui ne sont plus répliqués sur le serveur 1.</w:t>
       </w:r>
     </w:p>
     <w:p>
@@ -6837,21 +6346,7 @@
         <w:rPr>
           <w:lang w:val="fr-FR"/>
         </w:rPr>
-        <w:t xml:space="preserve">. </w:t>
-      </w:r>
-      <w:proofErr w:type="spellStart"/>
-      <w:r>
-        <w:rPr>
-          <w:lang w:val="fr-FR"/>
-        </w:rPr>
-        <w:t>SafeKit</w:t>
-      </w:r>
-      <w:proofErr w:type="spellEnd"/>
-      <w:r>
-        <w:rPr>
-          <w:lang w:val="fr-FR"/>
-        </w:rPr>
-        <w:t xml:space="preserve"> resynchronise automatiquement les fichiers, en ne mettant à jour que les fichiers modifiés sur le serveur 2 lorsque le serveur 1 a été arrêté.</w:t>
+        <w:t>. SafeKit resynchronise automatiquement les fichiers, en ne mettant à jour que les fichiers modifiés sur le serveur 2 lorsque le serveur 1 a été arrêté.</w:t>
       </w:r>
     </w:p>
     <w:p>
@@ -6865,21 +6360,7 @@
         <w:rPr>
           <w:lang w:val="fr-FR"/>
         </w:rPr>
-        <w:t xml:space="preserve">Cette réintégration automatique s'effectue sans arrêter l'application, qui peut continuer à s'exécuter sur le serveur 2. Il s'agit d'une caractéristique majeure qui différencie </w:t>
-      </w:r>
-      <w:proofErr w:type="spellStart"/>
-      <w:r>
-        <w:rPr>
-          <w:lang w:val="fr-FR"/>
-        </w:rPr>
-        <w:t>SafeKit</w:t>
-      </w:r>
-      <w:proofErr w:type="spellEnd"/>
-      <w:r>
-        <w:rPr>
-          <w:lang w:val="fr-FR"/>
-        </w:rPr>
-        <w:t xml:space="preserve"> des autres solutions, qui nécessitent des opérations manuelles pour réintégrer le serveur 1 dans le cluster.</w:t>
+        <w:t>Cette réintégration automatique s'effectue sans arrêter l'application, qui peut continuer à s'exécuter sur le serveur 2. Il s'agit d'une caractéristique majeure qui différencie SafeKit des autres solutions, qui nécessitent des opérations manuelles pour réintégrer le serveur 1 dans le cluster.</w:t>
       </w:r>
     </w:p>
     <w:p>
@@ -6963,21 +6444,7 @@
         <w:rPr>
           <w:lang w:val="fr-FR"/>
         </w:rPr>
-        <w:t xml:space="preserve">Après la réintégration, les fichiers sont à nouveau en mode miroir, comme à l'étape 1. Le système est de nouveau en mode haute disponibilité, l'application s'exécutant sur le serveur 2 et </w:t>
-      </w:r>
-      <w:proofErr w:type="spellStart"/>
-      <w:r>
-        <w:rPr>
-          <w:lang w:val="fr-FR"/>
-        </w:rPr>
-        <w:t>SafeKit</w:t>
-      </w:r>
-      <w:proofErr w:type="spellEnd"/>
-      <w:r>
-        <w:rPr>
-          <w:lang w:val="fr-FR"/>
-        </w:rPr>
-        <w:t xml:space="preserve"> répliquant les mises à jour des fichiers sur le serveur 1.</w:t>
+        <w:t>Après la réintégration, les fichiers sont à nouveau en mode miroir, comme à l'étape 1. Le système est de nouveau en mode haute disponibilité, l'application s'exécutant sur le serveur 2 et SafeKit répliquant les mises à jour des fichiers sur le serveur 1.</w:t>
       </w:r>
     </w:p>
     <w:p>
@@ -7053,59 +6520,49 @@
         </w:rPr>
         <w:t xml:space="preserve">de </w:t>
       </w:r>
-      <w:proofErr w:type="spellStart"/>
-      <w:r>
-        <w:rPr>
-          <w:lang w:val="fr-FR"/>
-        </w:rPr>
-        <w:t>SafeKit</w:t>
-      </w:r>
-      <w:proofErr w:type="spellEnd"/>
-      <w:r>
-        <w:rPr>
-          <w:lang w:val="fr-FR"/>
-        </w:rPr>
-        <w:t>, et la réplication asynchrone traditionnellement proposée par d'autres solutions de réplication de fichiers.</w:t>
-      </w:r>
-    </w:p>
-    <w:p>
-      <w:pPr>
-        <w:rPr>
-          <w:lang w:val="fr-FR"/>
-        </w:rPr>
-      </w:pPr>
-      <w:r>
-        <w:rPr>
-          <w:lang w:val="fr-FR"/>
-        </w:rPr>
-        <w:t xml:space="preserve">Avec la réplication synchrone, lorsqu'une E/S disque est effectuée par l'application sur le serveur primaire à l'intérieur d'un fichier répliqué, </w:t>
-      </w:r>
-      <w:proofErr w:type="spellStart"/>
-      <w:r>
-        <w:rPr>
-          <w:lang w:val="fr-FR"/>
-        </w:rPr>
-        <w:t>SafeKit</w:t>
-      </w:r>
-      <w:proofErr w:type="spellEnd"/>
-      <w:r>
-        <w:rPr>
-          <w:lang w:val="fr-FR"/>
-        </w:rPr>
-        <w:t xml:space="preserve"> attend l'accusé de réception d'E/S du disque local et du serveur secondaire, avant d'envoyer l'accusé de réception d'E/S à l'application. Ce mécanisme est essentiel pour la récupération des applications transactionnelles.</w:t>
-      </w:r>
-    </w:p>
-    <w:p>
-      <w:pPr>
-        <w:rPr>
-          <w:lang w:val="fr-FR"/>
-        </w:rPr>
-      </w:pPr>
-      <w:r>
-        <w:rPr>
-          <w:lang w:val="fr-FR"/>
-        </w:rPr>
-        <w:t>La latence d'un LAN (généralement un aller-retour de moins de 2 ms) entre les serveurs est nécessaire pour mettre en œuvre la réplication synchrone des données, éventuellement avec un LAN étendu dans deux salles informatiques géographiquement éloignées.</w:t>
+      <w:r>
+        <w:rPr>
+          <w:lang w:val="fr-FR"/>
+        </w:rPr>
+        <w:t>SafeKit, et la réplication asynchrone traditionnellement proposée par d'autres solutions de réplication de fichiers.</w:t>
+      </w:r>
+    </w:p>
+    <w:p>
+      <w:pPr>
+        <w:rPr>
+          <w:lang w:val="fr-FR"/>
+        </w:rPr>
+      </w:pPr>
+      <w:r>
+        <w:rPr>
+          <w:lang w:val="fr-FR"/>
+        </w:rPr>
+        <w:t>Avec la réplication synchrone, lorsqu'une E/S disque est effectuée par l'application sur le serveur primaire à l'intérieur d'un fichier répliqué, SafeKit attend l'accusé de réception d'E/S du disque local et du serveur secondaire, avant d'envoyer l'accusé de réception d'E/S à l'application. Ce mécanisme est essentiel pour la récupération des applications transactionnelles.</w:t>
+      </w:r>
+    </w:p>
+    <w:p>
+      <w:pPr>
+        <w:rPr>
+          <w:lang w:val="fr-FR"/>
+        </w:rPr>
+      </w:pPr>
+      <w:r>
+        <w:rPr>
+          <w:lang w:val="fr-FR"/>
+        </w:rPr>
+        <w:t xml:space="preserve">La latence d'un LAN (généralement un aller-retour de moins de </w:t>
+      </w:r>
+      <w:r>
+        <w:rPr>
+          <w:lang w:val="fr-FR"/>
+        </w:rPr>
+        <w:t>5</w:t>
+      </w:r>
+      <w:r>
+        <w:rPr>
+          <w:lang w:val="fr-FR"/>
+        </w:rPr>
+        <w:t>ms) entre les serveurs est nécessaire pour mettre en œuvre la réplication synchrone des données, éventuellement avec un LAN étendu dans deux salles informatiques géographiquement éloignées.</w:t>
       </w:r>
     </w:p>
     <w:p>
@@ -7194,20 +6651,12 @@
           <w:lang w:val="fr-FR"/>
         </w:rPr>
       </w:pPr>
-      <w:proofErr w:type="spellStart"/>
       <w:r>
         <w:rPr>
           <w:lang w:val="fr-FR"/>
         </w:rPr>
         <w:lastRenderedPageBreak/>
-        <w:t>SafeKit</w:t>
-      </w:r>
-      <w:proofErr w:type="spellEnd"/>
-      <w:r>
-        <w:rPr>
-          <w:lang w:val="fr-FR"/>
-        </w:rPr>
-        <w:t xml:space="preserve"> fournit une solution semi-synchrone, mettant en œuvre l'asynchroni</w:t>
+        <w:t>SafeKit fournit une solution semi-synchrone, mettant en œuvre l'asynchroni</w:t>
       </w:r>
       <w:r>
         <w:rPr>
@@ -7243,21 +6692,7 @@
         <w:rPr>
           <w:lang w:val="fr-FR"/>
         </w:rPr>
-        <w:t xml:space="preserve"> secondaire. Dans cette solution, </w:t>
-      </w:r>
-      <w:proofErr w:type="spellStart"/>
-      <w:r>
-        <w:rPr>
-          <w:lang w:val="fr-FR"/>
-        </w:rPr>
-        <w:t>SafeKit</w:t>
-      </w:r>
-      <w:proofErr w:type="spellEnd"/>
-      <w:r>
-        <w:rPr>
-          <w:lang w:val="fr-FR"/>
-        </w:rPr>
-        <w:t xml:space="preserve"> attend toujours l'accusé de réception des deux </w:t>
+        <w:t xml:space="preserve"> secondaire. Dans cette solution, SafeKit attend toujours l'accusé de réception des deux </w:t>
       </w:r>
       <w:r>
         <w:rPr>
@@ -7402,7 +6837,6 @@
         </w:rPr>
         <w:t xml:space="preserve">Un </w:t>
       </w:r>
-      <w:proofErr w:type="spellStart"/>
       <w:r>
         <w:rPr>
           <w:b/>
@@ -7411,7 +6845,6 @@
         </w:rPr>
         <w:t>heartbeat</w:t>
       </w:r>
-      <w:proofErr w:type="spellEnd"/>
       <w:r>
         <w:rPr>
           <w:lang w:val="fr-FR"/>
@@ -7430,14 +6863,12 @@
         </w:rPr>
         <w:t xml:space="preserve"> données sur un réseau partagé. Si un serveur perd tous les </w:t>
       </w:r>
-      <w:proofErr w:type="spellStart"/>
       <w:r>
         <w:rPr>
           <w:lang w:val="fr-FR"/>
         </w:rPr>
         <w:t>heartbeats</w:t>
       </w:r>
-      <w:proofErr w:type="spellEnd"/>
       <w:r>
         <w:rPr>
           <w:lang w:val="fr-FR"/>
@@ -7475,19 +6906,11 @@
           <w:lang w:val="fr-FR"/>
         </w:rPr>
       </w:pPr>
-      <w:proofErr w:type="spellStart"/>
-      <w:r>
-        <w:rPr>
-          <w:lang w:val="fr-FR"/>
-        </w:rPr>
-        <w:t>SafeKit</w:t>
-      </w:r>
-      <w:proofErr w:type="spellEnd"/>
-      <w:r>
-        <w:rPr>
-          <w:lang w:val="fr-FR"/>
-        </w:rPr>
-        <w:t xml:space="preserve"> </w:t>
+      <w:r>
+        <w:rPr>
+          <w:lang w:val="fr-FR"/>
+        </w:rPr>
+        <w:t xml:space="preserve">SafeKit </w:t>
       </w:r>
       <w:r>
         <w:rPr>
@@ -7501,14 +6924,12 @@
         </w:rPr>
         <w:t xml:space="preserve"> plusieurs </w:t>
       </w:r>
-      <w:proofErr w:type="spellStart"/>
       <w:r>
         <w:rPr>
           <w:lang w:val="fr-FR"/>
         </w:rPr>
         <w:t>heartbeats</w:t>
       </w:r>
-      <w:proofErr w:type="spellEnd"/>
       <w:r>
         <w:rPr>
           <w:lang w:val="fr-FR"/>
@@ -7539,19 +6960,11 @@
         </w:rPr>
         <w:t xml:space="preserve">deuxième </w:t>
       </w:r>
-      <w:proofErr w:type="spellStart"/>
-      <w:r>
-        <w:rPr>
-          <w:lang w:val="fr-FR"/>
-        </w:rPr>
-        <w:t>heartbeat</w:t>
-      </w:r>
-      <w:proofErr w:type="spellEnd"/>
-      <w:r>
-        <w:rPr>
-          <w:lang w:val="fr-FR"/>
-        </w:rPr>
-        <w:t xml:space="preserve"> </w:t>
+      <w:r>
+        <w:rPr>
+          <w:lang w:val="fr-FR"/>
+        </w:rPr>
+        <w:t xml:space="preserve">heartbeat </w:t>
       </w:r>
       <w:r>
         <w:rPr>
@@ -7634,16 +7047,8 @@
         <w:rPr>
           <w:lang w:val="fr-FR"/>
         </w:rPr>
-        <w:t xml:space="preserve">ur perte de tous les </w:t>
-      </w:r>
-      <w:proofErr w:type="spellStart"/>
-      <w:r>
-        <w:rPr>
-          <w:lang w:val="fr-FR"/>
-        </w:rPr>
-        <w:t>heartbeats</w:t>
-      </w:r>
-      <w:proofErr w:type="spellEnd"/>
+        <w:t>ur perte de tous les heartbeats</w:t>
+      </w:r>
       <w:r>
         <w:rPr>
           <w:lang w:val="fr-FR"/>
@@ -7766,7 +7171,6 @@
         </w:rPr>
         <w:t xml:space="preserve"> </w:t>
       </w:r>
-      <w:proofErr w:type="spellStart"/>
       <w:r>
         <w:rPr>
           <w:b/>
@@ -7781,7 +7185,6 @@
         </w:rPr>
         <w:t>plitbrain</w:t>
       </w:r>
-      <w:proofErr w:type="spellEnd"/>
       <w:r>
         <w:t xml:space="preserve"> :</w:t>
       </w:r>
@@ -7928,7 +7331,6 @@
           <w:lang w:val="fr-FR"/>
         </w:rPr>
       </w:pPr>
-      <w:proofErr w:type="spellStart"/>
       <w:r>
         <w:rPr>
           <w:lang w:val="fr-FR"/>
@@ -7939,61 +7341,26 @@
         <w:rPr>
           <w:lang w:val="fr-FR"/>
         </w:rPr>
-        <w:t>afeKit</w:t>
-      </w:r>
-      <w:proofErr w:type="spellEnd"/>
-      <w:r>
-        <w:rPr>
-          <w:lang w:val="fr-FR"/>
-        </w:rPr>
-        <w:t xml:space="preserve"> ne supporte la réplication qu'entre deux nœuds.</w:t>
-      </w:r>
-      <w:r>
-        <w:rPr>
-          <w:lang w:val="fr-FR"/>
-        </w:rPr>
-        <w:t xml:space="preserve"> Cependant, il est possible de mettre en œuvre une réplication à 3 nœuds en combinant </w:t>
-      </w:r>
-      <w:proofErr w:type="spellStart"/>
-      <w:r>
-        <w:rPr>
-          <w:lang w:val="fr-FR"/>
-        </w:rPr>
-        <w:t>SafeKit</w:t>
-      </w:r>
-      <w:proofErr w:type="spellEnd"/>
-      <w:r>
-        <w:rPr>
-          <w:lang w:val="fr-FR"/>
-        </w:rPr>
-        <w:t xml:space="preserve"> avec une solution de sauvegarde.</w:t>
-      </w:r>
-    </w:p>
-    <w:p>
-      <w:pPr>
-        <w:rPr>
-          <w:lang w:val="fr-FR"/>
-        </w:rPr>
-      </w:pPr>
-      <w:r>
-        <w:rPr>
-          <w:lang w:val="fr-FR"/>
-        </w:rPr>
-        <w:t xml:space="preserve">Une application est rendue hautement disponible entre 2 nœuds grâce à </w:t>
-      </w:r>
-      <w:proofErr w:type="spellStart"/>
-      <w:r>
-        <w:rPr>
-          <w:lang w:val="fr-FR"/>
-        </w:rPr>
-        <w:t>SafeKit</w:t>
-      </w:r>
-      <w:proofErr w:type="spellEnd"/>
-      <w:r>
-        <w:rPr>
-          <w:lang w:val="fr-FR"/>
-        </w:rPr>
-        <w:t xml:space="preserve"> </w:t>
+        <w:t>afeKit ne supporte la réplication qu'entre deux nœuds.</w:t>
+      </w:r>
+      <w:r>
+        <w:rPr>
+          <w:lang w:val="fr-FR"/>
+        </w:rPr>
+        <w:t xml:space="preserve"> Cependant, il est possible de mettre en œuvre une réplication à 3 nœuds en combinant SafeKit avec une solution de sauvegarde.</w:t>
+      </w:r>
+    </w:p>
+    <w:p>
+      <w:pPr>
+        <w:rPr>
+          <w:lang w:val="fr-FR"/>
+        </w:rPr>
+      </w:pPr>
+      <w:r>
+        <w:rPr>
+          <w:lang w:val="fr-FR"/>
+        </w:rPr>
+        <w:t xml:space="preserve">Une application est rendue hautement disponible entre 2 nœuds grâce à SafeKit </w:t>
       </w:r>
       <w:r>
         <w:rPr>
@@ -8049,21 +7416,7 @@
         <w:rPr>
           <w:lang w:val="fr-FR"/>
         </w:rPr>
-        <w:t xml:space="preserve"> </w:t>
-      </w:r>
-      <w:proofErr w:type="spellStart"/>
-      <w:r>
-        <w:rPr>
-          <w:lang w:val="fr-FR"/>
-        </w:rPr>
-        <w:t>SafeKit</w:t>
-      </w:r>
-      <w:proofErr w:type="spellEnd"/>
-      <w:r>
-        <w:rPr>
-          <w:lang w:val="fr-FR"/>
-        </w:rPr>
-        <w:t xml:space="preserve"> n'élimine pas la nécessité d'une solution de sauvegarde. Par exemple, une attaque par ransomware chiffrant les données répliquées sur le serveur </w:t>
+        <w:t xml:space="preserve"> SafeKit n'élimine pas la nécessité d'une solution de sauvegarde. Par exemple, une attaque par ransomware chiffrant les données répliquées sur le serveur </w:t>
       </w:r>
       <w:r>
         <w:rPr>
@@ -8075,21 +7428,7 @@
         <w:rPr>
           <w:lang w:val="fr-FR"/>
         </w:rPr>
-        <w:t xml:space="preserve"> chiffrera également les données sur le serveur secondaire en temps réel avec </w:t>
-      </w:r>
-      <w:proofErr w:type="spellStart"/>
-      <w:r>
-        <w:rPr>
-          <w:lang w:val="fr-FR"/>
-        </w:rPr>
-        <w:t>SafeKit</w:t>
-      </w:r>
-      <w:proofErr w:type="spellEnd"/>
-      <w:r>
-        <w:rPr>
-          <w:lang w:val="fr-FR"/>
-        </w:rPr>
-        <w:t>. Seule une solution de sauvegarde avec une politique de rétention peut résoudre une attaque par ransomware. L'administrateur doit restaurer la sauvegarde d'avant l'attaque par ransomware.</w:t>
+        <w:t xml:space="preserve"> chiffrera également les données sur le serveur secondaire en temps réel avec SafeKit. Seule une solution de sauvegarde avec une politique de rétention peut résoudre une attaque par ransomware. L'administrateur doit restaurer la sauvegarde d'avant l'attaque par ransomware.</w:t>
       </w:r>
     </w:p>
     <w:p>
@@ -8100,19 +7439,11 @@
         </w:rPr>
       </w:pPr>
       <w:bookmarkStart w:id="69" w:name="_Toc192090429"/>
-      <w:proofErr w:type="spellStart"/>
-      <w:r>
-        <w:rPr>
-          <w:lang w:val="fr-FR"/>
-        </w:rPr>
-        <w:t>SafeKit</w:t>
-      </w:r>
-      <w:proofErr w:type="spellEnd"/>
-      <w:r>
-        <w:rPr>
-          <w:lang w:val="fr-FR"/>
-        </w:rPr>
-        <w:t xml:space="preserve"> sur un seul nœud</w:t>
+      <w:r>
+        <w:rPr>
+          <w:lang w:val="fr-FR"/>
+        </w:rPr>
+        <w:t>SafeKit sur un seul nœud</w:t>
       </w:r>
       <w:r>
         <w:rPr>
@@ -8173,21 +7504,7 @@
         <w:rPr>
           <w:lang w:val="fr-FR"/>
         </w:rPr>
-        <w:t xml:space="preserve">" inclut le démarrage et l'arrêt d'une application, ainsi que les vérificateurs </w:t>
-      </w:r>
-      <w:proofErr w:type="spellStart"/>
-      <w:r>
-        <w:rPr>
-          <w:lang w:val="fr-FR"/>
-        </w:rPr>
-        <w:t>SafeKit</w:t>
-      </w:r>
-      <w:proofErr w:type="spellEnd"/>
-      <w:r>
-        <w:rPr>
-          <w:lang w:val="fr-FR"/>
-        </w:rPr>
-        <w:t xml:space="preserve"> qui détectent les erreurs logicielles et effectuent des redémarrages automatiques sur un seul nœud. </w:t>
+        <w:t xml:space="preserve">" inclut le démarrage et l'arrêt d'une application, ainsi que les vérificateurs SafeKit qui détectent les erreurs logicielles et effectuent des redémarrages automatiques sur un seul nœud. </w:t>
       </w:r>
     </w:p>
     <w:p>
@@ -8217,21 +7534,7 @@
         <w:rPr>
           <w:lang w:val="fr-FR"/>
         </w:rPr>
-        <w:t xml:space="preserve">" s'interface avec la console </w:t>
-      </w:r>
-      <w:proofErr w:type="spellStart"/>
-      <w:r>
-        <w:rPr>
-          <w:lang w:val="fr-FR"/>
-        </w:rPr>
-        <w:t>SafeKit</w:t>
-      </w:r>
-      <w:proofErr w:type="spellEnd"/>
-      <w:r>
-        <w:rPr>
-          <w:lang w:val="fr-FR"/>
-        </w:rPr>
-        <w:t xml:space="preserve">, permettant à un administrateur de visualiser l'état du module applicatif et de déclencher manuellement des redémarrages de l'application via une interface </w:t>
+        <w:t xml:space="preserve">" s'interface avec la console SafeKit, permettant à un administrateur de visualiser l'état du module applicatif et de déclencher manuellement des redémarrages de l'application via une interface </w:t>
       </w:r>
       <w:r>
         <w:rPr>
@@ -8559,21 +7862,7 @@
           <w:lang w:val="fr-FR"/>
         </w:rPr>
         <w:lastRenderedPageBreak/>
-        <w:t xml:space="preserve">Les solutions Apache, Microsoft IIS, NGINX sont des exemples de modules ferme. Vous pouvez écrire votre propre module ferme pour votre application, basé sur le module générique </w:t>
-      </w:r>
-      <w:proofErr w:type="spellStart"/>
-      <w:r>
-        <w:rPr>
-          <w:lang w:val="fr-FR"/>
-        </w:rPr>
-        <w:t>farm.safe</w:t>
-      </w:r>
-      <w:proofErr w:type="spellEnd"/>
-      <w:r>
-        <w:rPr>
-          <w:lang w:val="fr-FR"/>
-        </w:rPr>
-        <w:t xml:space="preserve">. </w:t>
+        <w:t xml:space="preserve">Les solutions Apache, Microsoft IIS, NGINX sont des exemples de modules ferme. Vous pouvez écrire votre propre module ferme pour votre application, basé sur le module générique farm.safe. </w:t>
       </w:r>
       <w:hyperlink r:id="rId29" w:history="1">
         <w:r>
@@ -8677,36 +7966,14 @@
         <w:rPr>
           <w:lang w:val="fr-FR"/>
         </w:rPr>
-        <w:t xml:space="preserve">e </w:t>
-      </w:r>
-      <w:proofErr w:type="spellStart"/>
-      <w:r>
-        <w:rPr>
-          <w:lang w:val="fr-FR"/>
-        </w:rPr>
-        <w:t>heartbeat</w:t>
-      </w:r>
-      <w:proofErr w:type="spellEnd"/>
-      <w:r>
-        <w:rPr>
-          <w:lang w:val="fr-FR"/>
-        </w:rPr>
-        <w:t xml:space="preserve"> de</w:t>
-      </w:r>
-      <w:r>
-        <w:rPr>
-          <w:lang w:val="fr-FR"/>
-        </w:rPr>
-        <w:t xml:space="preserve"> </w:t>
-      </w:r>
-      <w:proofErr w:type="spellStart"/>
-      <w:r>
-        <w:rPr>
-          <w:lang w:val="fr-FR"/>
-        </w:rPr>
-        <w:t>SafeKit</w:t>
-      </w:r>
-      <w:proofErr w:type="spellEnd"/>
+        <w:t>e heartbeat de</w:t>
+      </w:r>
+      <w:r>
+        <w:rPr>
+          <w:lang w:val="fr-FR"/>
+        </w:rPr>
+        <w:t xml:space="preserve"> SafeKit</w:t>
+      </w:r>
       <w:r>
         <w:rPr>
           <w:lang w:val="fr-FR"/>
@@ -8770,19 +8037,11 @@
         </w:rPr>
         <w:t xml:space="preserve">dans </w:t>
       </w:r>
-      <w:proofErr w:type="spellStart"/>
-      <w:r>
-        <w:rPr>
-          <w:lang w:val="fr-FR"/>
-        </w:rPr>
-        <w:t>SafeKit</w:t>
-      </w:r>
-      <w:proofErr w:type="spellEnd"/>
-      <w:r>
-        <w:rPr>
-          <w:lang w:val="fr-FR"/>
-        </w:rPr>
-        <w:t xml:space="preserve"> est configurée </w:t>
+      <w:r>
+        <w:rPr>
+          <w:lang w:val="fr-FR"/>
+        </w:rPr>
+        <w:t xml:space="preserve">SafeKit est configurée </w:t>
       </w:r>
       <w:r>
         <w:rPr>
@@ -8887,19 +8146,11 @@
         </w:rPr>
         <w:t xml:space="preserve">dans </w:t>
       </w:r>
-      <w:proofErr w:type="spellStart"/>
-      <w:r>
-        <w:rPr>
-          <w:lang w:val="fr-FR"/>
-        </w:rPr>
-        <w:t>SafeKit</w:t>
-      </w:r>
-      <w:proofErr w:type="spellEnd"/>
-      <w:r>
-        <w:rPr>
-          <w:lang w:val="fr-FR"/>
-        </w:rPr>
-        <w:t xml:space="preserve"> est configurée </w:t>
+      <w:r>
+        <w:rPr>
+          <w:lang w:val="fr-FR"/>
+        </w:rPr>
+        <w:t xml:space="preserve">SafeKit est configurée </w:t>
       </w:r>
       <w:r>
         <w:rPr>
@@ -9063,17 +8314,8 @@
             <w:rStyle w:val="Lienhypertexte"/>
             <w:lang w:val="fr-FR"/>
           </w:rPr>
-          <w:t xml:space="preserve">architecture combinée </w:t>
-        </w:r>
-        <w:proofErr w:type="spellStart"/>
-        <w:r>
-          <w:rPr>
-            <w:rStyle w:val="Lienhypertexte"/>
-            <w:lang w:val="fr-FR"/>
-          </w:rPr>
-          <w:t>ferme+miroir</w:t>
-        </w:r>
-        <w:proofErr w:type="spellEnd"/>
+          <w:t>architecture combinée ferme+miroir</w:t>
+        </w:r>
       </w:hyperlink>
       <w:r>
         <w:rPr>
@@ -9092,21 +8334,7 @@
         <w:rPr>
           <w:lang w:val="fr-FR"/>
         </w:rPr>
-        <w:t xml:space="preserve">Pour mettre en œuvre une solution de haute disponibilité en chaîne, </w:t>
-      </w:r>
-      <w:proofErr w:type="spellStart"/>
-      <w:r>
-        <w:rPr>
-          <w:lang w:val="fr-FR"/>
-        </w:rPr>
-        <w:t>SafeKit</w:t>
-      </w:r>
-      <w:proofErr w:type="spellEnd"/>
-      <w:r>
-        <w:rPr>
-          <w:lang w:val="fr-FR"/>
-        </w:rPr>
-        <w:t xml:space="preserve"> offre une variable “</w:t>
+        <w:t>Pour mettre en œuvre une solution de haute disponibilité en chaîne, SafeKit offre une variable “</w:t>
       </w:r>
       <w:r>
         <w:rPr>
@@ -9372,21 +8600,7 @@
         <w:rPr>
           <w:lang w:val="fr-FR"/>
         </w:rPr>
-        <w:t xml:space="preserve">Cette option vous permet d'implémenter une architecture d'application multiniveau, telle que </w:t>
-      </w:r>
-      <w:proofErr w:type="spellStart"/>
-      <w:r>
-        <w:rPr>
-          <w:lang w:val="fr-FR"/>
-        </w:rPr>
-        <w:t>apache_farm.safe</w:t>
-      </w:r>
-      <w:proofErr w:type="spellEnd"/>
-      <w:r>
-        <w:rPr>
-          <w:lang w:val="fr-FR"/>
-        </w:rPr>
-        <w:t xml:space="preserve"> (architecture </w:t>
+        <w:t xml:space="preserve">Cette option vous permet d'implémenter une architecture d'application multiniveau, telle que apache_farm.safe (architecture </w:t>
       </w:r>
       <w:r>
         <w:rPr>
@@ -9400,7 +8614,6 @@
         </w:rPr>
         <w:t xml:space="preserve"> avec équilibrage de charge et basculement) et </w:t>
       </w:r>
-      <w:proofErr w:type="spellStart"/>
       <w:r>
         <w:rPr>
           <w:lang w:val="fr-FR"/>
@@ -9411,14 +8624,7 @@
         <w:rPr>
           <w:lang w:val="fr-FR"/>
         </w:rPr>
-        <w:t>.safe</w:t>
-      </w:r>
-      <w:proofErr w:type="spellEnd"/>
-      <w:r>
-        <w:rPr>
-          <w:lang w:val="fr-FR"/>
-        </w:rPr>
-        <w:t xml:space="preserve"> (architecture miroir avec réplication de fichiers et basculement) sur les mêmes serveurs. </w:t>
+        <w:t xml:space="preserve">.safe (architecture miroir avec réplication de fichiers et basculement) sur les mêmes serveurs. </w:t>
       </w:r>
     </w:p>
     <w:p>
@@ -9727,21 +8933,8 @@
       </w:r>
     </w:p>
     <w:p>
-      <w:proofErr w:type="spellStart"/>
-      <w:r>
-        <w:t>Notez</w:t>
-      </w:r>
-      <w:proofErr w:type="spellEnd"/>
-      <w:r>
-        <w:t xml:space="preserve"> </w:t>
-      </w:r>
-      <w:proofErr w:type="spellStart"/>
-      <w:r>
-        <w:t>que</w:t>
-      </w:r>
-      <w:proofErr w:type="spellEnd"/>
-      <w:r>
-        <w:t xml:space="preserve"> :</w:t>
+      <w:r>
+        <w:t>Notez que :</w:t>
       </w:r>
     </w:p>
     <w:p>
@@ -10088,21 +9281,8 @@
       </w:r>
     </w:p>
     <w:p>
-      <w:proofErr w:type="spellStart"/>
-      <w:r>
-        <w:t>Notez</w:t>
-      </w:r>
-      <w:proofErr w:type="spellEnd"/>
-      <w:r>
-        <w:t xml:space="preserve"> </w:t>
-      </w:r>
-      <w:proofErr w:type="spellStart"/>
-      <w:r>
-        <w:t>que</w:t>
-      </w:r>
-      <w:proofErr w:type="spellEnd"/>
-      <w:r>
-        <w:t xml:space="preserve"> :</w:t>
+      <w:r>
+        <w:t>Notez que :</w:t>
       </w:r>
     </w:p>
     <w:p>
@@ -10223,35 +9403,7 @@
         <w:rPr>
           <w:lang w:val="fr-FR"/>
         </w:rPr>
-        <w:t xml:space="preserve">Le cluster Hyper-V ou KVM est un exemple de cluster actif-actif. Plusieurs applications peuvent être hébergées dans diverses machines virtuelles, qui sont répliquées et redémarrées par </w:t>
-      </w:r>
-      <w:proofErr w:type="spellStart"/>
-      <w:r>
-        <w:rPr>
-          <w:lang w:val="fr-FR"/>
-        </w:rPr>
-        <w:t>SafeKit</w:t>
-      </w:r>
-      <w:proofErr w:type="spellEnd"/>
-      <w:r>
-        <w:rPr>
-          <w:lang w:val="fr-FR"/>
-        </w:rPr>
-        <w:t xml:space="preserve">. Chaque machine virtuelle est gérée par </w:t>
-      </w:r>
-      <w:proofErr w:type="spellStart"/>
-      <w:r>
-        <w:rPr>
-          <w:lang w:val="fr-FR"/>
-        </w:rPr>
-        <w:t>SafeKit</w:t>
-      </w:r>
-      <w:proofErr w:type="spellEnd"/>
-      <w:r>
-        <w:rPr>
-          <w:lang w:val="fr-FR"/>
-        </w:rPr>
-        <w:t xml:space="preserve"> au sein de son propre module miroir.</w:t>
+        <w:t>Le cluster Hyper-V ou KVM est un exemple de cluster actif-actif. Plusieurs applications peuvent être hébergées dans diverses machines virtuelles, qui sont répliquées et redémarrées par SafeKit. Chaque machine virtuelle est gérée par SafeKit au sein de son propre module miroir.</w:t>
       </w:r>
     </w:p>
     <w:p>
@@ -10348,21 +9500,7 @@
         <w:rPr>
           <w:lang w:val="fr-FR"/>
         </w:rPr>
-        <w:t xml:space="preserve">Une console </w:t>
-      </w:r>
-      <w:proofErr w:type="spellStart"/>
-      <w:r>
-        <w:rPr>
-          <w:lang w:val="fr-FR"/>
-        </w:rPr>
-        <w:t>SafeKit</w:t>
-      </w:r>
-      <w:proofErr w:type="spellEnd"/>
-      <w:r>
-        <w:rPr>
-          <w:lang w:val="fr-FR"/>
-        </w:rPr>
-        <w:t xml:space="preserve"> centralisée et conviviale pour la gestion de toutes les machines virtuelles, y compris la possibilité de migrer des machines virtuelles entre les serveurs afin d'optimiser la répartition de la charge.</w:t>
+        <w:t>Une console SafeKit centralisée et conviviale pour la gestion de toutes les machines virtuelles, y compris la possibilité de migrer des machines virtuelles entre les serveurs afin d'optimiser la répartition de la charge.</w:t>
       </w:r>
     </w:p>
     <w:p>
@@ -10455,23 +9593,7 @@
           <w:rStyle w:val="Lienhypertexte"/>
           <w:lang w:val="fr-FR"/>
         </w:rPr>
-        <w:t xml:space="preserve">Une version d'essai gratuite du cluster Hyper-V avec </w:t>
-      </w:r>
-      <w:proofErr w:type="spellStart"/>
-      <w:r>
-        <w:rPr>
-          <w:rStyle w:val="Lienhypertexte"/>
-          <w:lang w:val="fr-FR"/>
-        </w:rPr>
-        <w:t>SafeKit</w:t>
-      </w:r>
-      <w:proofErr w:type="spellEnd"/>
-      <w:r>
-        <w:rPr>
-          <w:rStyle w:val="Lienhypertexte"/>
-          <w:lang w:val="fr-FR"/>
-        </w:rPr>
-        <w:t xml:space="preserve"> est disponible ici.</w:t>
+        <w:t>Une version d'essai gratuite du cluster Hyper-V avec SafeKit est disponible ici.</w:t>
       </w:r>
     </w:p>
     <w:p>
@@ -10489,23 +9611,7 @@
             <w:rStyle w:val="Lienhypertexte"/>
             <w:lang w:val="fr-FR"/>
           </w:rPr>
-          <w:t xml:space="preserve">Une version d'essai gratuite du cluster KVM avec </w:t>
-        </w:r>
-        <w:proofErr w:type="spellStart"/>
-        <w:r>
-          <w:rPr>
-            <w:rStyle w:val="Lienhypertexte"/>
-            <w:lang w:val="fr-FR"/>
-          </w:rPr>
-          <w:t>SafeKit</w:t>
-        </w:r>
-        <w:proofErr w:type="spellEnd"/>
-        <w:r>
-          <w:rPr>
-            <w:rStyle w:val="Lienhypertexte"/>
-            <w:lang w:val="fr-FR"/>
-          </w:rPr>
-          <w:t xml:space="preserve"> est disponible ici.</w:t>
+          <w:t>Une version d'essai gratuite du cluster KVM avec SafeKit est disponible ici.</w:t>
         </w:r>
       </w:hyperlink>
     </w:p>
@@ -10523,15 +9629,7 @@
       <w:bookmarkEnd w:id="135"/>
       <w:bookmarkEnd w:id="136"/>
       <w:r>
-        <w:t xml:space="preserve">Clusters </w:t>
-      </w:r>
-      <w:proofErr w:type="spellStart"/>
-      <w:r>
-        <w:t>SafeKit</w:t>
-      </w:r>
-      <w:proofErr w:type="spellEnd"/>
-      <w:r>
-        <w:t xml:space="preserve"> dans le cloud</w:t>
+        <w:t>Clusters SafeKit dans le cloud</w:t>
       </w:r>
       <w:bookmarkEnd w:id="137"/>
       <w:bookmarkEnd w:id="138"/>
@@ -10563,19 +9661,11 @@
           <w:lang w:val="fr-FR"/>
         </w:rPr>
       </w:pPr>
-      <w:proofErr w:type="spellStart"/>
-      <w:r>
-        <w:rPr>
-          <w:lang w:val="fr-FR"/>
-        </w:rPr>
-        <w:t>SafeKit</w:t>
-      </w:r>
-      <w:proofErr w:type="spellEnd"/>
-      <w:r>
-        <w:rPr>
-          <w:lang w:val="fr-FR"/>
-        </w:rPr>
-        <w:t xml:space="preserve"> fournit des clusters </w:t>
+      <w:r>
+        <w:rPr>
+          <w:lang w:val="fr-FR"/>
+        </w:rPr>
+        <w:t xml:space="preserve">SafeKit fournit des clusters </w:t>
       </w:r>
       <w:r>
         <w:rPr>
@@ -10777,39 +9867,17 @@
           <w:lang w:val="fr-FR"/>
         </w:rPr>
       </w:pPr>
-      <w:proofErr w:type="spellStart"/>
-      <w:r>
-        <w:rPr>
-          <w:lang w:val="fr-FR"/>
-        </w:rPr>
-        <w:t>SafeKit</w:t>
-      </w:r>
-      <w:proofErr w:type="spellEnd"/>
-      <w:r>
-        <w:rPr>
-          <w:lang w:val="fr-FR"/>
-        </w:rPr>
-        <w:t xml:space="preserve"> fournit un</w:t>
-      </w:r>
-      <w:r>
-        <w:rPr>
-          <w:lang w:val="fr-FR"/>
-        </w:rPr>
-        <w:t xml:space="preserve"> « </w:t>
-      </w:r>
-      <w:proofErr w:type="spellStart"/>
-      <w:r>
-        <w:rPr>
-          <w:lang w:val="fr-FR"/>
-        </w:rPr>
-        <w:t>health</w:t>
-      </w:r>
-      <w:proofErr w:type="spellEnd"/>
-      <w:r>
-        <w:rPr>
-          <w:lang w:val="fr-FR"/>
-        </w:rPr>
-        <w:t xml:space="preserve"> check » </w:t>
+      <w:r>
+        <w:rPr>
+          <w:lang w:val="fr-FR"/>
+        </w:rPr>
+        <w:t>SafeKit fournit un</w:t>
+      </w:r>
+      <w:r>
+        <w:rPr>
+          <w:lang w:val="fr-FR"/>
+        </w:rPr>
+        <w:t xml:space="preserve"> « health check » </w:t>
       </w:r>
       <w:r>
         <w:rPr>
@@ -10851,21 +9919,7 @@
         <w:rPr>
           <w:lang w:val="fr-FR"/>
         </w:rPr>
-        <w:t>« </w:t>
-      </w:r>
-      <w:proofErr w:type="spellStart"/>
-      <w:r>
-        <w:rPr>
-          <w:lang w:val="fr-FR"/>
-        </w:rPr>
-        <w:t>health</w:t>
-      </w:r>
-      <w:proofErr w:type="spellEnd"/>
-      <w:r>
-        <w:rPr>
-          <w:lang w:val="fr-FR"/>
-        </w:rPr>
-        <w:t xml:space="preserve"> check » </w:t>
+        <w:t xml:space="preserve">« health check » </w:t>
       </w:r>
       <w:r>
         <w:rPr>
@@ -10927,21 +9981,7 @@
         <w:rPr>
           <w:lang w:val="fr-FR"/>
         </w:rPr>
-        <w:t>au « </w:t>
-      </w:r>
-      <w:proofErr w:type="spellStart"/>
-      <w:r>
-        <w:rPr>
-          <w:lang w:val="fr-FR"/>
-        </w:rPr>
-        <w:t>health</w:t>
-      </w:r>
-      <w:proofErr w:type="spellEnd"/>
-      <w:r>
-        <w:rPr>
-          <w:lang w:val="fr-FR"/>
-        </w:rPr>
-        <w:t xml:space="preserve"> check »</w:t>
+        <w:t>au « health check »</w:t>
       </w:r>
       <w:r>
         <w:rPr>
@@ -10969,19 +10009,11 @@
           <w:lang w:val="fr-FR"/>
         </w:rPr>
       </w:pPr>
-      <w:proofErr w:type="spellStart"/>
-      <w:r>
-        <w:rPr>
-          <w:lang w:val="fr-FR"/>
-        </w:rPr>
-        <w:t>SafeKit</w:t>
-      </w:r>
-      <w:proofErr w:type="spellEnd"/>
-      <w:r>
-        <w:rPr>
-          <w:lang w:val="fr-FR"/>
-        </w:rPr>
-        <w:t xml:space="preserve"> surveille l'application critique sur le serveur primaire à l'aide des </w:t>
+      <w:r>
+        <w:rPr>
+          <w:lang w:val="fr-FR"/>
+        </w:rPr>
+        <w:t xml:space="preserve">SafeKit surveille l'application critique sur le serveur primaire à l'aide des </w:t>
       </w:r>
       <w:r>
         <w:rPr>
@@ -10993,21 +10025,7 @@
         <w:rPr>
           <w:lang w:val="fr-FR"/>
         </w:rPr>
-        <w:t xml:space="preserve"> </w:t>
-      </w:r>
-      <w:proofErr w:type="spellStart"/>
-      <w:r>
-        <w:rPr>
-          <w:lang w:val="fr-FR"/>
-        </w:rPr>
-        <w:t>SafeKit</w:t>
-      </w:r>
-      <w:proofErr w:type="spellEnd"/>
-      <w:r>
-        <w:rPr>
-          <w:lang w:val="fr-FR"/>
-        </w:rPr>
-        <w:t>.</w:t>
+        <w:t xml:space="preserve"> SafeKit.</w:t>
       </w:r>
     </w:p>
     <w:p>
@@ -11017,19 +10035,11 @@
           <w:lang w:val="fr-FR"/>
         </w:rPr>
       </w:pPr>
-      <w:proofErr w:type="spellStart"/>
-      <w:r>
-        <w:rPr>
-          <w:lang w:val="fr-FR"/>
-        </w:rPr>
-        <w:t>SafeKit</w:t>
-      </w:r>
-      <w:proofErr w:type="spellEnd"/>
-      <w:r>
-        <w:rPr>
-          <w:lang w:val="fr-FR"/>
-        </w:rPr>
-        <w:t xml:space="preserve"> redémarre automatiquement l'application critique en cas de défaillance logicielle ou matérielle, grâce à des scripts de redémarrage.</w:t>
+      <w:r>
+        <w:rPr>
+          <w:lang w:val="fr-FR"/>
+        </w:rPr>
+        <w:t>SafeKit redémarre automatiquement l'application critique en cas de défaillance logicielle ou matérielle, grâce à des scripts de redémarrage.</w:t>
       </w:r>
     </w:p>
     <w:p>
@@ -11039,20 +10049,12 @@
           <w:lang w:val="fr-FR"/>
         </w:rPr>
       </w:pPr>
-      <w:proofErr w:type="spellStart"/>
       <w:r>
         <w:rPr>
           <w:lang w:val="fr-FR"/>
         </w:rPr>
         <w:lastRenderedPageBreak/>
-        <w:t>SafeKit</w:t>
-      </w:r>
-      <w:proofErr w:type="spellEnd"/>
-      <w:r>
-        <w:rPr>
-          <w:lang w:val="fr-FR"/>
-        </w:rPr>
-        <w:t xml:space="preserve"> effectue une réplication synchrone en temps réel des fichiers contenant </w:t>
+        <w:t xml:space="preserve">SafeKit effectue une réplication synchrone en temps réel des fichiers contenant </w:t>
       </w:r>
       <w:r>
         <w:rPr>
@@ -11170,19 +10172,11 @@
           <w:lang w:val="fr-FR"/>
         </w:rPr>
       </w:pPr>
-      <w:proofErr w:type="spellStart"/>
-      <w:r>
-        <w:rPr>
-          <w:lang w:val="fr-FR"/>
-        </w:rPr>
-        <w:t>SafeKit</w:t>
-      </w:r>
-      <w:proofErr w:type="spellEnd"/>
-      <w:r>
-        <w:rPr>
-          <w:lang w:val="fr-FR"/>
-        </w:rPr>
-        <w:t xml:space="preserve"> fournit des clusters à haute disponibilité avec équilibrage de charge réseau et basculement dans Azure, AWS et GCP grâce au déploiement d'un module ferme.</w:t>
+      <w:r>
+        <w:rPr>
+          <w:lang w:val="fr-FR"/>
+        </w:rPr>
+        <w:t>SafeKit fournit des clusters à haute disponibilité avec équilibrage de charge réseau et basculement dans Azure, AWS et GCP grâce au déploiement d'un module ferme.</w:t>
       </w:r>
     </w:p>
     <w:p>
@@ -11347,39 +10341,17 @@
           <w:lang w:val="fr-FR"/>
         </w:rPr>
       </w:pPr>
-      <w:proofErr w:type="spellStart"/>
-      <w:r>
-        <w:rPr>
-          <w:lang w:val="fr-FR"/>
-        </w:rPr>
-        <w:t>SafeKit</w:t>
-      </w:r>
-      <w:proofErr w:type="spellEnd"/>
-      <w:r>
-        <w:rPr>
-          <w:lang w:val="fr-FR"/>
-        </w:rPr>
-        <w:t xml:space="preserve"> fournit un</w:t>
-      </w:r>
-      <w:r>
-        <w:rPr>
-          <w:lang w:val="fr-FR"/>
-        </w:rPr>
-        <w:t xml:space="preserve"> « </w:t>
-      </w:r>
-      <w:proofErr w:type="spellStart"/>
-      <w:r>
-        <w:rPr>
-          <w:lang w:val="fr-FR"/>
-        </w:rPr>
-        <w:t>health</w:t>
-      </w:r>
-      <w:proofErr w:type="spellEnd"/>
-      <w:r>
-        <w:rPr>
-          <w:lang w:val="fr-FR"/>
-        </w:rPr>
-        <w:t xml:space="preserve"> check » </w:t>
+      <w:r>
+        <w:rPr>
+          <w:lang w:val="fr-FR"/>
+        </w:rPr>
+        <w:t>SafeKit fournit un</w:t>
+      </w:r>
+      <w:r>
+        <w:rPr>
+          <w:lang w:val="fr-FR"/>
+        </w:rPr>
+        <w:t xml:space="preserve"> « health check » </w:t>
       </w:r>
       <w:r>
         <w:rPr>
@@ -11397,21 +10369,7 @@
         <w:rPr>
           <w:lang w:val="fr-FR"/>
         </w:rPr>
-        <w:t>e « </w:t>
-      </w:r>
-      <w:proofErr w:type="spellStart"/>
-      <w:r>
-        <w:rPr>
-          <w:lang w:val="fr-FR"/>
-        </w:rPr>
-        <w:t>health</w:t>
-      </w:r>
-      <w:proofErr w:type="spellEnd"/>
-      <w:r>
-        <w:rPr>
-          <w:lang w:val="fr-FR"/>
-        </w:rPr>
-        <w:t xml:space="preserve"> check » </w:t>
+        <w:t xml:space="preserve">e « health check » </w:t>
       </w:r>
       <w:r>
         <w:rPr>
@@ -11438,21 +10396,7 @@
         <w:rPr>
           <w:lang w:val="fr-FR"/>
         </w:rPr>
-        <w:t>« </w:t>
-      </w:r>
-      <w:proofErr w:type="spellStart"/>
-      <w:r>
-        <w:rPr>
-          <w:lang w:val="fr-FR"/>
-        </w:rPr>
-        <w:t>health</w:t>
-      </w:r>
-      <w:proofErr w:type="spellEnd"/>
-      <w:r>
-        <w:rPr>
-          <w:lang w:val="fr-FR"/>
-        </w:rPr>
-        <w:t xml:space="preserve"> check »</w:t>
+        <w:t>« health check »</w:t>
       </w:r>
       <w:r>
         <w:rPr>
@@ -11469,20 +10413,12 @@
           <w:lang w:val="fr-FR"/>
         </w:rPr>
       </w:pPr>
-      <w:proofErr w:type="spellStart"/>
       <w:r>
         <w:rPr>
           <w:lang w:val="fr-FR"/>
         </w:rPr>
         <w:lastRenderedPageBreak/>
-        <w:t>SafeKit</w:t>
-      </w:r>
-      <w:proofErr w:type="spellEnd"/>
-      <w:r>
-        <w:rPr>
-          <w:lang w:val="fr-FR"/>
-        </w:rPr>
-        <w:t xml:space="preserve"> surveille l'application critique sur tous les serveurs à l'aide des </w:t>
+        <w:t xml:space="preserve">SafeKit surveille l'application critique sur tous les serveurs à l'aide des </w:t>
       </w:r>
       <w:r>
         <w:rPr>
@@ -11494,21 +10430,7 @@
         <w:rPr>
           <w:lang w:val="fr-FR"/>
         </w:rPr>
-        <w:t xml:space="preserve"> </w:t>
-      </w:r>
-      <w:proofErr w:type="spellStart"/>
-      <w:r>
-        <w:rPr>
-          <w:lang w:val="fr-FR"/>
-        </w:rPr>
-        <w:t>SafeKit</w:t>
-      </w:r>
-      <w:proofErr w:type="spellEnd"/>
-      <w:r>
-        <w:rPr>
-          <w:lang w:val="fr-FR"/>
-        </w:rPr>
-        <w:t>.</w:t>
+        <w:t xml:space="preserve"> SafeKit.</w:t>
       </w:r>
     </w:p>
     <w:p>
@@ -11518,19 +10440,11 @@
           <w:lang w:val="fr-FR"/>
         </w:rPr>
       </w:pPr>
-      <w:proofErr w:type="spellStart"/>
-      <w:r>
-        <w:rPr>
-          <w:lang w:val="fr-FR"/>
-        </w:rPr>
-        <w:t>SafeKit</w:t>
-      </w:r>
-      <w:proofErr w:type="spellEnd"/>
-      <w:r>
-        <w:rPr>
-          <w:lang w:val="fr-FR"/>
-        </w:rPr>
-        <w:t xml:space="preserve"> redémarre automatiquement l'application critique sur un serveur en cas de défaillance logicielle, grâce à des scripts de redémarrage.</w:t>
+      <w:r>
+        <w:rPr>
+          <w:lang w:val="fr-FR"/>
+        </w:rPr>
+        <w:t>SafeKit redémarre automatiquement l'application critique sur un serveur en cas de défaillance logicielle, grâce à des scripts de redémarrage.</w:t>
       </w:r>
     </w:p>
     <w:p>
@@ -11661,9 +10575,8 @@
         <w:szCs w:val="14"/>
         <w:lang w:val="fr-FR"/>
       </w:rPr>
-      <w:t xml:space="preserve">© </w:t>
+      <w:t xml:space="preserve">© Eviden. Tous les produits, noms de marque, marques de service, marques de commerce et autres noms mentionnés dans ce document sont la propriété de leurs propriétaires respectifs et sont protégés par les lois applicables en matière de marques de commerce et de droits d'auteur. </w:t>
     </w:r>
-    <w:proofErr w:type="spellStart"/>
     <w:r>
       <w:rPr>
         <w:noProof w:val="0"/>
@@ -11672,25 +10585,6 @@
       </w:rPr>
       <w:t>Eviden</w:t>
     </w:r>
-    <w:proofErr w:type="spellEnd"/>
-    <w:r>
-      <w:rPr>
-        <w:noProof w:val="0"/>
-        <w:szCs w:val="14"/>
-        <w:lang w:val="fr-FR"/>
-      </w:rPr>
-      <w:t xml:space="preserve">. Tous les produits, noms de marque, marques de service, marques de commerce et autres noms mentionnés dans ce document sont la propriété de leurs propriétaires respectifs et sont protégés par les lois applicables en matière de marques de commerce et de droits d'auteur. </w:t>
-    </w:r>
-    <w:proofErr w:type="spellStart"/>
-    <w:r>
-      <w:rPr>
-        <w:noProof w:val="0"/>
-        <w:szCs w:val="14"/>
-        <w:lang w:val="fr-FR"/>
-      </w:rPr>
-      <w:t>Eviden</w:t>
-    </w:r>
-    <w:proofErr w:type="spellEnd"/>
     <w:r>
       <w:rPr>
         <w:noProof w:val="0"/>
@@ -12300,7 +11194,6 @@
                               <w:lang w:val="fr-FR"/>
                             </w:rPr>
                           </w:pPr>
-                          <w:proofErr w:type="spellStart"/>
                           <w:r>
                             <w:rPr>
                               <w:sz w:val="40"/>
@@ -12308,23 +11201,13 @@
                             </w:rPr>
                             <w:t>Eviden</w:t>
                           </w:r>
-                          <w:proofErr w:type="spellEnd"/>
                           <w:r>
                             <w:rPr>
                               <w:sz w:val="40"/>
                               <w:szCs w:val="40"/>
                             </w:rPr>
-                            <w:t xml:space="preserve"> </w:t>
+                            <w:t xml:space="preserve"> SafeKit</w:t>
                           </w:r>
-                          <w:proofErr w:type="spellStart"/>
-                          <w:r>
-                            <w:rPr>
-                              <w:sz w:val="40"/>
-                              <w:szCs w:val="40"/>
-                            </w:rPr>
-                            <w:t>SafeKit</w:t>
-                          </w:r>
-                          <w:proofErr w:type="spellEnd"/>
                         </w:p>
                       </w:txbxContent>
                     </wps:txbx>
@@ -12653,7 +11536,6 @@
                               <w:lang w:val="fr-FR"/>
                             </w:rPr>
                           </w:pPr>
-                          <w:proofErr w:type="spellStart"/>
                           <w:r>
                             <w:rPr>
                               <w:sz w:val="40"/>
@@ -12661,23 +11543,13 @@
                             </w:rPr>
                             <w:t>Eviden</w:t>
                           </w:r>
-                          <w:proofErr w:type="spellEnd"/>
                           <w:r>
                             <w:rPr>
                               <w:sz w:val="40"/>
                               <w:szCs w:val="40"/>
                             </w:rPr>
-                            <w:t xml:space="preserve"> </w:t>
+                            <w:t xml:space="preserve"> SafeKit</w:t>
                           </w:r>
-                          <w:proofErr w:type="spellStart"/>
-                          <w:r>
-                            <w:rPr>
-                              <w:sz w:val="40"/>
-                              <w:szCs w:val="40"/>
-                            </w:rPr>
-                            <w:t>SafeKit</w:t>
-                          </w:r>
-                          <w:proofErr w:type="spellEnd"/>
                         </w:p>
                       </w:txbxContent>
                     </wps:txbx>
